--- a/Proposal.docx
+++ b/Proposal.docx
@@ -9,6 +9,7 @@
           <w:lang w:val="de-DE"/>
         </w:rPr>
       </w:pPr>
+      <w:proofErr w:type="spellStart"/>
       <w:r>
         <w:rPr>
           <w:b/>
@@ -16,6 +17,7 @@
         </w:rPr>
         <w:t>Proposal</w:t>
       </w:r>
+      <w:proofErr w:type="spellEnd"/>
       <w:r>
         <w:rPr>
           <w:b/>
@@ -62,28 +64,30 @@
           <w:bCs/>
           <w:i/>
         </w:rPr>
-        <w:t>I want to look at a dataset from the WHO (</w:t>
+        <w:t xml:space="preserve">I want to look at a dataset from the WHO (https://www.who.int/data/gho/indicator-metadata-registry/imr-details/31). </w:t>
       </w:r>
       <w:r>
         <w:rPr>
           <w:bCs/>
           <w:i/>
         </w:rPr>
-        <w:t>https://www.who.int/data/gho/indicator-metadata-registry/imr-details/31</w:t>
-      </w:r>
+        <w:t xml:space="preserve">For 184 countries, it includes as a dependent variable the number of people that are alive </w:t>
+      </w:r>
+      <w:proofErr w:type="gramStart"/>
       <w:r>
         <w:rPr>
           <w:bCs/>
           <w:i/>
         </w:rPr>
-        <w:t xml:space="preserve">). </w:t>
-      </w:r>
+        <w:t>at</w:t>
+      </w:r>
+      <w:proofErr w:type="gramEnd"/>
       <w:r>
         <w:rPr>
           <w:bCs/>
           <w:i/>
         </w:rPr>
-        <w:t>For 184 countries, it includes as a dependent variable the number of people that are alive at different age groups (</w:t>
+        <w:t xml:space="preserve"> different age groups (</w:t>
       </w:r>
       <w:proofErr w:type="gramStart"/>
       <w:r>
@@ -139,7 +143,35 @@
           <w:bCs/>
           <w:i/>
         </w:rPr>
-        <w:t>1) Across countries, did the survival rate increase from 2000 to 2015?</w:t>
+        <w:t xml:space="preserve">1) Across countries, did the survival rate </w:t>
+      </w:r>
+      <w:r>
+        <w:rPr>
+          <w:bCs/>
+          <w:i/>
+        </w:rPr>
+        <w:t xml:space="preserve">generally </w:t>
+      </w:r>
+      <w:r>
+        <w:rPr>
+          <w:bCs/>
+          <w:i/>
+        </w:rPr>
+        <w:t>increase from 2000 to 201</w:t>
+      </w:r>
+      <w:r>
+        <w:rPr>
+          <w:bCs/>
+          <w:i/>
+        </w:rPr>
+        <w:t>9 across countries</w:t>
+      </w:r>
+      <w:r>
+        <w:rPr>
+          <w:bCs/>
+          <w:i/>
+        </w:rPr>
+        <w:t>?</w:t>
       </w:r>
     </w:p>
     <w:p>
@@ -460,8 +492,17 @@
           <w:bCs/>
           <w:i/>
         </w:rPr>
-        <w:t>may mary</w:t>
-      </w:r>
+        <w:t xml:space="preserve">may </w:t>
+      </w:r>
+      <w:proofErr w:type="spellStart"/>
+      <w:r>
+        <w:rPr>
+          <w:bCs/>
+          <w:i/>
+        </w:rPr>
+        <w:t>mary</w:t>
+      </w:r>
+      <w:proofErr w:type="spellEnd"/>
       <w:r>
         <w:rPr>
           <w:bCs/>
@@ -719,23 +760,51 @@
         <w:rPr>
           <w:rFonts w:ascii="Consolas" w:hAnsi="Consolas"/>
         </w:rPr>
-        <w:t>library(tidyverse)</w:t>
-      </w:r>
-    </w:p>
-    <w:p>
-      <w:pPr>
-        <w:tabs>
-          <w:tab w:val="left" w:pos="3579"/>
-        </w:tabs>
-        <w:rPr>
-          <w:rFonts w:ascii="Consolas" w:hAnsi="Consolas"/>
-        </w:rPr>
-      </w:pPr>
-      <w:r>
-        <w:rPr>
-          <w:rFonts w:ascii="Consolas" w:hAnsi="Consolas"/>
-        </w:rPr>
-        <w:t>library(forcats)</w:t>
+        <w:t>library(</w:t>
+      </w:r>
+      <w:proofErr w:type="spellStart"/>
+      <w:r>
+        <w:rPr>
+          <w:rFonts w:ascii="Consolas" w:hAnsi="Consolas"/>
+        </w:rPr>
+        <w:t>tidyverse</w:t>
+      </w:r>
+      <w:proofErr w:type="spellEnd"/>
+      <w:r>
+        <w:rPr>
+          <w:rFonts w:ascii="Consolas" w:hAnsi="Consolas"/>
+        </w:rPr>
+        <w:t>)</w:t>
+      </w:r>
+    </w:p>
+    <w:p>
+      <w:pPr>
+        <w:tabs>
+          <w:tab w:val="left" w:pos="3579"/>
+        </w:tabs>
+        <w:rPr>
+          <w:rFonts w:ascii="Consolas" w:hAnsi="Consolas"/>
+        </w:rPr>
+      </w:pPr>
+      <w:r>
+        <w:rPr>
+          <w:rFonts w:ascii="Consolas" w:hAnsi="Consolas"/>
+        </w:rPr>
+        <w:t>library(</w:t>
+      </w:r>
+      <w:proofErr w:type="spellStart"/>
+      <w:r>
+        <w:rPr>
+          <w:rFonts w:ascii="Consolas" w:hAnsi="Consolas"/>
+        </w:rPr>
+        <w:t>forcats</w:t>
+      </w:r>
+      <w:proofErr w:type="spellEnd"/>
+      <w:r>
+        <w:rPr>
+          <w:rFonts w:ascii="Consolas" w:hAnsi="Consolas"/>
+        </w:rPr>
+        <w:t>)</w:t>
       </w:r>
     </w:p>
     <w:p>
@@ -754,45 +823,67 @@
         </w:rPr>
         <w:t>options(</w:t>
       </w:r>
-      <w:proofErr w:type="gramEnd"/>
-      <w:r>
-        <w:rPr>
-          <w:rFonts w:ascii="Consolas" w:hAnsi="Consolas"/>
-        </w:rPr>
-        <w:t>scipen = 999)</w:t>
-      </w:r>
-    </w:p>
-    <w:p>
-      <w:pPr>
-        <w:tabs>
-          <w:tab w:val="left" w:pos="3579"/>
-        </w:tabs>
-        <w:rPr>
-          <w:rFonts w:ascii="Consolas" w:hAnsi="Consolas"/>
-        </w:rPr>
-      </w:pPr>
-    </w:p>
-    <w:p>
-      <w:pPr>
-        <w:tabs>
-          <w:tab w:val="left" w:pos="3579"/>
-        </w:tabs>
-        <w:rPr>
-          <w:rFonts w:ascii="Consolas" w:hAnsi="Consolas"/>
-        </w:rPr>
-      </w:pPr>
-      <w:r>
-        <w:rPr>
-          <w:rFonts w:ascii="Consolas" w:hAnsi="Consolas"/>
-        </w:rPr>
-        <w:t>#x &lt;- get_</w:t>
-      </w:r>
-      <w:proofErr w:type="gramStart"/>
-      <w:r>
-        <w:rPr>
-          <w:rFonts w:ascii="Consolas" w:hAnsi="Consolas"/>
-        </w:rPr>
-        <w:t>codes(</w:t>
+      <w:proofErr w:type="spellStart"/>
+      <w:proofErr w:type="gramEnd"/>
+      <w:r>
+        <w:rPr>
+          <w:rFonts w:ascii="Consolas" w:hAnsi="Consolas"/>
+        </w:rPr>
+        <w:t>scipen</w:t>
+      </w:r>
+      <w:proofErr w:type="spellEnd"/>
+      <w:r>
+        <w:rPr>
+          <w:rFonts w:ascii="Consolas" w:hAnsi="Consolas"/>
+        </w:rPr>
+        <w:t xml:space="preserve"> = 999)</w:t>
+      </w:r>
+    </w:p>
+    <w:p>
+      <w:pPr>
+        <w:tabs>
+          <w:tab w:val="left" w:pos="3579"/>
+        </w:tabs>
+        <w:rPr>
+          <w:rFonts w:ascii="Consolas" w:hAnsi="Consolas"/>
+        </w:rPr>
+      </w:pPr>
+    </w:p>
+    <w:p>
+      <w:pPr>
+        <w:tabs>
+          <w:tab w:val="left" w:pos="3579"/>
+        </w:tabs>
+        <w:rPr>
+          <w:rFonts w:ascii="Consolas" w:hAnsi="Consolas"/>
+        </w:rPr>
+      </w:pPr>
+      <w:r>
+        <w:rPr>
+          <w:rFonts w:ascii="Consolas" w:hAnsi="Consolas"/>
+        </w:rPr>
+        <w:t xml:space="preserve">#x &lt;- </w:t>
+      </w:r>
+      <w:proofErr w:type="spellStart"/>
+      <w:r>
+        <w:rPr>
+          <w:rFonts w:ascii="Consolas" w:hAnsi="Consolas"/>
+        </w:rPr>
+        <w:t>get_</w:t>
+      </w:r>
+      <w:proofErr w:type="gramStart"/>
+      <w:r>
+        <w:rPr>
+          <w:rFonts w:ascii="Consolas" w:hAnsi="Consolas"/>
+        </w:rPr>
+        <w:t>codes</w:t>
+      </w:r>
+      <w:proofErr w:type="spellEnd"/>
+      <w:r>
+        <w:rPr>
+          <w:rFonts w:ascii="Consolas" w:hAnsi="Consolas"/>
+        </w:rPr>
+        <w:t>(</w:t>
       </w:r>
       <w:proofErr w:type="gramEnd"/>
       <w:r>
@@ -815,39 +906,167 @@
         <w:rPr>
           <w:rFonts w:ascii="Consolas" w:hAnsi="Consolas"/>
         </w:rPr>
-        <w:t>y &lt;- get_data("LIFE_0000000031")</w:t>
-      </w:r>
-    </w:p>
-    <w:p>
-      <w:pPr>
-        <w:tabs>
-          <w:tab w:val="left" w:pos="3579"/>
-        </w:tabs>
-        <w:rPr>
-          <w:rFonts w:ascii="Consolas" w:hAnsi="Consolas"/>
-        </w:rPr>
-      </w:pPr>
-      <w:r>
-        <w:rPr>
-          <w:rFonts w:ascii="Consolas" w:hAnsi="Consolas"/>
-        </w:rPr>
-        <w:t>y$agegroup &lt;- y$agegroup %&gt;% as.factor()</w:t>
-      </w:r>
-    </w:p>
-    <w:p>
-      <w:pPr>
-        <w:tabs>
-          <w:tab w:val="left" w:pos="3579"/>
-        </w:tabs>
-        <w:rPr>
-          <w:rFonts w:ascii="Consolas" w:hAnsi="Consolas"/>
-        </w:rPr>
-      </w:pPr>
-      <w:r>
-        <w:rPr>
-          <w:rFonts w:ascii="Consolas" w:hAnsi="Consolas"/>
-        </w:rPr>
-        <w:t>y$agegroup &lt;- factor(y$agegroup, levels = c(levels(y$agegroup)[1:2], levels(y$agegroup)[11], levels(y$agegroup)[3:10], levels(y$agegroup)[12:19]))</w:t>
+        <w:t xml:space="preserve">y &lt;- </w:t>
+      </w:r>
+      <w:proofErr w:type="spellStart"/>
+      <w:r>
+        <w:rPr>
+          <w:rFonts w:ascii="Consolas" w:hAnsi="Consolas"/>
+        </w:rPr>
+        <w:t>get_data</w:t>
+      </w:r>
+      <w:proofErr w:type="spellEnd"/>
+      <w:r>
+        <w:rPr>
+          <w:rFonts w:ascii="Consolas" w:hAnsi="Consolas"/>
+        </w:rPr>
+        <w:t>("LIFE_0000000031")</w:t>
+      </w:r>
+    </w:p>
+    <w:p>
+      <w:pPr>
+        <w:tabs>
+          <w:tab w:val="left" w:pos="3579"/>
+        </w:tabs>
+        <w:rPr>
+          <w:rFonts w:ascii="Consolas" w:hAnsi="Consolas"/>
+        </w:rPr>
+      </w:pPr>
+      <w:proofErr w:type="spellStart"/>
+      <w:r>
+        <w:rPr>
+          <w:rFonts w:ascii="Consolas" w:hAnsi="Consolas"/>
+        </w:rPr>
+        <w:t>y$agegroup</w:t>
+      </w:r>
+      <w:proofErr w:type="spellEnd"/>
+      <w:r>
+        <w:rPr>
+          <w:rFonts w:ascii="Consolas" w:hAnsi="Consolas"/>
+        </w:rPr>
+        <w:t xml:space="preserve"> &lt;- </w:t>
+      </w:r>
+      <w:proofErr w:type="spellStart"/>
+      <w:r>
+        <w:rPr>
+          <w:rFonts w:ascii="Consolas" w:hAnsi="Consolas"/>
+        </w:rPr>
+        <w:t>y$agegroup</w:t>
+      </w:r>
+      <w:proofErr w:type="spellEnd"/>
+      <w:r>
+        <w:rPr>
+          <w:rFonts w:ascii="Consolas" w:hAnsi="Consolas"/>
+        </w:rPr>
+        <w:t xml:space="preserve"> %&gt;% </w:t>
+      </w:r>
+      <w:proofErr w:type="spellStart"/>
+      <w:r>
+        <w:rPr>
+          <w:rFonts w:ascii="Consolas" w:hAnsi="Consolas"/>
+        </w:rPr>
+        <w:t>as.factor</w:t>
+      </w:r>
+      <w:proofErr w:type="spellEnd"/>
+      <w:r>
+        <w:rPr>
+          <w:rFonts w:ascii="Consolas" w:hAnsi="Consolas"/>
+        </w:rPr>
+        <w:t>()</w:t>
+      </w:r>
+    </w:p>
+    <w:p>
+      <w:pPr>
+        <w:tabs>
+          <w:tab w:val="left" w:pos="3579"/>
+        </w:tabs>
+        <w:rPr>
+          <w:rFonts w:ascii="Consolas" w:hAnsi="Consolas"/>
+        </w:rPr>
+      </w:pPr>
+      <w:proofErr w:type="spellStart"/>
+      <w:r>
+        <w:rPr>
+          <w:rFonts w:ascii="Consolas" w:hAnsi="Consolas"/>
+        </w:rPr>
+        <w:t>y$agegroup</w:t>
+      </w:r>
+      <w:proofErr w:type="spellEnd"/>
+      <w:r>
+        <w:rPr>
+          <w:rFonts w:ascii="Consolas" w:hAnsi="Consolas"/>
+        </w:rPr>
+        <w:t xml:space="preserve"> &lt;- factor(</w:t>
+      </w:r>
+      <w:proofErr w:type="spellStart"/>
+      <w:r>
+        <w:rPr>
+          <w:rFonts w:ascii="Consolas" w:hAnsi="Consolas"/>
+        </w:rPr>
+        <w:t>y$agegroup</w:t>
+      </w:r>
+      <w:proofErr w:type="spellEnd"/>
+      <w:r>
+        <w:rPr>
+          <w:rFonts w:ascii="Consolas" w:hAnsi="Consolas"/>
+        </w:rPr>
+        <w:t>, levels = c(levels(</w:t>
+      </w:r>
+      <w:proofErr w:type="spellStart"/>
+      <w:r>
+        <w:rPr>
+          <w:rFonts w:ascii="Consolas" w:hAnsi="Consolas"/>
+        </w:rPr>
+        <w:t>y$agegroup</w:t>
+      </w:r>
+      <w:proofErr w:type="spellEnd"/>
+      <w:r>
+        <w:rPr>
+          <w:rFonts w:ascii="Consolas" w:hAnsi="Consolas"/>
+        </w:rPr>
+        <w:t>)[1:2], levels(</w:t>
+      </w:r>
+      <w:proofErr w:type="spellStart"/>
+      <w:r>
+        <w:rPr>
+          <w:rFonts w:ascii="Consolas" w:hAnsi="Consolas"/>
+        </w:rPr>
+        <w:t>y$agegroup</w:t>
+      </w:r>
+      <w:proofErr w:type="spellEnd"/>
+      <w:r>
+        <w:rPr>
+          <w:rFonts w:ascii="Consolas" w:hAnsi="Consolas"/>
+        </w:rPr>
+        <w:t>)[11], levels(</w:t>
+      </w:r>
+      <w:proofErr w:type="spellStart"/>
+      <w:r>
+        <w:rPr>
+          <w:rFonts w:ascii="Consolas" w:hAnsi="Consolas"/>
+        </w:rPr>
+        <w:t>y$agegroup</w:t>
+      </w:r>
+      <w:proofErr w:type="spellEnd"/>
+      <w:r>
+        <w:rPr>
+          <w:rFonts w:ascii="Consolas" w:hAnsi="Consolas"/>
+        </w:rPr>
+        <w:t>)[3:10], levels(</w:t>
+      </w:r>
+      <w:proofErr w:type="spellStart"/>
+      <w:r>
+        <w:rPr>
+          <w:rFonts w:ascii="Consolas" w:hAnsi="Consolas"/>
+        </w:rPr>
+        <w:t>y$agegroup</w:t>
+      </w:r>
+      <w:proofErr w:type="spellEnd"/>
+      <w:r>
+        <w:rPr>
+          <w:rFonts w:ascii="Consolas" w:hAnsi="Consolas"/>
+        </w:rPr>
+        <w:t>)[12:19]))</w:t>
       </w:r>
     </w:p>
     <w:p>
@@ -885,50 +1104,142 @@
           <w:rFonts w:ascii="Consolas" w:hAnsi="Consolas"/>
         </w:rPr>
       </w:pPr>
-      <w:r>
-        <w:rPr>
-          <w:rFonts w:ascii="Consolas" w:hAnsi="Consolas"/>
-        </w:rPr>
-        <w:t>ggplot(y[y$year == 2019 &amp; y$sex != "Both sexes",])+</w:t>
-      </w:r>
-    </w:p>
-    <w:p>
-      <w:pPr>
-        <w:tabs>
-          <w:tab w:val="left" w:pos="3579"/>
-        </w:tabs>
-        <w:rPr>
-          <w:rFonts w:ascii="Consolas" w:hAnsi="Consolas"/>
-        </w:rPr>
-      </w:pPr>
-      <w:r>
-        <w:rPr>
-          <w:rFonts w:ascii="Consolas" w:hAnsi="Consolas"/>
-        </w:rPr>
-        <w:t xml:space="preserve">  geom_line(aes(x = agegroup, y = value, group = interaction(country, sex), color = sex))+</w:t>
-      </w:r>
-    </w:p>
-    <w:p>
-      <w:pPr>
-        <w:tabs>
-          <w:tab w:val="left" w:pos="3579"/>
-        </w:tabs>
-        <w:rPr>
-          <w:rFonts w:ascii="Consolas" w:hAnsi="Consolas"/>
-        </w:rPr>
-      </w:pPr>
-      <w:r>
-        <w:rPr>
-          <w:rFonts w:ascii="Consolas" w:hAnsi="Consolas"/>
-        </w:rPr>
-        <w:t xml:space="preserve">  theme_</w:t>
-      </w:r>
-      <w:proofErr w:type="gramStart"/>
-      <w:r>
-        <w:rPr>
-          <w:rFonts w:ascii="Consolas" w:hAnsi="Consolas"/>
-        </w:rPr>
-        <w:t>classic(</w:t>
+      <w:proofErr w:type="spellStart"/>
+      <w:r>
+        <w:rPr>
+          <w:rFonts w:ascii="Consolas" w:hAnsi="Consolas"/>
+        </w:rPr>
+        <w:t>ggplot</w:t>
+      </w:r>
+      <w:proofErr w:type="spellEnd"/>
+      <w:r>
+        <w:rPr>
+          <w:rFonts w:ascii="Consolas" w:hAnsi="Consolas"/>
+        </w:rPr>
+        <w:t>(y[</w:t>
+      </w:r>
+      <w:proofErr w:type="spellStart"/>
+      <w:r>
+        <w:rPr>
+          <w:rFonts w:ascii="Consolas" w:hAnsi="Consolas"/>
+        </w:rPr>
+        <w:t>y$year</w:t>
+      </w:r>
+      <w:proofErr w:type="spellEnd"/>
+      <w:r>
+        <w:rPr>
+          <w:rFonts w:ascii="Consolas" w:hAnsi="Consolas"/>
+        </w:rPr>
+        <w:t xml:space="preserve"> == 2019 &amp; </w:t>
+      </w:r>
+      <w:proofErr w:type="spellStart"/>
+      <w:r>
+        <w:rPr>
+          <w:rFonts w:ascii="Consolas" w:hAnsi="Consolas"/>
+        </w:rPr>
+        <w:t>y$sex</w:t>
+      </w:r>
+      <w:proofErr w:type="spellEnd"/>
+      <w:r>
+        <w:rPr>
+          <w:rFonts w:ascii="Consolas" w:hAnsi="Consolas"/>
+        </w:rPr>
+        <w:t xml:space="preserve"> != "Both sexes",])+</w:t>
+      </w:r>
+    </w:p>
+    <w:p>
+      <w:pPr>
+        <w:tabs>
+          <w:tab w:val="left" w:pos="3579"/>
+        </w:tabs>
+        <w:rPr>
+          <w:rFonts w:ascii="Consolas" w:hAnsi="Consolas"/>
+        </w:rPr>
+      </w:pPr>
+      <w:r>
+        <w:rPr>
+          <w:rFonts w:ascii="Consolas" w:hAnsi="Consolas"/>
+        </w:rPr>
+        <w:t xml:space="preserve">  </w:t>
+      </w:r>
+      <w:proofErr w:type="spellStart"/>
+      <w:r>
+        <w:rPr>
+          <w:rFonts w:ascii="Consolas" w:hAnsi="Consolas"/>
+        </w:rPr>
+        <w:t>geom_line</w:t>
+      </w:r>
+      <w:proofErr w:type="spellEnd"/>
+      <w:r>
+        <w:rPr>
+          <w:rFonts w:ascii="Consolas" w:hAnsi="Consolas"/>
+        </w:rPr>
+        <w:t>(</w:t>
+      </w:r>
+      <w:proofErr w:type="spellStart"/>
+      <w:r>
+        <w:rPr>
+          <w:rFonts w:ascii="Consolas" w:hAnsi="Consolas"/>
+        </w:rPr>
+        <w:t>aes</w:t>
+      </w:r>
+      <w:proofErr w:type="spellEnd"/>
+      <w:r>
+        <w:rPr>
+          <w:rFonts w:ascii="Consolas" w:hAnsi="Consolas"/>
+        </w:rPr>
+        <w:t xml:space="preserve">(x = </w:t>
+      </w:r>
+      <w:proofErr w:type="spellStart"/>
+      <w:r>
+        <w:rPr>
+          <w:rFonts w:ascii="Consolas" w:hAnsi="Consolas"/>
+        </w:rPr>
+        <w:t>agegroup</w:t>
+      </w:r>
+      <w:proofErr w:type="spellEnd"/>
+      <w:r>
+        <w:rPr>
+          <w:rFonts w:ascii="Consolas" w:hAnsi="Consolas"/>
+        </w:rPr>
+        <w:t>, y = value, group = interaction(country, sex), color = sex))+</w:t>
+      </w:r>
+    </w:p>
+    <w:p>
+      <w:pPr>
+        <w:tabs>
+          <w:tab w:val="left" w:pos="3579"/>
+        </w:tabs>
+        <w:rPr>
+          <w:rFonts w:ascii="Consolas" w:hAnsi="Consolas"/>
+        </w:rPr>
+      </w:pPr>
+      <w:r>
+        <w:rPr>
+          <w:rFonts w:ascii="Consolas" w:hAnsi="Consolas"/>
+        </w:rPr>
+        <w:t xml:space="preserve">  </w:t>
+      </w:r>
+      <w:proofErr w:type="spellStart"/>
+      <w:r>
+        <w:rPr>
+          <w:rFonts w:ascii="Consolas" w:hAnsi="Consolas"/>
+        </w:rPr>
+        <w:t>theme_</w:t>
+      </w:r>
+      <w:proofErr w:type="gramStart"/>
+      <w:r>
+        <w:rPr>
+          <w:rFonts w:ascii="Consolas" w:hAnsi="Consolas"/>
+        </w:rPr>
+        <w:t>classic</w:t>
+      </w:r>
+      <w:proofErr w:type="spellEnd"/>
+      <w:r>
+        <w:rPr>
+          <w:rFonts w:ascii="Consolas" w:hAnsi="Consolas"/>
+        </w:rPr>
+        <w:t>(</w:t>
       </w:r>
       <w:proofErr w:type="gramEnd"/>
       <w:r>
@@ -951,7 +1262,35 @@
         <w:rPr>
           <w:rFonts w:ascii="Consolas" w:hAnsi="Consolas"/>
         </w:rPr>
-        <w:t xml:space="preserve">  theme(axis.text.x = element_text(angle = 90))</w:t>
+        <w:t xml:space="preserve">  theme(</w:t>
+      </w:r>
+      <w:proofErr w:type="spellStart"/>
+      <w:r>
+        <w:rPr>
+          <w:rFonts w:ascii="Consolas" w:hAnsi="Consolas"/>
+        </w:rPr>
+        <w:t>axis.text.x</w:t>
+      </w:r>
+      <w:proofErr w:type="spellEnd"/>
+      <w:r>
+        <w:rPr>
+          <w:rFonts w:ascii="Consolas" w:hAnsi="Consolas"/>
+        </w:rPr>
+        <w:t xml:space="preserve"> = </w:t>
+      </w:r>
+      <w:proofErr w:type="spellStart"/>
+      <w:r>
+        <w:rPr>
+          <w:rFonts w:ascii="Consolas" w:hAnsi="Consolas"/>
+        </w:rPr>
+        <w:t>element_text</w:t>
+      </w:r>
+      <w:proofErr w:type="spellEnd"/>
+      <w:r>
+        <w:rPr>
+          <w:rFonts w:ascii="Consolas" w:hAnsi="Consolas"/>
+        </w:rPr>
+        <w:t>(angle = 90))</w:t>
       </w:r>
     </w:p>
     <w:p>
@@ -1025,24 +1364,52 @@
         <w:rPr>
           <w:rFonts w:ascii="Consolas" w:hAnsi="Consolas"/>
         </w:rPr>
-        <w:t xml:space="preserve">  group_by(agegroup, year) %&gt;%</w:t>
-      </w:r>
-    </w:p>
-    <w:p>
-      <w:pPr>
-        <w:tabs>
-          <w:tab w:val="left" w:pos="3579"/>
-        </w:tabs>
-        <w:rPr>
-          <w:rFonts w:ascii="Consolas" w:hAnsi="Consolas"/>
-        </w:rPr>
-      </w:pPr>
-      <w:r>
-        <w:rPr>
-          <w:rFonts w:ascii="Consolas" w:hAnsi="Consolas"/>
-        </w:rPr>
         <w:t xml:space="preserve">  </w:t>
       </w:r>
+      <w:proofErr w:type="spellStart"/>
+      <w:r>
+        <w:rPr>
+          <w:rFonts w:ascii="Consolas" w:hAnsi="Consolas"/>
+        </w:rPr>
+        <w:t>group_by</w:t>
+      </w:r>
+      <w:proofErr w:type="spellEnd"/>
+      <w:r>
+        <w:rPr>
+          <w:rFonts w:ascii="Consolas" w:hAnsi="Consolas"/>
+        </w:rPr>
+        <w:t>(</w:t>
+      </w:r>
+      <w:proofErr w:type="spellStart"/>
+      <w:r>
+        <w:rPr>
+          <w:rFonts w:ascii="Consolas" w:hAnsi="Consolas"/>
+        </w:rPr>
+        <w:t>agegroup</w:t>
+      </w:r>
+      <w:proofErr w:type="spellEnd"/>
+      <w:r>
+        <w:rPr>
+          <w:rFonts w:ascii="Consolas" w:hAnsi="Consolas"/>
+        </w:rPr>
+        <w:t>, year) %&gt;%</w:t>
+      </w:r>
+    </w:p>
+    <w:p>
+      <w:pPr>
+        <w:tabs>
+          <w:tab w:val="left" w:pos="3579"/>
+        </w:tabs>
+        <w:rPr>
+          <w:rFonts w:ascii="Consolas" w:hAnsi="Consolas"/>
+        </w:rPr>
+      </w:pPr>
+      <w:r>
+        <w:rPr>
+          <w:rFonts w:ascii="Consolas" w:hAnsi="Consolas"/>
+        </w:rPr>
+        <w:t xml:space="preserve">  </w:t>
+      </w:r>
       <w:proofErr w:type="gramStart"/>
       <w:r>
         <w:rPr>
@@ -1077,50 +1444,114 @@
           <w:rFonts w:ascii="Consolas" w:hAnsi="Consolas"/>
         </w:rPr>
       </w:pPr>
-      <w:r>
-        <w:rPr>
-          <w:rFonts w:ascii="Consolas" w:hAnsi="Consolas"/>
-        </w:rPr>
-        <w:t>ggplot(data) +</w:t>
-      </w:r>
-    </w:p>
-    <w:p>
-      <w:pPr>
-        <w:tabs>
-          <w:tab w:val="left" w:pos="3579"/>
-        </w:tabs>
-        <w:rPr>
-          <w:rFonts w:ascii="Consolas" w:hAnsi="Consolas"/>
-        </w:rPr>
-      </w:pPr>
-      <w:r>
-        <w:rPr>
-          <w:rFonts w:ascii="Consolas" w:hAnsi="Consolas"/>
-        </w:rPr>
-        <w:t xml:space="preserve">  geom_line(aes(x  = agegroup, y = M, group = year, color = year))+</w:t>
-      </w:r>
-    </w:p>
-    <w:p>
-      <w:pPr>
-        <w:tabs>
-          <w:tab w:val="left" w:pos="3579"/>
-        </w:tabs>
-        <w:rPr>
-          <w:rFonts w:ascii="Consolas" w:hAnsi="Consolas"/>
-        </w:rPr>
-      </w:pPr>
-      <w:r>
-        <w:rPr>
-          <w:rFonts w:ascii="Consolas" w:hAnsi="Consolas"/>
-        </w:rPr>
-        <w:t xml:space="preserve">  theme_</w:t>
-      </w:r>
-      <w:proofErr w:type="gramStart"/>
-      <w:r>
-        <w:rPr>
-          <w:rFonts w:ascii="Consolas" w:hAnsi="Consolas"/>
-        </w:rPr>
-        <w:t>classic(</w:t>
+      <w:proofErr w:type="spellStart"/>
+      <w:r>
+        <w:rPr>
+          <w:rFonts w:ascii="Consolas" w:hAnsi="Consolas"/>
+        </w:rPr>
+        <w:t>ggplot</w:t>
+      </w:r>
+      <w:proofErr w:type="spellEnd"/>
+      <w:r>
+        <w:rPr>
+          <w:rFonts w:ascii="Consolas" w:hAnsi="Consolas"/>
+        </w:rPr>
+        <w:t>(data) +</w:t>
+      </w:r>
+    </w:p>
+    <w:p>
+      <w:pPr>
+        <w:tabs>
+          <w:tab w:val="left" w:pos="3579"/>
+        </w:tabs>
+        <w:rPr>
+          <w:rFonts w:ascii="Consolas" w:hAnsi="Consolas"/>
+        </w:rPr>
+      </w:pPr>
+      <w:r>
+        <w:rPr>
+          <w:rFonts w:ascii="Consolas" w:hAnsi="Consolas"/>
+        </w:rPr>
+        <w:t xml:space="preserve">  </w:t>
+      </w:r>
+      <w:proofErr w:type="spellStart"/>
+      <w:r>
+        <w:rPr>
+          <w:rFonts w:ascii="Consolas" w:hAnsi="Consolas"/>
+        </w:rPr>
+        <w:t>geom_line</w:t>
+      </w:r>
+      <w:proofErr w:type="spellEnd"/>
+      <w:r>
+        <w:rPr>
+          <w:rFonts w:ascii="Consolas" w:hAnsi="Consolas"/>
+        </w:rPr>
+        <w:t>(</w:t>
+      </w:r>
+      <w:proofErr w:type="spellStart"/>
+      <w:r>
+        <w:rPr>
+          <w:rFonts w:ascii="Consolas" w:hAnsi="Consolas"/>
+        </w:rPr>
+        <w:t>aes</w:t>
+      </w:r>
+      <w:proofErr w:type="spellEnd"/>
+      <w:r>
+        <w:rPr>
+          <w:rFonts w:ascii="Consolas" w:hAnsi="Consolas"/>
+        </w:rPr>
+        <w:t xml:space="preserve">(x  = </w:t>
+      </w:r>
+      <w:proofErr w:type="spellStart"/>
+      <w:r>
+        <w:rPr>
+          <w:rFonts w:ascii="Consolas" w:hAnsi="Consolas"/>
+        </w:rPr>
+        <w:t>agegroup</w:t>
+      </w:r>
+      <w:proofErr w:type="spellEnd"/>
+      <w:r>
+        <w:rPr>
+          <w:rFonts w:ascii="Consolas" w:hAnsi="Consolas"/>
+        </w:rPr>
+        <w:t>, y = M, group = year, color = year))+</w:t>
+      </w:r>
+    </w:p>
+    <w:p>
+      <w:pPr>
+        <w:tabs>
+          <w:tab w:val="left" w:pos="3579"/>
+        </w:tabs>
+        <w:rPr>
+          <w:rFonts w:ascii="Consolas" w:hAnsi="Consolas"/>
+        </w:rPr>
+      </w:pPr>
+      <w:r>
+        <w:rPr>
+          <w:rFonts w:ascii="Consolas" w:hAnsi="Consolas"/>
+        </w:rPr>
+        <w:t xml:space="preserve">  </w:t>
+      </w:r>
+      <w:proofErr w:type="spellStart"/>
+      <w:r>
+        <w:rPr>
+          <w:rFonts w:ascii="Consolas" w:hAnsi="Consolas"/>
+        </w:rPr>
+        <w:t>theme_</w:t>
+      </w:r>
+      <w:proofErr w:type="gramStart"/>
+      <w:r>
+        <w:rPr>
+          <w:rFonts w:ascii="Consolas" w:hAnsi="Consolas"/>
+        </w:rPr>
+        <w:t>classic</w:t>
+      </w:r>
+      <w:proofErr w:type="spellEnd"/>
+      <w:r>
+        <w:rPr>
+          <w:rFonts w:ascii="Consolas" w:hAnsi="Consolas"/>
+        </w:rPr>
+        <w:t>(</w:t>
       </w:r>
       <w:proofErr w:type="gramEnd"/>
       <w:r>
@@ -1143,7 +1574,35 @@
         <w:rPr>
           <w:rFonts w:ascii="Consolas" w:hAnsi="Consolas"/>
         </w:rPr>
-        <w:t xml:space="preserve">  theme(axis.text.x = element_text(angle = 90))</w:t>
+        <w:t xml:space="preserve">  theme(</w:t>
+      </w:r>
+      <w:proofErr w:type="spellStart"/>
+      <w:r>
+        <w:rPr>
+          <w:rFonts w:ascii="Consolas" w:hAnsi="Consolas"/>
+        </w:rPr>
+        <w:t>axis.text.x</w:t>
+      </w:r>
+      <w:proofErr w:type="spellEnd"/>
+      <w:r>
+        <w:rPr>
+          <w:rFonts w:ascii="Consolas" w:hAnsi="Consolas"/>
+        </w:rPr>
+        <w:t xml:space="preserve"> = </w:t>
+      </w:r>
+      <w:proofErr w:type="spellStart"/>
+      <w:r>
+        <w:rPr>
+          <w:rFonts w:ascii="Consolas" w:hAnsi="Consolas"/>
+        </w:rPr>
+        <w:t>element_text</w:t>
+      </w:r>
+      <w:proofErr w:type="spellEnd"/>
+      <w:r>
+        <w:rPr>
+          <w:rFonts w:ascii="Consolas" w:hAnsi="Consolas"/>
+        </w:rPr>
+        <w:t>(angle = 90))</w:t>
       </w:r>
     </w:p>
     <w:p>
@@ -1225,23 +1684,21 @@
         <w:rPr>
           <w:rFonts w:ascii="Consolas" w:hAnsi="Consolas"/>
         </w:rPr>
-        <w:t>sex == "Both sexes" &amp; agegroup == "85+ years") %&gt;%</w:t>
-      </w:r>
-    </w:p>
-    <w:p>
-      <w:pPr>
-        <w:tabs>
-          <w:tab w:val="left" w:pos="3579"/>
-        </w:tabs>
-        <w:rPr>
-          <w:rFonts w:ascii="Consolas" w:hAnsi="Consolas"/>
-        </w:rPr>
-      </w:pPr>
-      <w:r>
-        <w:rPr>
-          <w:rFonts w:ascii="Consolas" w:hAnsi="Consolas"/>
-        </w:rPr>
-        <w:t xml:space="preserve">  group_by(country) %&gt;%</w:t>
+        <w:t xml:space="preserve">sex == "Both sexes" &amp; </w:t>
+      </w:r>
+      <w:proofErr w:type="spellStart"/>
+      <w:r>
+        <w:rPr>
+          <w:rFonts w:ascii="Consolas" w:hAnsi="Consolas"/>
+        </w:rPr>
+        <w:t>agegroup</w:t>
+      </w:r>
+      <w:proofErr w:type="spellEnd"/>
+      <w:r>
+        <w:rPr>
+          <w:rFonts w:ascii="Consolas" w:hAnsi="Consolas"/>
+        </w:rPr>
+        <w:t xml:space="preserve"> == "85+ years") %&gt;%</w:t>
       </w:r>
     </w:p>
     <w:p>
@@ -1259,6 +1716,36 @@
         </w:rPr>
         <w:t xml:space="preserve">  </w:t>
       </w:r>
+      <w:proofErr w:type="spellStart"/>
+      <w:r>
+        <w:rPr>
+          <w:rFonts w:ascii="Consolas" w:hAnsi="Consolas"/>
+        </w:rPr>
+        <w:t>group_by</w:t>
+      </w:r>
+      <w:proofErr w:type="spellEnd"/>
+      <w:r>
+        <w:rPr>
+          <w:rFonts w:ascii="Consolas" w:hAnsi="Consolas"/>
+        </w:rPr>
+        <w:t>(country) %&gt;%</w:t>
+      </w:r>
+    </w:p>
+    <w:p>
+      <w:pPr>
+        <w:tabs>
+          <w:tab w:val="left" w:pos="3579"/>
+        </w:tabs>
+        <w:rPr>
+          <w:rFonts w:ascii="Consolas" w:hAnsi="Consolas"/>
+        </w:rPr>
+      </w:pPr>
+      <w:r>
+        <w:rPr>
+          <w:rFonts w:ascii="Consolas" w:hAnsi="Consolas"/>
+        </w:rPr>
+        <w:t xml:space="preserve">  </w:t>
+      </w:r>
       <w:proofErr w:type="gramStart"/>
       <w:r>
         <w:rPr>
@@ -1357,23 +1844,21 @@
         <w:rPr>
           <w:rFonts w:ascii="Consolas" w:hAnsi="Consolas"/>
         </w:rPr>
-        <w:t>sex != "Both sexes" &amp; agegroup == "85+ years" &amp; year == 2019) %&gt;%</w:t>
-      </w:r>
-    </w:p>
-    <w:p>
-      <w:pPr>
-        <w:tabs>
-          <w:tab w:val="left" w:pos="3579"/>
-        </w:tabs>
-        <w:rPr>
-          <w:rFonts w:ascii="Consolas" w:hAnsi="Consolas"/>
-        </w:rPr>
-      </w:pPr>
-      <w:r>
-        <w:rPr>
-          <w:rFonts w:ascii="Consolas" w:hAnsi="Consolas"/>
-        </w:rPr>
-        <w:t xml:space="preserve">  group_by(country) %&gt;%</w:t>
+        <w:t xml:space="preserve">sex != "Both sexes" &amp; </w:t>
+      </w:r>
+      <w:proofErr w:type="spellStart"/>
+      <w:r>
+        <w:rPr>
+          <w:rFonts w:ascii="Consolas" w:hAnsi="Consolas"/>
+        </w:rPr>
+        <w:t>agegroup</w:t>
+      </w:r>
+      <w:proofErr w:type="spellEnd"/>
+      <w:r>
+        <w:rPr>
+          <w:rFonts w:ascii="Consolas" w:hAnsi="Consolas"/>
+        </w:rPr>
+        <w:t xml:space="preserve"> == "85+ years" &amp; year == 2019) %&gt;%</w:t>
       </w:r>
     </w:p>
     <w:p>
@@ -1391,6 +1876,36 @@
         </w:rPr>
         <w:t xml:space="preserve">  </w:t>
       </w:r>
+      <w:proofErr w:type="spellStart"/>
+      <w:r>
+        <w:rPr>
+          <w:rFonts w:ascii="Consolas" w:hAnsi="Consolas"/>
+        </w:rPr>
+        <w:t>group_by</w:t>
+      </w:r>
+      <w:proofErr w:type="spellEnd"/>
+      <w:r>
+        <w:rPr>
+          <w:rFonts w:ascii="Consolas" w:hAnsi="Consolas"/>
+        </w:rPr>
+        <w:t>(country) %&gt;%</w:t>
+      </w:r>
+    </w:p>
+    <w:p>
+      <w:pPr>
+        <w:tabs>
+          <w:tab w:val="left" w:pos="3579"/>
+        </w:tabs>
+        <w:rPr>
+          <w:rFonts w:ascii="Consolas" w:hAnsi="Consolas"/>
+        </w:rPr>
+      </w:pPr>
+      <w:r>
+        <w:rPr>
+          <w:rFonts w:ascii="Consolas" w:hAnsi="Consolas"/>
+        </w:rPr>
+        <w:t xml:space="preserve">  </w:t>
+      </w:r>
       <w:proofErr w:type="gramStart"/>
       <w:r>
         <w:rPr>
@@ -1398,12 +1913,20 @@
         </w:rPr>
         <w:t>summarize(</w:t>
       </w:r>
-      <w:proofErr w:type="gramEnd"/>
-      <w:r>
-        <w:rPr>
-          <w:rFonts w:ascii="Consolas" w:hAnsi="Consolas"/>
-        </w:rPr>
-        <w:t>age_diff = value[sex == "Female"] - value[sex == "Male"])</w:t>
+      <w:proofErr w:type="spellStart"/>
+      <w:proofErr w:type="gramEnd"/>
+      <w:r>
+        <w:rPr>
+          <w:rFonts w:ascii="Consolas" w:hAnsi="Consolas"/>
+        </w:rPr>
+        <w:t>age_diff</w:t>
+      </w:r>
+      <w:proofErr w:type="spellEnd"/>
+      <w:r>
+        <w:rPr>
+          <w:rFonts w:ascii="Consolas" w:hAnsi="Consolas"/>
+        </w:rPr>
+        <w:t xml:space="preserve"> = value[sex == "Female"] - value[sex == "Male"])</w:t>
       </w:r>
     </w:p>
     <w:p>
@@ -1485,7 +2008,21 @@
         <w:rPr>
           <w:rFonts w:ascii="Consolas" w:hAnsi="Consolas"/>
         </w:rPr>
-        <w:t>(openxlsx)</w:t>
+        <w:t>(</w:t>
+      </w:r>
+      <w:proofErr w:type="spellStart"/>
+      <w:r>
+        <w:rPr>
+          <w:rFonts w:ascii="Consolas" w:hAnsi="Consolas"/>
+        </w:rPr>
+        <w:t>openxlsx</w:t>
+      </w:r>
+      <w:proofErr w:type="spellEnd"/>
+      <w:r>
+        <w:rPr>
+          <w:rFonts w:ascii="Consolas" w:hAnsi="Consolas"/>
+        </w:rPr>
+        <w:t>)</w:t>
       </w:r>
     </w:p>
     <w:p>
@@ -1515,7 +2052,35 @@
         <w:rPr>
           <w:rFonts w:ascii="Consolas" w:hAnsi="Consolas"/>
         </w:rPr>
-        <w:t>"C:/Users/Dominik/Desktop/WPP2022_POP_F01_1_POPULATION_SINGLE_AGE_BOTH_SEXES.xlsx", sheet = 1, startRow = 17, colNames = TRUE)</w:t>
+        <w:t xml:space="preserve">"C:/Users/Dominik/Desktop/WPP2022_POP_F01_1_POPULATION_SINGLE_AGE_BOTH_SEXES.xlsx", sheet = 1, </w:t>
+      </w:r>
+      <w:proofErr w:type="spellStart"/>
+      <w:r>
+        <w:rPr>
+          <w:rFonts w:ascii="Consolas" w:hAnsi="Consolas"/>
+        </w:rPr>
+        <w:t>startRow</w:t>
+      </w:r>
+      <w:proofErr w:type="spellEnd"/>
+      <w:r>
+        <w:rPr>
+          <w:rFonts w:ascii="Consolas" w:hAnsi="Consolas"/>
+        </w:rPr>
+        <w:t xml:space="preserve"> = 17, </w:t>
+      </w:r>
+      <w:proofErr w:type="spellStart"/>
+      <w:r>
+        <w:rPr>
+          <w:rFonts w:ascii="Consolas" w:hAnsi="Consolas"/>
+        </w:rPr>
+        <w:t>colNames</w:t>
+      </w:r>
+      <w:proofErr w:type="spellEnd"/>
+      <w:r>
+        <w:rPr>
+          <w:rFonts w:ascii="Consolas" w:hAnsi="Consolas"/>
+        </w:rPr>
+        <w:t xml:space="preserve"> = TRUE)</w:t>
       </w:r>
     </w:p>
     <w:p>
@@ -1593,30 +2158,58 @@
         <w:rPr>
           <w:rFonts w:ascii="Consolas" w:hAnsi="Consolas"/>
         </w:rPr>
-        <w:t># xy &lt;- xx %&gt;%</w:t>
-      </w:r>
-    </w:p>
-    <w:p>
-      <w:pPr>
-        <w:tabs>
-          <w:tab w:val="left" w:pos="3579"/>
-        </w:tabs>
-        <w:rPr>
-          <w:rFonts w:ascii="Consolas" w:hAnsi="Consolas"/>
-        </w:rPr>
-      </w:pPr>
-      <w:r>
-        <w:rPr>
-          <w:rFonts w:ascii="Consolas" w:hAnsi="Consolas"/>
-        </w:rPr>
-        <w:t>#   clean_</w:t>
-      </w:r>
-      <w:proofErr w:type="gramStart"/>
-      <w:r>
-        <w:rPr>
-          <w:rFonts w:ascii="Consolas" w:hAnsi="Consolas"/>
-        </w:rPr>
-        <w:t>names(</w:t>
+        <w:t xml:space="preserve"># </w:t>
+      </w:r>
+      <w:proofErr w:type="spellStart"/>
+      <w:r>
+        <w:rPr>
+          <w:rFonts w:ascii="Consolas" w:hAnsi="Consolas"/>
+        </w:rPr>
+        <w:t>xy</w:t>
+      </w:r>
+      <w:proofErr w:type="spellEnd"/>
+      <w:r>
+        <w:rPr>
+          <w:rFonts w:ascii="Consolas" w:hAnsi="Consolas"/>
+        </w:rPr>
+        <w:t xml:space="preserve"> &lt;- xx %&gt;%</w:t>
+      </w:r>
+    </w:p>
+    <w:p>
+      <w:pPr>
+        <w:tabs>
+          <w:tab w:val="left" w:pos="3579"/>
+        </w:tabs>
+        <w:rPr>
+          <w:rFonts w:ascii="Consolas" w:hAnsi="Consolas"/>
+        </w:rPr>
+      </w:pPr>
+      <w:r>
+        <w:rPr>
+          <w:rFonts w:ascii="Consolas" w:hAnsi="Consolas"/>
+        </w:rPr>
+        <w:t xml:space="preserve">#   </w:t>
+      </w:r>
+      <w:proofErr w:type="spellStart"/>
+      <w:r>
+        <w:rPr>
+          <w:rFonts w:ascii="Consolas" w:hAnsi="Consolas"/>
+        </w:rPr>
+        <w:t>clean_</w:t>
+      </w:r>
+      <w:proofErr w:type="gramStart"/>
+      <w:r>
+        <w:rPr>
+          <w:rFonts w:ascii="Consolas" w:hAnsi="Consolas"/>
+        </w:rPr>
+        <w:t>names</w:t>
+      </w:r>
+      <w:proofErr w:type="spellEnd"/>
+      <w:r>
+        <w:rPr>
+          <w:rFonts w:ascii="Consolas" w:hAnsi="Consolas"/>
+        </w:rPr>
+        <w:t>(</w:t>
       </w:r>
       <w:proofErr w:type="gramEnd"/>
       <w:r>
@@ -1648,12 +2241,20 @@
         </w:rPr>
         <w:t>filter(</w:t>
       </w:r>
-      <w:proofErr w:type="gramEnd"/>
-      <w:r>
-        <w:rPr>
-          <w:rFonts w:ascii="Consolas" w:hAnsi="Consolas"/>
-        </w:rPr>
-        <w:t>region_subregion_country_or_area == "WORLD") %&gt;%</w:t>
+      <w:proofErr w:type="spellStart"/>
+      <w:proofErr w:type="gramEnd"/>
+      <w:r>
+        <w:rPr>
+          <w:rFonts w:ascii="Consolas" w:hAnsi="Consolas"/>
+        </w:rPr>
+        <w:t>region_subregion_country_or_area</w:t>
+      </w:r>
+      <w:proofErr w:type="spellEnd"/>
+      <w:r>
+        <w:rPr>
+          <w:rFonts w:ascii="Consolas" w:hAnsi="Consolas"/>
+        </w:rPr>
+        <w:t xml:space="preserve"> == "WORLD") %&gt;%</w:t>
       </w:r>
     </w:p>
     <w:p>
@@ -1683,7 +2284,21 @@
         <w:rPr>
           <w:rFonts w:ascii="Consolas" w:hAnsi="Consolas"/>
         </w:rPr>
-        <w:t>-index, -variant, -notes, -location_code)</w:t>
+        <w:t>-index, -variant, -notes, -</w:t>
+      </w:r>
+      <w:proofErr w:type="spellStart"/>
+      <w:r>
+        <w:rPr>
+          <w:rFonts w:ascii="Consolas" w:hAnsi="Consolas"/>
+        </w:rPr>
+        <w:t>location_code</w:t>
+      </w:r>
+      <w:proofErr w:type="spellEnd"/>
+      <w:r>
+        <w:rPr>
+          <w:rFonts w:ascii="Consolas" w:hAnsi="Consolas"/>
+        </w:rPr>
+        <w:t>)</w:t>
       </w:r>
     </w:p>
     <w:p>
@@ -1715,1938 +2330,35 @@
         <w:rPr>
           <w:rFonts w:ascii="Consolas" w:hAnsi="Consolas"/>
         </w:rPr>
-        <w:t># xy &lt;- xy %&gt;%</w:t>
-      </w:r>
-    </w:p>
-    <w:p>
-      <w:pPr>
-        <w:tabs>
-          <w:tab w:val="left" w:pos="3579"/>
-        </w:tabs>
-        <w:rPr>
-          <w:rFonts w:ascii="Consolas" w:hAnsi="Consolas"/>
-        </w:rPr>
-      </w:pPr>
-      <w:r>
-        <w:rPr>
-          <w:rFonts w:ascii="Consolas" w:hAnsi="Consolas"/>
-        </w:rPr>
-        <w:lastRenderedPageBreak/>
-        <w:t>#   pivot_</w:t>
-      </w:r>
-      <w:proofErr w:type="gramStart"/>
-      <w:r>
-        <w:rPr>
-          <w:rFonts w:ascii="Consolas" w:hAnsi="Consolas"/>
-        </w:rPr>
-        <w:t>longer(</w:t>
-      </w:r>
-      <w:proofErr w:type="gramEnd"/>
-      <w:r>
-        <w:rPr>
-          <w:rFonts w:ascii="Consolas" w:hAnsi="Consolas"/>
-        </w:rPr>
-        <w:t>cols = starts_with("x"), names_to = "age") %&gt;%</w:t>
-      </w:r>
-    </w:p>
-    <w:p>
-      <w:pPr>
-        <w:tabs>
-          <w:tab w:val="left" w:pos="3579"/>
-        </w:tabs>
-        <w:rPr>
-          <w:rFonts w:ascii="Consolas" w:hAnsi="Consolas"/>
-        </w:rPr>
-      </w:pPr>
-      <w:r>
-        <w:rPr>
-          <w:rFonts w:ascii="Consolas" w:hAnsi="Consolas"/>
-        </w:rPr>
-        <w:t xml:space="preserve">#   </w:t>
-      </w:r>
-      <w:proofErr w:type="gramStart"/>
-      <w:r>
-        <w:rPr>
-          <w:rFonts w:ascii="Consolas" w:hAnsi="Consolas"/>
-        </w:rPr>
-        <w:t>mutate(</w:t>
-      </w:r>
-      <w:proofErr w:type="gramEnd"/>
-      <w:r>
-        <w:rPr>
-          <w:rFonts w:ascii="Consolas" w:hAnsi="Consolas"/>
-        </w:rPr>
-        <w:t>age = gsub("x", "", age),</w:t>
-      </w:r>
-    </w:p>
-    <w:p>
-      <w:pPr>
-        <w:tabs>
-          <w:tab w:val="left" w:pos="3579"/>
-        </w:tabs>
-        <w:rPr>
-          <w:rFonts w:ascii="Consolas" w:hAnsi="Consolas"/>
-        </w:rPr>
-      </w:pPr>
-      <w:r>
-        <w:rPr>
-          <w:rFonts w:ascii="Consolas" w:hAnsi="Consolas"/>
-        </w:rPr>
-        <w:t xml:space="preserve">#          age = </w:t>
-      </w:r>
-      <w:proofErr w:type="gramStart"/>
-      <w:r>
-        <w:rPr>
-          <w:rFonts w:ascii="Consolas" w:hAnsi="Consolas"/>
-        </w:rPr>
-        <w:t>as.numeric</w:t>
-      </w:r>
-      <w:proofErr w:type="gramEnd"/>
-      <w:r>
-        <w:rPr>
-          <w:rFonts w:ascii="Consolas" w:hAnsi="Consolas"/>
-        </w:rPr>
-        <w:t>(as.character(age)),</w:t>
-      </w:r>
-    </w:p>
-    <w:p>
-      <w:pPr>
-        <w:tabs>
-          <w:tab w:val="left" w:pos="3579"/>
-        </w:tabs>
-        <w:rPr>
-          <w:rFonts w:ascii="Consolas" w:hAnsi="Consolas"/>
-        </w:rPr>
-      </w:pPr>
-      <w:r>
-        <w:rPr>
-          <w:rFonts w:ascii="Consolas" w:hAnsi="Consolas"/>
-        </w:rPr>
-        <w:t xml:space="preserve">#          value = </w:t>
-      </w:r>
-      <w:proofErr w:type="gramStart"/>
-      <w:r>
-        <w:rPr>
-          <w:rFonts w:ascii="Consolas" w:hAnsi="Consolas"/>
-        </w:rPr>
-        <w:t>as.numeric</w:t>
-      </w:r>
-      <w:proofErr w:type="gramEnd"/>
-      <w:r>
-        <w:rPr>
-          <w:rFonts w:ascii="Consolas" w:hAnsi="Consolas"/>
-        </w:rPr>
-        <w:t>(value),</w:t>
-      </w:r>
-    </w:p>
-    <w:p>
-      <w:pPr>
-        <w:tabs>
-          <w:tab w:val="left" w:pos="3579"/>
-        </w:tabs>
-        <w:rPr>
-          <w:rFonts w:ascii="Consolas" w:hAnsi="Consolas"/>
-        </w:rPr>
-      </w:pPr>
-      <w:r>
-        <w:rPr>
-          <w:rFonts w:ascii="Consolas" w:hAnsi="Consolas"/>
-        </w:rPr>
-        <w:t xml:space="preserve">#          year = </w:t>
-      </w:r>
-      <w:proofErr w:type="gramStart"/>
-      <w:r>
-        <w:rPr>
-          <w:rFonts w:ascii="Consolas" w:hAnsi="Consolas"/>
-        </w:rPr>
-        <w:t>as.numeric</w:t>
-      </w:r>
-      <w:proofErr w:type="gramEnd"/>
-      <w:r>
-        <w:rPr>
-          <w:rFonts w:ascii="Consolas" w:hAnsi="Consolas"/>
-        </w:rPr>
-        <w:t xml:space="preserve">(year)) </w:t>
-      </w:r>
-    </w:p>
-    <w:p>
-      <w:pPr>
-        <w:tabs>
-          <w:tab w:val="left" w:pos="3579"/>
-        </w:tabs>
-        <w:rPr>
-          <w:rFonts w:ascii="Consolas" w:hAnsi="Consolas"/>
-        </w:rPr>
-      </w:pPr>
-      <w:r>
-        <w:rPr>
-          <w:rFonts w:ascii="Consolas" w:hAnsi="Consolas"/>
-        </w:rPr>
         <w:t xml:space="preserve"># </w:t>
       </w:r>
-    </w:p>
-    <w:p>
-      <w:pPr>
-        <w:tabs>
-          <w:tab w:val="left" w:pos="3579"/>
-        </w:tabs>
-        <w:rPr>
-          <w:rFonts w:ascii="Consolas" w:hAnsi="Consolas"/>
-        </w:rPr>
-      </w:pPr>
-      <w:r>
-        <w:rPr>
-          <w:rFonts w:ascii="Consolas" w:hAnsi="Consolas"/>
-        </w:rPr>
-        <w:t xml:space="preserve"># </w:t>
-      </w:r>
-    </w:p>
-    <w:p>
-      <w:pPr>
-        <w:tabs>
-          <w:tab w:val="left" w:pos="3579"/>
-        </w:tabs>
-        <w:rPr>
-          <w:rFonts w:ascii="Consolas" w:hAnsi="Consolas"/>
-        </w:rPr>
-      </w:pPr>
-      <w:r>
-        <w:rPr>
-          <w:rFonts w:ascii="Consolas" w:hAnsi="Consolas"/>
-        </w:rPr>
-        <w:t xml:space="preserve"># </w:t>
-      </w:r>
-      <w:proofErr w:type="gramStart"/>
-      <w:r>
-        <w:rPr>
-          <w:rFonts w:ascii="Consolas" w:hAnsi="Consolas"/>
-        </w:rPr>
-        <w:t>ggplot</w:t>
-      </w:r>
-      <w:proofErr w:type="gramEnd"/>
-      <w:r>
-        <w:rPr>
-          <w:rFonts w:ascii="Consolas" w:hAnsi="Consolas"/>
-        </w:rPr>
-        <w:t>(xy)+</w:t>
-      </w:r>
-    </w:p>
-    <w:p>
-      <w:pPr>
-        <w:tabs>
-          <w:tab w:val="left" w:pos="3579"/>
-        </w:tabs>
-        <w:rPr>
-          <w:rFonts w:ascii="Consolas" w:hAnsi="Consolas"/>
-        </w:rPr>
-      </w:pPr>
-      <w:r>
-        <w:rPr>
-          <w:rFonts w:ascii="Consolas" w:hAnsi="Consolas"/>
-        </w:rPr>
-        <w:t>#   geom_</w:t>
-      </w:r>
-      <w:proofErr w:type="gramStart"/>
-      <w:r>
-        <w:rPr>
-          <w:rFonts w:ascii="Consolas" w:hAnsi="Consolas"/>
-        </w:rPr>
-        <w:t>path(</w:t>
-      </w:r>
-      <w:proofErr w:type="gramEnd"/>
-      <w:r>
-        <w:rPr>
-          <w:rFonts w:ascii="Consolas" w:hAnsi="Consolas"/>
-        </w:rPr>
-        <w:t>aes(x = value, y = age, group = year, color = year))+</w:t>
-      </w:r>
-    </w:p>
-    <w:p>
-      <w:pPr>
-        <w:tabs>
-          <w:tab w:val="left" w:pos="3579"/>
-        </w:tabs>
-        <w:rPr>
-          <w:rFonts w:ascii="Consolas" w:hAnsi="Consolas"/>
-        </w:rPr>
-      </w:pPr>
-      <w:r>
-        <w:rPr>
-          <w:rFonts w:ascii="Consolas" w:hAnsi="Consolas"/>
-        </w:rPr>
-        <w:t>#   scale_x_</w:t>
-      </w:r>
-      <w:proofErr w:type="gramStart"/>
-      <w:r>
-        <w:rPr>
-          <w:rFonts w:ascii="Consolas" w:hAnsi="Consolas"/>
-        </w:rPr>
-        <w:t>continuous(</w:t>
-      </w:r>
-      <w:proofErr w:type="gramEnd"/>
-      <w:r>
-        <w:rPr>
-          <w:rFonts w:ascii="Consolas" w:hAnsi="Consolas"/>
-        </w:rPr>
-        <w:t>limits = c(0, NA))+</w:t>
-      </w:r>
-    </w:p>
-    <w:p>
-      <w:pPr>
-        <w:tabs>
-          <w:tab w:val="left" w:pos="3579"/>
-        </w:tabs>
-        <w:rPr>
-          <w:rFonts w:ascii="Consolas" w:hAnsi="Consolas"/>
-        </w:rPr>
-      </w:pPr>
-      <w:r>
-        <w:rPr>
-          <w:rFonts w:ascii="Consolas" w:hAnsi="Consolas"/>
-        </w:rPr>
-        <w:t xml:space="preserve">#   </w:t>
-      </w:r>
-      <w:proofErr w:type="gramStart"/>
-      <w:r>
-        <w:rPr>
-          <w:rFonts w:ascii="Consolas" w:hAnsi="Consolas"/>
-        </w:rPr>
-        <w:t>theme(</w:t>
-      </w:r>
-      <w:proofErr w:type="gramEnd"/>
-      <w:r>
-        <w:rPr>
-          <w:rFonts w:ascii="Consolas" w:hAnsi="Consolas"/>
-        </w:rPr>
-        <w:t>axis.text.x = element_text(angle = 90))+</w:t>
-      </w:r>
-    </w:p>
-    <w:p>
-      <w:pPr>
-        <w:tabs>
-          <w:tab w:val="left" w:pos="3579"/>
-        </w:tabs>
-        <w:rPr>
-          <w:rFonts w:ascii="Consolas" w:hAnsi="Consolas"/>
-        </w:rPr>
-      </w:pPr>
-      <w:r>
-        <w:rPr>
-          <w:rFonts w:ascii="Consolas" w:hAnsi="Consolas"/>
-        </w:rPr>
-        <w:t>#   theme_</w:t>
-      </w:r>
-      <w:proofErr w:type="gramStart"/>
-      <w:r>
-        <w:rPr>
-          <w:rFonts w:ascii="Consolas" w:hAnsi="Consolas"/>
-        </w:rPr>
-        <w:t>classic(</w:t>
-      </w:r>
-      <w:proofErr w:type="gramEnd"/>
-      <w:r>
-        <w:rPr>
-          <w:rFonts w:ascii="Consolas" w:hAnsi="Consolas"/>
-        </w:rPr>
-        <w:t>)</w:t>
-      </w:r>
-    </w:p>
-    <w:p>
-      <w:pPr>
-        <w:tabs>
-          <w:tab w:val="left" w:pos="3579"/>
-        </w:tabs>
-        <w:rPr>
-          <w:rFonts w:ascii="Consolas" w:hAnsi="Consolas"/>
-        </w:rPr>
-      </w:pPr>
-      <w:r>
-        <w:rPr>
-          <w:rFonts w:ascii="Consolas" w:hAnsi="Consolas"/>
-        </w:rPr>
-        <w:t xml:space="preserve"># </w:t>
-      </w:r>
-    </w:p>
-    <w:p>
-      <w:pPr>
-        <w:tabs>
-          <w:tab w:val="left" w:pos="3579"/>
-        </w:tabs>
-        <w:rPr>
-          <w:rFonts w:ascii="Consolas" w:hAnsi="Consolas"/>
-        </w:rPr>
-      </w:pPr>
-      <w:r>
-        <w:rPr>
-          <w:rFonts w:ascii="Consolas" w:hAnsi="Consolas"/>
-        </w:rPr>
-        <w:t xml:space="preserve"># male_est &lt;- </w:t>
-      </w:r>
-      <w:proofErr w:type="gramStart"/>
-      <w:r>
-        <w:rPr>
-          <w:rFonts w:ascii="Consolas" w:hAnsi="Consolas"/>
-        </w:rPr>
-        <w:t>read.xlsx(</w:t>
-      </w:r>
-      <w:proofErr w:type="gramEnd"/>
-      <w:r>
-        <w:rPr>
-          <w:rFonts w:ascii="Consolas" w:hAnsi="Consolas"/>
-        </w:rPr>
-        <w:t>"C:/Users/Dominik/Desktop/WPP2022_POP_F01_2_POPULATION_SINGLE_AGE_MALE.xlsx", sheet = 1, startRow = 17, colNames = TRUE)</w:t>
-      </w:r>
-    </w:p>
-    <w:p>
-      <w:pPr>
-        <w:tabs>
-          <w:tab w:val="left" w:pos="3579"/>
-        </w:tabs>
-        <w:rPr>
-          <w:rFonts w:ascii="Consolas" w:hAnsi="Consolas"/>
-        </w:rPr>
-      </w:pPr>
-      <w:r>
-        <w:rPr>
-          <w:rFonts w:ascii="Consolas" w:hAnsi="Consolas"/>
-        </w:rPr>
-        <w:t xml:space="preserve"># male_pro &lt;- </w:t>
-      </w:r>
-      <w:proofErr w:type="gramStart"/>
-      <w:r>
-        <w:rPr>
-          <w:rFonts w:ascii="Consolas" w:hAnsi="Consolas"/>
-        </w:rPr>
-        <w:t>read.xlsx(</w:t>
-      </w:r>
-      <w:proofErr w:type="gramEnd"/>
-      <w:r>
-        <w:rPr>
-          <w:rFonts w:ascii="Consolas" w:hAnsi="Consolas"/>
-        </w:rPr>
-        <w:t>"C:/Users/Dominik/Desktop/WPP2022_POP_F01_2_POPULATION_SINGLE_AGE_MALE.xlsx", sheet = 2, startRow = 17, colNames = TRUE)</w:t>
-      </w:r>
-    </w:p>
-    <w:p>
-      <w:pPr>
-        <w:tabs>
-          <w:tab w:val="left" w:pos="3579"/>
-        </w:tabs>
-        <w:rPr>
-          <w:rFonts w:ascii="Consolas" w:hAnsi="Consolas"/>
-        </w:rPr>
-      </w:pPr>
-      <w:r>
-        <w:rPr>
-          <w:rFonts w:ascii="Consolas" w:hAnsi="Consolas"/>
-        </w:rPr>
-        <w:t xml:space="preserve"># female_est &lt;- </w:t>
-      </w:r>
-      <w:proofErr w:type="gramStart"/>
-      <w:r>
-        <w:rPr>
-          <w:rFonts w:ascii="Consolas" w:hAnsi="Consolas"/>
-        </w:rPr>
-        <w:t>read.xlsx(</w:t>
-      </w:r>
-      <w:proofErr w:type="gramEnd"/>
-      <w:r>
-        <w:rPr>
-          <w:rFonts w:ascii="Consolas" w:hAnsi="Consolas"/>
-        </w:rPr>
-        <w:t>"C:/Users/Dominik/Desktop/WPP2022_POP_F01_2_POPULATION_SINGLE_AGE_MALE.xlsx", sheet = 1, startRow = 17, colNames = TRUE)</w:t>
-      </w:r>
-    </w:p>
-    <w:p>
-      <w:pPr>
-        <w:tabs>
-          <w:tab w:val="left" w:pos="3579"/>
-        </w:tabs>
-        <w:rPr>
-          <w:rFonts w:ascii="Consolas" w:hAnsi="Consolas"/>
-        </w:rPr>
-      </w:pPr>
-      <w:r>
-        <w:rPr>
-          <w:rFonts w:ascii="Consolas" w:hAnsi="Consolas"/>
-        </w:rPr>
-        <w:t xml:space="preserve"># female_pro &lt;- </w:t>
-      </w:r>
-      <w:proofErr w:type="gramStart"/>
-      <w:r>
-        <w:rPr>
-          <w:rFonts w:ascii="Consolas" w:hAnsi="Consolas"/>
-        </w:rPr>
-        <w:t>read.xlsx(</w:t>
-      </w:r>
-      <w:proofErr w:type="gramEnd"/>
-      <w:r>
-        <w:rPr>
-          <w:rFonts w:ascii="Consolas" w:hAnsi="Consolas"/>
-        </w:rPr>
-        <w:t>"C:/Users/Dominik/Desktop/WPP2022_POP_F01_2_POPULATION_SINGLE_AGE_MALE.xlsx", sheet = 2, startRow = 17, colNames = TRUE)</w:t>
-      </w:r>
-    </w:p>
-    <w:p>
-      <w:pPr>
-        <w:tabs>
-          <w:tab w:val="left" w:pos="3579"/>
-        </w:tabs>
-        <w:rPr>
-          <w:rFonts w:ascii="Consolas" w:hAnsi="Consolas"/>
-        </w:rPr>
-      </w:pPr>
-      <w:r>
-        <w:rPr>
-          <w:rFonts w:ascii="Consolas" w:hAnsi="Consolas"/>
-        </w:rPr>
-        <w:t xml:space="preserve"># </w:t>
-      </w:r>
-    </w:p>
-    <w:p>
-      <w:pPr>
-        <w:tabs>
-          <w:tab w:val="left" w:pos="3579"/>
-        </w:tabs>
-        <w:rPr>
-          <w:rFonts w:ascii="Consolas" w:hAnsi="Consolas"/>
-        </w:rPr>
-      </w:pPr>
-      <w:r>
-        <w:rPr>
-          <w:rFonts w:ascii="Consolas" w:hAnsi="Consolas"/>
-        </w:rPr>
-        <w:t xml:space="preserve"># </w:t>
-      </w:r>
-    </w:p>
-    <w:p>
-      <w:pPr>
-        <w:tabs>
-          <w:tab w:val="left" w:pos="3579"/>
-        </w:tabs>
-        <w:rPr>
-          <w:rFonts w:ascii="Consolas" w:hAnsi="Consolas"/>
-        </w:rPr>
-      </w:pPr>
-      <w:r>
-        <w:rPr>
-          <w:rFonts w:ascii="Consolas" w:hAnsi="Consolas"/>
-        </w:rPr>
-        <w:t xml:space="preserve"># </w:t>
-      </w:r>
-      <w:proofErr w:type="gramStart"/>
-      <w:r>
-        <w:rPr>
-          <w:rFonts w:ascii="Consolas" w:hAnsi="Consolas"/>
-        </w:rPr>
-        <w:t>male</w:t>
-      </w:r>
-      <w:proofErr w:type="gramEnd"/>
-      <w:r>
-        <w:rPr>
-          <w:rFonts w:ascii="Consolas" w:hAnsi="Consolas"/>
-        </w:rPr>
-        <w:t>_est &lt;- male_est %&gt;%</w:t>
-      </w:r>
-    </w:p>
-    <w:p>
-      <w:pPr>
-        <w:tabs>
-          <w:tab w:val="left" w:pos="3579"/>
-        </w:tabs>
-        <w:rPr>
-          <w:rFonts w:ascii="Consolas" w:hAnsi="Consolas"/>
-        </w:rPr>
-      </w:pPr>
-      <w:r>
-        <w:rPr>
-          <w:rFonts w:ascii="Consolas" w:hAnsi="Consolas"/>
-        </w:rPr>
-        <w:t>#   clean_</w:t>
-      </w:r>
-      <w:proofErr w:type="gramStart"/>
-      <w:r>
-        <w:rPr>
-          <w:rFonts w:ascii="Consolas" w:hAnsi="Consolas"/>
-        </w:rPr>
-        <w:t>names(</w:t>
-      </w:r>
-      <w:proofErr w:type="gramEnd"/>
-      <w:r>
-        <w:rPr>
-          <w:rFonts w:ascii="Consolas" w:hAnsi="Consolas"/>
-        </w:rPr>
-        <w:t>) %&gt;%</w:t>
-      </w:r>
-    </w:p>
-    <w:p>
-      <w:pPr>
-        <w:tabs>
-          <w:tab w:val="left" w:pos="3579"/>
-        </w:tabs>
-        <w:rPr>
-          <w:rFonts w:ascii="Consolas" w:hAnsi="Consolas"/>
-        </w:rPr>
-      </w:pPr>
-      <w:r>
-        <w:rPr>
-          <w:rFonts w:ascii="Consolas" w:hAnsi="Consolas"/>
-        </w:rPr>
-        <w:t xml:space="preserve">#   </w:t>
-      </w:r>
-      <w:proofErr w:type="gramStart"/>
-      <w:r>
-        <w:rPr>
-          <w:rFonts w:ascii="Consolas" w:hAnsi="Consolas"/>
-        </w:rPr>
-        <w:t>filter(</w:t>
-      </w:r>
-      <w:proofErr w:type="gramEnd"/>
-      <w:r>
-        <w:rPr>
-          <w:rFonts w:ascii="Consolas" w:hAnsi="Consolas"/>
-        </w:rPr>
-        <w:t>region_subregion_country_or_area == "WORLD") %&gt;%</w:t>
-      </w:r>
-    </w:p>
-    <w:p>
-      <w:pPr>
-        <w:tabs>
-          <w:tab w:val="left" w:pos="3579"/>
-        </w:tabs>
-        <w:rPr>
-          <w:rFonts w:ascii="Consolas" w:hAnsi="Consolas"/>
-        </w:rPr>
-      </w:pPr>
-      <w:r>
-        <w:rPr>
-          <w:rFonts w:ascii="Consolas" w:hAnsi="Consolas"/>
-        </w:rPr>
-        <w:t xml:space="preserve">#   </w:t>
-      </w:r>
-      <w:proofErr w:type="gramStart"/>
-      <w:r>
-        <w:rPr>
-          <w:rFonts w:ascii="Consolas" w:hAnsi="Consolas"/>
-        </w:rPr>
-        <w:t>select(</w:t>
-      </w:r>
-      <w:proofErr w:type="gramEnd"/>
-      <w:r>
-        <w:rPr>
-          <w:rFonts w:ascii="Consolas" w:hAnsi="Consolas"/>
-        </w:rPr>
-        <w:t>-index, -variant, -notes, -location_code, -iso2_alpha_code, -iso3_alpha_code, -sdmx_code, -type, -parent_code) %&gt;%</w:t>
-      </w:r>
-    </w:p>
-    <w:p>
-      <w:pPr>
-        <w:tabs>
-          <w:tab w:val="left" w:pos="3579"/>
-        </w:tabs>
-        <w:rPr>
-          <w:rFonts w:ascii="Consolas" w:hAnsi="Consolas"/>
-        </w:rPr>
-      </w:pPr>
-      <w:r>
-        <w:rPr>
-          <w:rFonts w:ascii="Consolas" w:hAnsi="Consolas"/>
-        </w:rPr>
-        <w:t xml:space="preserve">#   </w:t>
-      </w:r>
-      <w:proofErr w:type="gramStart"/>
-      <w:r>
-        <w:rPr>
-          <w:rFonts w:ascii="Consolas" w:hAnsi="Consolas"/>
-        </w:rPr>
-        <w:t>mutate(</w:t>
-      </w:r>
-      <w:proofErr w:type="gramEnd"/>
-      <w:r>
-        <w:rPr>
-          <w:rFonts w:ascii="Consolas" w:hAnsi="Consolas"/>
-        </w:rPr>
-        <w:t>sex = "male",</w:t>
-      </w:r>
-    </w:p>
-    <w:p>
-      <w:pPr>
-        <w:tabs>
-          <w:tab w:val="left" w:pos="3579"/>
-        </w:tabs>
-        <w:rPr>
-          <w:rFonts w:ascii="Consolas" w:hAnsi="Consolas"/>
-        </w:rPr>
-      </w:pPr>
-      <w:r>
-        <w:rPr>
-          <w:rFonts w:ascii="Consolas" w:hAnsi="Consolas"/>
-        </w:rPr>
-        <w:lastRenderedPageBreak/>
-        <w:t>#          variant = "estimate", .after = region_subregion_country_or_area)</w:t>
-      </w:r>
-    </w:p>
-    <w:p>
-      <w:pPr>
-        <w:tabs>
-          <w:tab w:val="left" w:pos="3579"/>
-        </w:tabs>
-        <w:rPr>
-          <w:rFonts w:ascii="Consolas" w:hAnsi="Consolas"/>
-        </w:rPr>
-      </w:pPr>
-      <w:r>
-        <w:rPr>
-          <w:rFonts w:ascii="Consolas" w:hAnsi="Consolas"/>
-        </w:rPr>
-        <w:t xml:space="preserve"># </w:t>
-      </w:r>
-    </w:p>
-    <w:p>
-      <w:pPr>
-        <w:tabs>
-          <w:tab w:val="left" w:pos="3579"/>
-        </w:tabs>
-        <w:rPr>
-          <w:rFonts w:ascii="Consolas" w:hAnsi="Consolas"/>
-        </w:rPr>
-      </w:pPr>
-      <w:r>
-        <w:rPr>
-          <w:rFonts w:ascii="Consolas" w:hAnsi="Consolas"/>
-        </w:rPr>
-        <w:t xml:space="preserve"># </w:t>
-      </w:r>
-      <w:proofErr w:type="gramStart"/>
-      <w:r>
-        <w:rPr>
-          <w:rFonts w:ascii="Consolas" w:hAnsi="Consolas"/>
-        </w:rPr>
-        <w:t>male</w:t>
-      </w:r>
-      <w:proofErr w:type="gramEnd"/>
-      <w:r>
-        <w:rPr>
-          <w:rFonts w:ascii="Consolas" w:hAnsi="Consolas"/>
-        </w:rPr>
-        <w:t>_pro &lt;- male_pro %&gt;%</w:t>
-      </w:r>
-    </w:p>
-    <w:p>
-      <w:pPr>
-        <w:tabs>
-          <w:tab w:val="left" w:pos="3579"/>
-        </w:tabs>
-        <w:rPr>
-          <w:rFonts w:ascii="Consolas" w:hAnsi="Consolas"/>
-        </w:rPr>
-      </w:pPr>
-      <w:r>
-        <w:rPr>
-          <w:rFonts w:ascii="Consolas" w:hAnsi="Consolas"/>
-        </w:rPr>
-        <w:t>#   clean_</w:t>
-      </w:r>
-      <w:proofErr w:type="gramStart"/>
-      <w:r>
-        <w:rPr>
-          <w:rFonts w:ascii="Consolas" w:hAnsi="Consolas"/>
-        </w:rPr>
-        <w:t>names(</w:t>
-      </w:r>
-      <w:proofErr w:type="gramEnd"/>
-      <w:r>
-        <w:rPr>
-          <w:rFonts w:ascii="Consolas" w:hAnsi="Consolas"/>
-        </w:rPr>
-        <w:t>) %&gt;%</w:t>
-      </w:r>
-    </w:p>
-    <w:p>
-      <w:pPr>
-        <w:tabs>
-          <w:tab w:val="left" w:pos="3579"/>
-        </w:tabs>
-        <w:rPr>
-          <w:rFonts w:ascii="Consolas" w:hAnsi="Consolas"/>
-        </w:rPr>
-      </w:pPr>
-      <w:r>
-        <w:rPr>
-          <w:rFonts w:ascii="Consolas" w:hAnsi="Consolas"/>
-        </w:rPr>
-        <w:t xml:space="preserve">#   </w:t>
-      </w:r>
-      <w:proofErr w:type="gramStart"/>
-      <w:r>
-        <w:rPr>
-          <w:rFonts w:ascii="Consolas" w:hAnsi="Consolas"/>
-        </w:rPr>
-        <w:t>filter(</w:t>
-      </w:r>
-      <w:proofErr w:type="gramEnd"/>
-      <w:r>
-        <w:rPr>
-          <w:rFonts w:ascii="Consolas" w:hAnsi="Consolas"/>
-        </w:rPr>
-        <w:t>region_subregion_country_or_area == "WORLD") %&gt;%</w:t>
-      </w:r>
-    </w:p>
-    <w:p>
-      <w:pPr>
-        <w:tabs>
-          <w:tab w:val="left" w:pos="3579"/>
-        </w:tabs>
-        <w:rPr>
-          <w:rFonts w:ascii="Consolas" w:hAnsi="Consolas"/>
-        </w:rPr>
-      </w:pPr>
-      <w:r>
-        <w:rPr>
-          <w:rFonts w:ascii="Consolas" w:hAnsi="Consolas"/>
-        </w:rPr>
-        <w:t xml:space="preserve">#   </w:t>
-      </w:r>
-      <w:proofErr w:type="gramStart"/>
-      <w:r>
-        <w:rPr>
-          <w:rFonts w:ascii="Consolas" w:hAnsi="Consolas"/>
-        </w:rPr>
-        <w:t>select(</w:t>
-      </w:r>
-      <w:proofErr w:type="gramEnd"/>
-      <w:r>
-        <w:rPr>
-          <w:rFonts w:ascii="Consolas" w:hAnsi="Consolas"/>
-        </w:rPr>
-        <w:t>-index, -variant, -notes, -location_code, -iso2_alpha_code, -iso3_alpha_code, -sdmx_code, -type, -parent_code) %&gt;%</w:t>
-      </w:r>
-    </w:p>
-    <w:p>
-      <w:pPr>
-        <w:tabs>
-          <w:tab w:val="left" w:pos="3579"/>
-        </w:tabs>
-        <w:rPr>
-          <w:rFonts w:ascii="Consolas" w:hAnsi="Consolas"/>
-        </w:rPr>
-      </w:pPr>
-      <w:r>
-        <w:rPr>
-          <w:rFonts w:ascii="Consolas" w:hAnsi="Consolas"/>
-        </w:rPr>
-        <w:t xml:space="preserve">#   </w:t>
-      </w:r>
-      <w:proofErr w:type="gramStart"/>
-      <w:r>
-        <w:rPr>
-          <w:rFonts w:ascii="Consolas" w:hAnsi="Consolas"/>
-        </w:rPr>
-        <w:t>mutate(</w:t>
-      </w:r>
-      <w:proofErr w:type="gramEnd"/>
-      <w:r>
-        <w:rPr>
-          <w:rFonts w:ascii="Consolas" w:hAnsi="Consolas"/>
-        </w:rPr>
-        <w:t>sex = "male",</w:t>
-      </w:r>
-    </w:p>
-    <w:p>
-      <w:pPr>
-        <w:tabs>
-          <w:tab w:val="left" w:pos="3579"/>
-        </w:tabs>
-        <w:rPr>
-          <w:rFonts w:ascii="Consolas" w:hAnsi="Consolas"/>
-        </w:rPr>
-      </w:pPr>
-      <w:r>
-        <w:rPr>
-          <w:rFonts w:ascii="Consolas" w:hAnsi="Consolas"/>
-        </w:rPr>
-        <w:t>#          variant = "pro"</w:t>
-      </w:r>
-      <w:proofErr w:type="gramStart"/>
-      <w:r>
-        <w:rPr>
-          <w:rFonts w:ascii="Consolas" w:hAnsi="Consolas"/>
-        </w:rPr>
-        <w:t>, .after</w:t>
-      </w:r>
-      <w:proofErr w:type="gramEnd"/>
-      <w:r>
-        <w:rPr>
-          <w:rFonts w:ascii="Consolas" w:hAnsi="Consolas"/>
-        </w:rPr>
-        <w:t xml:space="preserve"> = region_subregion_country_or_area)</w:t>
-      </w:r>
-    </w:p>
-    <w:p>
-      <w:pPr>
-        <w:tabs>
-          <w:tab w:val="left" w:pos="3579"/>
-        </w:tabs>
-        <w:rPr>
-          <w:rFonts w:ascii="Consolas" w:hAnsi="Consolas"/>
-        </w:rPr>
-      </w:pPr>
-      <w:r>
-        <w:rPr>
-          <w:rFonts w:ascii="Consolas" w:hAnsi="Consolas"/>
-        </w:rPr>
-        <w:t xml:space="preserve"># </w:t>
-      </w:r>
-    </w:p>
-    <w:p>
-      <w:pPr>
-        <w:tabs>
-          <w:tab w:val="left" w:pos="3579"/>
-        </w:tabs>
-        <w:rPr>
-          <w:rFonts w:ascii="Consolas" w:hAnsi="Consolas"/>
-        </w:rPr>
-      </w:pPr>
-      <w:r>
-        <w:rPr>
-          <w:rFonts w:ascii="Consolas" w:hAnsi="Consolas"/>
-        </w:rPr>
-        <w:t xml:space="preserve"># </w:t>
-      </w:r>
-      <w:proofErr w:type="gramStart"/>
-      <w:r>
-        <w:rPr>
-          <w:rFonts w:ascii="Consolas" w:hAnsi="Consolas"/>
-        </w:rPr>
-        <w:t>female</w:t>
-      </w:r>
-      <w:proofErr w:type="gramEnd"/>
-      <w:r>
-        <w:rPr>
-          <w:rFonts w:ascii="Consolas" w:hAnsi="Consolas"/>
-        </w:rPr>
-        <w:t>_est &lt;- female_est %&gt;%</w:t>
-      </w:r>
-    </w:p>
-    <w:p>
-      <w:pPr>
-        <w:tabs>
-          <w:tab w:val="left" w:pos="3579"/>
-        </w:tabs>
-        <w:rPr>
-          <w:rFonts w:ascii="Consolas" w:hAnsi="Consolas"/>
-        </w:rPr>
-      </w:pPr>
-      <w:r>
-        <w:rPr>
-          <w:rFonts w:ascii="Consolas" w:hAnsi="Consolas"/>
-        </w:rPr>
-        <w:t>#   clean_</w:t>
-      </w:r>
-      <w:proofErr w:type="gramStart"/>
-      <w:r>
-        <w:rPr>
-          <w:rFonts w:ascii="Consolas" w:hAnsi="Consolas"/>
-        </w:rPr>
-        <w:t>names(</w:t>
-      </w:r>
-      <w:proofErr w:type="gramEnd"/>
-      <w:r>
-        <w:rPr>
-          <w:rFonts w:ascii="Consolas" w:hAnsi="Consolas"/>
-        </w:rPr>
-        <w:t>) %&gt;%</w:t>
-      </w:r>
-    </w:p>
-    <w:p>
-      <w:pPr>
-        <w:tabs>
-          <w:tab w:val="left" w:pos="3579"/>
-        </w:tabs>
-        <w:rPr>
-          <w:rFonts w:ascii="Consolas" w:hAnsi="Consolas"/>
-        </w:rPr>
-      </w:pPr>
-      <w:r>
-        <w:rPr>
-          <w:rFonts w:ascii="Consolas" w:hAnsi="Consolas"/>
-        </w:rPr>
-        <w:t xml:space="preserve">#   </w:t>
-      </w:r>
-      <w:proofErr w:type="gramStart"/>
-      <w:r>
-        <w:rPr>
-          <w:rFonts w:ascii="Consolas" w:hAnsi="Consolas"/>
-        </w:rPr>
-        <w:t>filter(</w:t>
-      </w:r>
-      <w:proofErr w:type="gramEnd"/>
-      <w:r>
-        <w:rPr>
-          <w:rFonts w:ascii="Consolas" w:hAnsi="Consolas"/>
-        </w:rPr>
-        <w:t>region_subregion_country_or_area == "WORLD") %&gt;%</w:t>
-      </w:r>
-    </w:p>
-    <w:p>
-      <w:pPr>
-        <w:tabs>
-          <w:tab w:val="left" w:pos="3579"/>
-        </w:tabs>
-        <w:rPr>
-          <w:rFonts w:ascii="Consolas" w:hAnsi="Consolas"/>
-        </w:rPr>
-      </w:pPr>
-      <w:r>
-        <w:rPr>
-          <w:rFonts w:ascii="Consolas" w:hAnsi="Consolas"/>
-        </w:rPr>
-        <w:t xml:space="preserve">#   </w:t>
-      </w:r>
-      <w:proofErr w:type="gramStart"/>
-      <w:r>
-        <w:rPr>
-          <w:rFonts w:ascii="Consolas" w:hAnsi="Consolas"/>
-        </w:rPr>
-        <w:t>select(</w:t>
-      </w:r>
-      <w:proofErr w:type="gramEnd"/>
-      <w:r>
-        <w:rPr>
-          <w:rFonts w:ascii="Consolas" w:hAnsi="Consolas"/>
-        </w:rPr>
-        <w:t>-index, -variant, -notes, -location_code, -iso2_alpha_code, -iso3_alpha_code, -sdmx_code, -type, -parent_code) %&gt;%</w:t>
-      </w:r>
-    </w:p>
-    <w:p>
-      <w:pPr>
-        <w:tabs>
-          <w:tab w:val="left" w:pos="3579"/>
-        </w:tabs>
-        <w:rPr>
-          <w:rFonts w:ascii="Consolas" w:hAnsi="Consolas"/>
-        </w:rPr>
-      </w:pPr>
-      <w:r>
-        <w:rPr>
-          <w:rFonts w:ascii="Consolas" w:hAnsi="Consolas"/>
-        </w:rPr>
-        <w:t xml:space="preserve">#   </w:t>
-      </w:r>
-      <w:proofErr w:type="gramStart"/>
-      <w:r>
-        <w:rPr>
-          <w:rFonts w:ascii="Consolas" w:hAnsi="Consolas"/>
-        </w:rPr>
-        <w:t>mutate(</w:t>
-      </w:r>
-      <w:proofErr w:type="gramEnd"/>
-      <w:r>
-        <w:rPr>
-          <w:rFonts w:ascii="Consolas" w:hAnsi="Consolas"/>
-        </w:rPr>
-        <w:t>sex = "female",</w:t>
-      </w:r>
-    </w:p>
-    <w:p>
-      <w:pPr>
-        <w:tabs>
-          <w:tab w:val="left" w:pos="3579"/>
-        </w:tabs>
-        <w:rPr>
-          <w:rFonts w:ascii="Consolas" w:hAnsi="Consolas"/>
-        </w:rPr>
-      </w:pPr>
-      <w:r>
-        <w:rPr>
-          <w:rFonts w:ascii="Consolas" w:hAnsi="Consolas"/>
-        </w:rPr>
-        <w:t>#          variant = "estimate"</w:t>
-      </w:r>
-      <w:proofErr w:type="gramStart"/>
-      <w:r>
-        <w:rPr>
-          <w:rFonts w:ascii="Consolas" w:hAnsi="Consolas"/>
-        </w:rPr>
-        <w:t>, .after</w:t>
-      </w:r>
-      <w:proofErr w:type="gramEnd"/>
-      <w:r>
-        <w:rPr>
-          <w:rFonts w:ascii="Consolas" w:hAnsi="Consolas"/>
-        </w:rPr>
-        <w:t xml:space="preserve"> = region_subregion_country_or_area)</w:t>
-      </w:r>
-    </w:p>
-    <w:p>
-      <w:pPr>
-        <w:tabs>
-          <w:tab w:val="left" w:pos="3579"/>
-        </w:tabs>
-        <w:rPr>
-          <w:rFonts w:ascii="Consolas" w:hAnsi="Consolas"/>
-        </w:rPr>
-      </w:pPr>
-      <w:r>
-        <w:rPr>
-          <w:rFonts w:ascii="Consolas" w:hAnsi="Consolas"/>
-        </w:rPr>
-        <w:t xml:space="preserve"># </w:t>
-      </w:r>
-    </w:p>
-    <w:p>
-      <w:pPr>
-        <w:tabs>
-          <w:tab w:val="left" w:pos="3579"/>
-        </w:tabs>
-        <w:rPr>
-          <w:rFonts w:ascii="Consolas" w:hAnsi="Consolas"/>
-        </w:rPr>
-      </w:pPr>
-      <w:r>
-        <w:rPr>
-          <w:rFonts w:ascii="Consolas" w:hAnsi="Consolas"/>
-        </w:rPr>
-        <w:t xml:space="preserve"># </w:t>
-      </w:r>
-      <w:proofErr w:type="gramStart"/>
-      <w:r>
-        <w:rPr>
-          <w:rFonts w:ascii="Consolas" w:hAnsi="Consolas"/>
-        </w:rPr>
-        <w:t>female</w:t>
-      </w:r>
-      <w:proofErr w:type="gramEnd"/>
-      <w:r>
-        <w:rPr>
-          <w:rFonts w:ascii="Consolas" w:hAnsi="Consolas"/>
-        </w:rPr>
-        <w:t>_pro &lt;- female_pro %&gt;%</w:t>
-      </w:r>
-    </w:p>
-    <w:p>
-      <w:pPr>
-        <w:tabs>
-          <w:tab w:val="left" w:pos="3579"/>
-        </w:tabs>
-        <w:rPr>
-          <w:rFonts w:ascii="Consolas" w:hAnsi="Consolas"/>
-        </w:rPr>
-      </w:pPr>
-      <w:r>
-        <w:rPr>
-          <w:rFonts w:ascii="Consolas" w:hAnsi="Consolas"/>
-        </w:rPr>
-        <w:t>#   clean_</w:t>
-      </w:r>
-      <w:proofErr w:type="gramStart"/>
-      <w:r>
-        <w:rPr>
-          <w:rFonts w:ascii="Consolas" w:hAnsi="Consolas"/>
-        </w:rPr>
-        <w:t>names(</w:t>
-      </w:r>
-      <w:proofErr w:type="gramEnd"/>
-      <w:r>
-        <w:rPr>
-          <w:rFonts w:ascii="Consolas" w:hAnsi="Consolas"/>
-        </w:rPr>
-        <w:t>) %&gt;%</w:t>
-      </w:r>
-    </w:p>
-    <w:p>
-      <w:pPr>
-        <w:tabs>
-          <w:tab w:val="left" w:pos="3579"/>
-        </w:tabs>
-        <w:rPr>
-          <w:rFonts w:ascii="Consolas" w:hAnsi="Consolas"/>
-        </w:rPr>
-      </w:pPr>
-      <w:r>
-        <w:rPr>
-          <w:rFonts w:ascii="Consolas" w:hAnsi="Consolas"/>
-        </w:rPr>
-        <w:t xml:space="preserve">#   </w:t>
-      </w:r>
-      <w:proofErr w:type="gramStart"/>
-      <w:r>
-        <w:rPr>
-          <w:rFonts w:ascii="Consolas" w:hAnsi="Consolas"/>
-        </w:rPr>
-        <w:t>filter(</w:t>
-      </w:r>
-      <w:proofErr w:type="gramEnd"/>
-      <w:r>
-        <w:rPr>
-          <w:rFonts w:ascii="Consolas" w:hAnsi="Consolas"/>
-        </w:rPr>
-        <w:t>region_subregion_country_or_area == "WORLD") %&gt;%</w:t>
-      </w:r>
-    </w:p>
-    <w:p>
-      <w:pPr>
-        <w:tabs>
-          <w:tab w:val="left" w:pos="3579"/>
-        </w:tabs>
-        <w:rPr>
-          <w:rFonts w:ascii="Consolas" w:hAnsi="Consolas"/>
-        </w:rPr>
-      </w:pPr>
-      <w:r>
-        <w:rPr>
-          <w:rFonts w:ascii="Consolas" w:hAnsi="Consolas"/>
-        </w:rPr>
-        <w:t xml:space="preserve">#   </w:t>
-      </w:r>
-      <w:proofErr w:type="gramStart"/>
-      <w:r>
-        <w:rPr>
-          <w:rFonts w:ascii="Consolas" w:hAnsi="Consolas"/>
-        </w:rPr>
-        <w:t>select(</w:t>
-      </w:r>
-      <w:proofErr w:type="gramEnd"/>
-      <w:r>
-        <w:rPr>
-          <w:rFonts w:ascii="Consolas" w:hAnsi="Consolas"/>
-        </w:rPr>
-        <w:t>-index, -variant, -notes, -location_code, -iso2_alpha_code, -iso3_alpha_code, -sdmx_code, -type, -parent_code) %&gt;%</w:t>
-      </w:r>
-    </w:p>
-    <w:p>
-      <w:pPr>
-        <w:tabs>
-          <w:tab w:val="left" w:pos="3579"/>
-        </w:tabs>
-        <w:rPr>
-          <w:rFonts w:ascii="Consolas" w:hAnsi="Consolas"/>
-        </w:rPr>
-      </w:pPr>
-      <w:r>
-        <w:rPr>
-          <w:rFonts w:ascii="Consolas" w:hAnsi="Consolas"/>
-        </w:rPr>
-        <w:t xml:space="preserve">#   </w:t>
-      </w:r>
-      <w:proofErr w:type="gramStart"/>
-      <w:r>
-        <w:rPr>
-          <w:rFonts w:ascii="Consolas" w:hAnsi="Consolas"/>
-        </w:rPr>
-        <w:t>mutate(</w:t>
-      </w:r>
-      <w:proofErr w:type="gramEnd"/>
-      <w:r>
-        <w:rPr>
-          <w:rFonts w:ascii="Consolas" w:hAnsi="Consolas"/>
-        </w:rPr>
-        <w:t>sex = "female",</w:t>
-      </w:r>
-    </w:p>
-    <w:p>
-      <w:pPr>
-        <w:tabs>
-          <w:tab w:val="left" w:pos="3579"/>
-        </w:tabs>
-        <w:rPr>
-          <w:rFonts w:ascii="Consolas" w:hAnsi="Consolas"/>
-        </w:rPr>
-      </w:pPr>
-      <w:r>
-        <w:rPr>
-          <w:rFonts w:ascii="Consolas" w:hAnsi="Consolas"/>
-        </w:rPr>
-        <w:t>#          variant = "pro"</w:t>
-      </w:r>
-      <w:proofErr w:type="gramStart"/>
-      <w:r>
-        <w:rPr>
-          <w:rFonts w:ascii="Consolas" w:hAnsi="Consolas"/>
-        </w:rPr>
-        <w:t>, .after</w:t>
-      </w:r>
-      <w:proofErr w:type="gramEnd"/>
-      <w:r>
-        <w:rPr>
-          <w:rFonts w:ascii="Consolas" w:hAnsi="Consolas"/>
-        </w:rPr>
-        <w:t xml:space="preserve"> = region_subregion_country_or_area)</w:t>
-      </w:r>
-    </w:p>
-    <w:p>
-      <w:pPr>
-        <w:tabs>
-          <w:tab w:val="left" w:pos="3579"/>
-        </w:tabs>
-        <w:rPr>
-          <w:rFonts w:ascii="Consolas" w:hAnsi="Consolas"/>
-        </w:rPr>
-      </w:pPr>
-      <w:r>
-        <w:rPr>
-          <w:rFonts w:ascii="Consolas" w:hAnsi="Consolas"/>
-        </w:rPr>
-        <w:t xml:space="preserve"># </w:t>
-      </w:r>
-    </w:p>
-    <w:p>
-      <w:pPr>
-        <w:tabs>
-          <w:tab w:val="left" w:pos="3579"/>
-        </w:tabs>
-        <w:rPr>
-          <w:rFonts w:ascii="Consolas" w:hAnsi="Consolas"/>
-        </w:rPr>
-      </w:pPr>
-      <w:r>
-        <w:rPr>
-          <w:rFonts w:ascii="Consolas" w:hAnsi="Consolas"/>
-        </w:rPr>
-        <w:t xml:space="preserve"># </w:t>
-      </w:r>
-    </w:p>
-    <w:p>
-      <w:pPr>
-        <w:tabs>
-          <w:tab w:val="left" w:pos="3579"/>
-        </w:tabs>
-        <w:rPr>
-          <w:rFonts w:ascii="Consolas" w:hAnsi="Consolas"/>
-        </w:rPr>
-      </w:pPr>
-      <w:r>
-        <w:rPr>
-          <w:rFonts w:ascii="Consolas" w:hAnsi="Consolas"/>
-        </w:rPr>
-        <w:lastRenderedPageBreak/>
-        <w:t># data &lt;- bind_</w:t>
-      </w:r>
-      <w:proofErr w:type="gramStart"/>
-      <w:r>
-        <w:rPr>
-          <w:rFonts w:ascii="Consolas" w:hAnsi="Consolas"/>
-        </w:rPr>
-        <w:t>rows(</w:t>
-      </w:r>
-      <w:proofErr w:type="gramEnd"/>
-      <w:r>
-        <w:rPr>
-          <w:rFonts w:ascii="Consolas" w:hAnsi="Consolas"/>
-        </w:rPr>
-        <w:t>male_est, male_pro, female_est, female_pro)</w:t>
-      </w:r>
-    </w:p>
-    <w:p>
-      <w:pPr>
-        <w:tabs>
-          <w:tab w:val="left" w:pos="3579"/>
-        </w:tabs>
-        <w:rPr>
-          <w:rFonts w:ascii="Consolas" w:hAnsi="Consolas"/>
-        </w:rPr>
-      </w:pPr>
-      <w:r>
-        <w:rPr>
-          <w:rFonts w:ascii="Consolas" w:hAnsi="Consolas"/>
-        </w:rPr>
-        <w:t xml:space="preserve"># </w:t>
-      </w:r>
-    </w:p>
-    <w:p>
-      <w:pPr>
-        <w:tabs>
-          <w:tab w:val="left" w:pos="3579"/>
-        </w:tabs>
-        <w:rPr>
-          <w:rFonts w:ascii="Consolas" w:hAnsi="Consolas"/>
-        </w:rPr>
-      </w:pPr>
-      <w:r>
-        <w:rPr>
-          <w:rFonts w:ascii="Consolas" w:hAnsi="Consolas"/>
-        </w:rPr>
-        <w:t># data2 &lt;- data %&gt;%</w:t>
-      </w:r>
-    </w:p>
-    <w:p>
-      <w:pPr>
-        <w:tabs>
-          <w:tab w:val="left" w:pos="3579"/>
-        </w:tabs>
-        <w:rPr>
-          <w:rFonts w:ascii="Consolas" w:hAnsi="Consolas"/>
-        </w:rPr>
-      </w:pPr>
-      <w:r>
-        <w:rPr>
-          <w:rFonts w:ascii="Consolas" w:hAnsi="Consolas"/>
-        </w:rPr>
-        <w:t>#   pivot_</w:t>
-      </w:r>
-      <w:proofErr w:type="gramStart"/>
-      <w:r>
-        <w:rPr>
-          <w:rFonts w:ascii="Consolas" w:hAnsi="Consolas"/>
-        </w:rPr>
-        <w:t>longer(</w:t>
-      </w:r>
-      <w:proofErr w:type="gramEnd"/>
-      <w:r>
-        <w:rPr>
-          <w:rFonts w:ascii="Consolas" w:hAnsi="Consolas"/>
-        </w:rPr>
-        <w:t>cols = starts_with("x"), names_to = "age") %&gt;%</w:t>
-      </w:r>
-    </w:p>
-    <w:p>
-      <w:pPr>
-        <w:tabs>
-          <w:tab w:val="left" w:pos="3579"/>
-        </w:tabs>
-        <w:rPr>
-          <w:rFonts w:ascii="Consolas" w:hAnsi="Consolas"/>
-        </w:rPr>
-      </w:pPr>
-      <w:r>
-        <w:rPr>
-          <w:rFonts w:ascii="Consolas" w:hAnsi="Consolas"/>
-        </w:rPr>
-        <w:t xml:space="preserve">#   </w:t>
-      </w:r>
-      <w:proofErr w:type="gramStart"/>
-      <w:r>
-        <w:rPr>
-          <w:rFonts w:ascii="Consolas" w:hAnsi="Consolas"/>
-        </w:rPr>
-        <w:t>mutate(</w:t>
-      </w:r>
-      <w:proofErr w:type="gramEnd"/>
-      <w:r>
-        <w:rPr>
-          <w:rFonts w:ascii="Consolas" w:hAnsi="Consolas"/>
-        </w:rPr>
-        <w:t>age = gsub("x", "", age),</w:t>
-      </w:r>
-    </w:p>
-    <w:p>
-      <w:pPr>
-        <w:tabs>
-          <w:tab w:val="left" w:pos="3579"/>
-        </w:tabs>
-        <w:rPr>
-          <w:rFonts w:ascii="Consolas" w:hAnsi="Consolas"/>
-        </w:rPr>
-      </w:pPr>
-      <w:r>
-        <w:rPr>
-          <w:rFonts w:ascii="Consolas" w:hAnsi="Consolas"/>
-        </w:rPr>
-        <w:t xml:space="preserve">#          age = </w:t>
-      </w:r>
-      <w:proofErr w:type="gramStart"/>
-      <w:r>
-        <w:rPr>
-          <w:rFonts w:ascii="Consolas" w:hAnsi="Consolas"/>
-        </w:rPr>
-        <w:t>as.numeric</w:t>
-      </w:r>
-      <w:proofErr w:type="gramEnd"/>
-      <w:r>
-        <w:rPr>
-          <w:rFonts w:ascii="Consolas" w:hAnsi="Consolas"/>
-        </w:rPr>
-        <w:t>(as.character(age)),</w:t>
-      </w:r>
-    </w:p>
-    <w:p>
-      <w:pPr>
-        <w:tabs>
-          <w:tab w:val="left" w:pos="3579"/>
-        </w:tabs>
-        <w:rPr>
-          <w:rFonts w:ascii="Consolas" w:hAnsi="Consolas"/>
-        </w:rPr>
-      </w:pPr>
-      <w:r>
-        <w:rPr>
-          <w:rFonts w:ascii="Consolas" w:hAnsi="Consolas"/>
-        </w:rPr>
-        <w:t xml:space="preserve">#          value = </w:t>
-      </w:r>
-      <w:proofErr w:type="gramStart"/>
-      <w:r>
-        <w:rPr>
-          <w:rFonts w:ascii="Consolas" w:hAnsi="Consolas"/>
-        </w:rPr>
-        <w:t>as.numeric</w:t>
-      </w:r>
-      <w:proofErr w:type="gramEnd"/>
-      <w:r>
-        <w:rPr>
-          <w:rFonts w:ascii="Consolas" w:hAnsi="Consolas"/>
-        </w:rPr>
-        <w:t>(value),</w:t>
-      </w:r>
-    </w:p>
-    <w:p>
-      <w:pPr>
-        <w:tabs>
-          <w:tab w:val="left" w:pos="3579"/>
-        </w:tabs>
-        <w:rPr>
-          <w:rFonts w:ascii="Consolas" w:hAnsi="Consolas"/>
-        </w:rPr>
-      </w:pPr>
-      <w:r>
-        <w:rPr>
-          <w:rFonts w:ascii="Consolas" w:hAnsi="Consolas"/>
-        </w:rPr>
-        <w:t xml:space="preserve">#          year = </w:t>
-      </w:r>
-      <w:proofErr w:type="gramStart"/>
-      <w:r>
-        <w:rPr>
-          <w:rFonts w:ascii="Consolas" w:hAnsi="Consolas"/>
-        </w:rPr>
-        <w:t>as.numeric</w:t>
-      </w:r>
-      <w:proofErr w:type="gramEnd"/>
-      <w:r>
-        <w:rPr>
-          <w:rFonts w:ascii="Consolas" w:hAnsi="Consolas"/>
-        </w:rPr>
-        <w:t xml:space="preserve">(year)) </w:t>
-      </w:r>
-    </w:p>
-    <w:p>
-      <w:pPr>
-        <w:tabs>
-          <w:tab w:val="left" w:pos="3579"/>
-        </w:tabs>
-        <w:rPr>
-          <w:rFonts w:ascii="Consolas" w:hAnsi="Consolas"/>
-        </w:rPr>
-      </w:pPr>
-      <w:r>
-        <w:rPr>
-          <w:rFonts w:ascii="Consolas" w:hAnsi="Consolas"/>
-        </w:rPr>
-        <w:t xml:space="preserve"># </w:t>
-      </w:r>
-    </w:p>
-    <w:p>
-      <w:pPr>
-        <w:tabs>
-          <w:tab w:val="left" w:pos="3579"/>
-        </w:tabs>
-        <w:rPr>
-          <w:rFonts w:ascii="Consolas" w:hAnsi="Consolas"/>
-        </w:rPr>
-      </w:pPr>
-      <w:r>
-        <w:rPr>
-          <w:rFonts w:ascii="Consolas" w:hAnsi="Consolas"/>
-        </w:rPr>
-        <w:t xml:space="preserve"># data2$value &lt;- </w:t>
-      </w:r>
-      <w:proofErr w:type="gramStart"/>
-      <w:r>
-        <w:rPr>
-          <w:rFonts w:ascii="Consolas" w:hAnsi="Consolas"/>
-        </w:rPr>
-        <w:t>ifelse(</w:t>
-      </w:r>
-      <w:proofErr w:type="gramEnd"/>
-      <w:r>
-        <w:rPr>
-          <w:rFonts w:ascii="Consolas" w:hAnsi="Consolas"/>
-        </w:rPr>
-        <w:t>data2$sex == "female", data2$value*-1, data2$value)</w:t>
-      </w:r>
-    </w:p>
-    <w:p>
-      <w:pPr>
-        <w:tabs>
-          <w:tab w:val="left" w:pos="3579"/>
-        </w:tabs>
-        <w:rPr>
-          <w:rFonts w:ascii="Consolas" w:hAnsi="Consolas"/>
-        </w:rPr>
-      </w:pPr>
-      <w:r>
-        <w:rPr>
-          <w:rFonts w:ascii="Consolas" w:hAnsi="Consolas"/>
-        </w:rPr>
-        <w:t xml:space="preserve"># breaks &lt;- </w:t>
-      </w:r>
-      <w:proofErr w:type="gramStart"/>
-      <w:r>
-        <w:rPr>
-          <w:rFonts w:ascii="Consolas" w:hAnsi="Consolas"/>
-        </w:rPr>
-        <w:t>seq(</w:t>
-      </w:r>
-      <w:proofErr w:type="gramEnd"/>
-      <w:r>
-        <w:rPr>
-          <w:rFonts w:ascii="Consolas" w:hAnsi="Consolas"/>
-        </w:rPr>
-        <w:t>1949, 2110, by = 10)</w:t>
-      </w:r>
-    </w:p>
-    <w:p>
-      <w:pPr>
-        <w:tabs>
-          <w:tab w:val="left" w:pos="3579"/>
-        </w:tabs>
-        <w:rPr>
-          <w:rFonts w:ascii="Consolas" w:hAnsi="Consolas"/>
-        </w:rPr>
-      </w:pPr>
-      <w:r>
-        <w:rPr>
-          <w:rFonts w:ascii="Consolas" w:hAnsi="Consolas"/>
-        </w:rPr>
-        <w:t xml:space="preserve"># data2$cut &lt;- </w:t>
-      </w:r>
-      <w:proofErr w:type="gramStart"/>
-      <w:r>
-        <w:rPr>
-          <w:rFonts w:ascii="Consolas" w:hAnsi="Consolas"/>
-        </w:rPr>
-        <w:t>cut(</w:t>
-      </w:r>
-      <w:proofErr w:type="gramEnd"/>
-      <w:r>
-        <w:rPr>
-          <w:rFonts w:ascii="Consolas" w:hAnsi="Consolas"/>
-        </w:rPr>
-        <w:t>data2$year,</w:t>
-      </w:r>
-    </w:p>
-    <w:p>
-      <w:pPr>
-        <w:tabs>
-          <w:tab w:val="left" w:pos="3579"/>
-        </w:tabs>
-        <w:rPr>
-          <w:rFonts w:ascii="Consolas" w:hAnsi="Consolas"/>
-        </w:rPr>
-      </w:pPr>
-      <w:r>
-        <w:rPr>
-          <w:rFonts w:ascii="Consolas" w:hAnsi="Consolas"/>
-        </w:rPr>
-        <w:t>#                  breaks = breaks,</w:t>
-      </w:r>
-    </w:p>
-    <w:p>
-      <w:pPr>
-        <w:tabs>
-          <w:tab w:val="left" w:pos="3579"/>
-        </w:tabs>
-        <w:rPr>
-          <w:rFonts w:ascii="Consolas" w:hAnsi="Consolas"/>
-        </w:rPr>
-      </w:pPr>
-      <w:r>
-        <w:rPr>
-          <w:rFonts w:ascii="Consolas" w:hAnsi="Consolas"/>
-        </w:rPr>
-        <w:t>#                  labels = breaks[</w:t>
-      </w:r>
-      <w:proofErr w:type="gramStart"/>
-      <w:r>
-        <w:rPr>
-          <w:rFonts w:ascii="Consolas" w:hAnsi="Consolas"/>
-        </w:rPr>
-        <w:t>1:length</w:t>
-      </w:r>
-      <w:proofErr w:type="gramEnd"/>
-      <w:r>
-        <w:rPr>
-          <w:rFonts w:ascii="Consolas" w:hAnsi="Consolas"/>
-        </w:rPr>
-        <w:t>(breaks)-1]+1)</w:t>
-      </w:r>
-    </w:p>
-    <w:p>
-      <w:pPr>
-        <w:tabs>
-          <w:tab w:val="left" w:pos="3579"/>
-        </w:tabs>
-        <w:rPr>
-          <w:rFonts w:ascii="Consolas" w:hAnsi="Consolas"/>
-        </w:rPr>
-      </w:pPr>
-      <w:r>
-        <w:rPr>
-          <w:rFonts w:ascii="Consolas" w:hAnsi="Consolas"/>
-        </w:rPr>
-        <w:t xml:space="preserve"># </w:t>
-      </w:r>
-    </w:p>
-    <w:p>
-      <w:pPr>
-        <w:tabs>
-          <w:tab w:val="left" w:pos="3579"/>
-        </w:tabs>
-        <w:rPr>
-          <w:rFonts w:ascii="Consolas" w:hAnsi="Consolas"/>
-        </w:rPr>
-      </w:pPr>
-      <w:r>
-        <w:rPr>
-          <w:rFonts w:ascii="Consolas" w:hAnsi="Consolas"/>
-        </w:rPr>
-        <w:t xml:space="preserve"># </w:t>
-      </w:r>
-    </w:p>
-    <w:p>
-      <w:pPr>
-        <w:tabs>
-          <w:tab w:val="left" w:pos="3579"/>
-        </w:tabs>
-        <w:rPr>
-          <w:rFonts w:ascii="Consolas" w:hAnsi="Consolas"/>
-        </w:rPr>
-      </w:pPr>
-      <w:r>
-        <w:rPr>
-          <w:rFonts w:ascii="Consolas" w:hAnsi="Consolas"/>
-        </w:rPr>
-        <w:t xml:space="preserve"># data3 &lt;- data2[data2$year %in% </w:t>
-      </w:r>
-      <w:proofErr w:type="gramStart"/>
-      <w:r>
-        <w:rPr>
-          <w:rFonts w:ascii="Consolas" w:hAnsi="Consolas"/>
-        </w:rPr>
-        <w:t>c(</w:t>
-      </w:r>
-      <w:proofErr w:type="gramEnd"/>
-      <w:r>
-        <w:rPr>
-          <w:rFonts w:ascii="Consolas" w:hAnsi="Consolas"/>
-        </w:rPr>
-        <w:t>1950, 1980, 2000),]</w:t>
-      </w:r>
-    </w:p>
-    <w:p>
-      <w:pPr>
-        <w:tabs>
-          <w:tab w:val="left" w:pos="3579"/>
-        </w:tabs>
-        <w:rPr>
-          <w:rFonts w:ascii="Consolas" w:hAnsi="Consolas"/>
-        </w:rPr>
-      </w:pPr>
-      <w:r>
-        <w:rPr>
-          <w:rFonts w:ascii="Consolas" w:hAnsi="Consolas"/>
-        </w:rPr>
-        <w:t xml:space="preserve"># </w:t>
-      </w:r>
-    </w:p>
-    <w:p>
-      <w:pPr>
-        <w:tabs>
-          <w:tab w:val="left" w:pos="3579"/>
-        </w:tabs>
-        <w:rPr>
-          <w:rFonts w:ascii="Consolas" w:hAnsi="Consolas"/>
-        </w:rPr>
-      </w:pPr>
-      <w:r>
-        <w:rPr>
-          <w:rFonts w:ascii="Consolas" w:hAnsi="Consolas"/>
-        </w:rPr>
-        <w:t xml:space="preserve"># </w:t>
-      </w:r>
-    </w:p>
-    <w:p>
-      <w:pPr>
-        <w:tabs>
-          <w:tab w:val="left" w:pos="3579"/>
-        </w:tabs>
-        <w:rPr>
-          <w:rFonts w:ascii="Consolas" w:hAnsi="Consolas"/>
-        </w:rPr>
-      </w:pPr>
-      <w:r>
-        <w:rPr>
-          <w:rFonts w:ascii="Consolas" w:hAnsi="Consolas"/>
-        </w:rPr>
-        <w:t xml:space="preserve"># </w:t>
-      </w:r>
-      <w:proofErr w:type="gramStart"/>
-      <w:r>
-        <w:rPr>
-          <w:rFonts w:ascii="Consolas" w:hAnsi="Consolas"/>
-        </w:rPr>
-        <w:t>ggplot(</w:t>
-      </w:r>
-      <w:proofErr w:type="gramEnd"/>
-      <w:r>
-        <w:rPr>
-          <w:rFonts w:ascii="Consolas" w:hAnsi="Consolas"/>
-        </w:rPr>
-        <w:t>)+</w:t>
-      </w:r>
-    </w:p>
-    <w:p>
-      <w:pPr>
-        <w:tabs>
-          <w:tab w:val="left" w:pos="3579"/>
-        </w:tabs>
-        <w:rPr>
-          <w:rFonts w:ascii="Consolas" w:hAnsi="Consolas"/>
-        </w:rPr>
-      </w:pPr>
-      <w:r>
-        <w:rPr>
-          <w:rFonts w:ascii="Consolas" w:hAnsi="Consolas"/>
-        </w:rPr>
-        <w:t>#   #geom_</w:t>
-      </w:r>
-      <w:proofErr w:type="gramStart"/>
-      <w:r>
-        <w:rPr>
-          <w:rFonts w:ascii="Consolas" w:hAnsi="Consolas"/>
-        </w:rPr>
-        <w:t>area(</w:t>
-      </w:r>
-      <w:proofErr w:type="gramEnd"/>
-      <w:r>
-        <w:rPr>
-          <w:rFonts w:ascii="Consolas" w:hAnsi="Consolas"/>
-        </w:rPr>
-        <w:t>data = data3, aes(x = value, y = age, fill = year))+</w:t>
-      </w:r>
-    </w:p>
-    <w:p>
-      <w:pPr>
-        <w:tabs>
-          <w:tab w:val="left" w:pos="3579"/>
-        </w:tabs>
-        <w:rPr>
-          <w:rFonts w:ascii="Consolas" w:hAnsi="Consolas"/>
-        </w:rPr>
-      </w:pPr>
-      <w:r>
-        <w:rPr>
-          <w:rFonts w:ascii="Consolas" w:hAnsi="Consolas"/>
-        </w:rPr>
-        <w:t>#   geom_area(data = data3, aes(x = value, y = age, group = interaction(sex, rev(year)), fill = year), position = position_identity())+</w:t>
-      </w:r>
-    </w:p>
-    <w:p>
-      <w:pPr>
-        <w:tabs>
-          <w:tab w:val="left" w:pos="3579"/>
-        </w:tabs>
-        <w:rPr>
-          <w:rFonts w:ascii="Consolas" w:hAnsi="Consolas"/>
-        </w:rPr>
-      </w:pPr>
-      <w:r>
-        <w:rPr>
-          <w:rFonts w:ascii="Consolas" w:hAnsi="Consolas"/>
-        </w:rPr>
-        <w:t>#   geom_path(data = data3, aes(x = value, y = age, group = interaction(sex, year)), color = "grey")+</w:t>
-      </w:r>
-    </w:p>
-    <w:p>
-      <w:pPr>
-        <w:tabs>
-          <w:tab w:val="left" w:pos="3579"/>
-        </w:tabs>
-        <w:rPr>
-          <w:rFonts w:ascii="Consolas" w:hAnsi="Consolas"/>
-        </w:rPr>
-      </w:pPr>
-      <w:r>
-        <w:rPr>
-          <w:rFonts w:ascii="Consolas" w:hAnsi="Consolas"/>
-        </w:rPr>
-        <w:t>#   theme_</w:t>
-      </w:r>
-      <w:proofErr w:type="gramStart"/>
-      <w:r>
-        <w:rPr>
-          <w:rFonts w:ascii="Consolas" w:hAnsi="Consolas"/>
-        </w:rPr>
-        <w:t>classic(</w:t>
-      </w:r>
-      <w:proofErr w:type="gramEnd"/>
-      <w:r>
-        <w:rPr>
-          <w:rFonts w:ascii="Consolas" w:hAnsi="Consolas"/>
-        </w:rPr>
-        <w:t>)</w:t>
-      </w:r>
-    </w:p>
-    <w:p>
-      <w:pPr>
-        <w:tabs>
-          <w:tab w:val="left" w:pos="3579"/>
-        </w:tabs>
-        <w:rPr>
-          <w:rFonts w:ascii="Consolas" w:hAnsi="Consolas"/>
-        </w:rPr>
-      </w:pPr>
-      <w:r>
-        <w:rPr>
-          <w:rFonts w:ascii="Consolas" w:hAnsi="Consolas"/>
-        </w:rPr>
-        <w:t xml:space="preserve"># </w:t>
-      </w:r>
-    </w:p>
-    <w:p>
-      <w:pPr>
-        <w:tabs>
-          <w:tab w:val="left" w:pos="3579"/>
-        </w:tabs>
-        <w:rPr>
-          <w:rFonts w:ascii="Consolas" w:hAnsi="Consolas"/>
-        </w:rPr>
-      </w:pPr>
-      <w:r>
-        <w:rPr>
-          <w:rFonts w:ascii="Consolas" w:hAnsi="Consolas"/>
-        </w:rPr>
-        <w:t xml:space="preserve"># helper &lt;- data3 %&gt;% </w:t>
-      </w:r>
-    </w:p>
-    <w:p>
-      <w:pPr>
-        <w:tabs>
-          <w:tab w:val="left" w:pos="3579"/>
-        </w:tabs>
-        <w:rPr>
-          <w:rFonts w:ascii="Consolas" w:hAnsi="Consolas"/>
-        </w:rPr>
-      </w:pPr>
-      <w:r>
-        <w:rPr>
-          <w:rFonts w:ascii="Consolas" w:hAnsi="Consolas"/>
-        </w:rPr>
-        <w:t>#   group_</w:t>
-      </w:r>
-      <w:proofErr w:type="gramStart"/>
-      <w:r>
-        <w:rPr>
-          <w:rFonts w:ascii="Consolas" w:hAnsi="Consolas"/>
-        </w:rPr>
-        <w:t>by(</w:t>
-      </w:r>
-      <w:proofErr w:type="gramEnd"/>
-      <w:r>
-        <w:rPr>
-          <w:rFonts w:ascii="Consolas" w:hAnsi="Consolas"/>
-        </w:rPr>
-        <w:t>region_subregion_country_or_area , sex, variant, year, cut) %&gt;%</w:t>
+      <w:proofErr w:type="spellStart"/>
+      <w:r>
+        <w:rPr>
+          <w:rFonts w:ascii="Consolas" w:hAnsi="Consolas"/>
+        </w:rPr>
+        <w:t>xy</w:t>
+      </w:r>
+      <w:proofErr w:type="spellEnd"/>
+      <w:r>
+        <w:rPr>
+          <w:rFonts w:ascii="Consolas" w:hAnsi="Consolas"/>
+        </w:rPr>
+        <w:t xml:space="preserve"> &lt;- </w:t>
+      </w:r>
+      <w:proofErr w:type="spellStart"/>
+      <w:r>
+        <w:rPr>
+          <w:rFonts w:ascii="Consolas" w:hAnsi="Consolas"/>
+        </w:rPr>
+        <w:t>xy</w:t>
+      </w:r>
+      <w:proofErr w:type="spellEnd"/>
+      <w:r>
+        <w:rPr>
+          <w:rFonts w:ascii="Consolas" w:hAnsi="Consolas"/>
+        </w:rPr>
+        <w:t xml:space="preserve"> %&gt;%</w:t>
       </w:r>
     </w:p>
     <w:p>
@@ -3665,6 +2377,2945 @@
         <w:lastRenderedPageBreak/>
         <w:t xml:space="preserve">#   </w:t>
       </w:r>
+      <w:proofErr w:type="spellStart"/>
+      <w:r>
+        <w:rPr>
+          <w:rFonts w:ascii="Consolas" w:hAnsi="Consolas"/>
+        </w:rPr>
+        <w:t>pivot_</w:t>
+      </w:r>
+      <w:proofErr w:type="gramStart"/>
+      <w:r>
+        <w:rPr>
+          <w:rFonts w:ascii="Consolas" w:hAnsi="Consolas"/>
+        </w:rPr>
+        <w:t>longer</w:t>
+      </w:r>
+      <w:proofErr w:type="spellEnd"/>
+      <w:r>
+        <w:rPr>
+          <w:rFonts w:ascii="Consolas" w:hAnsi="Consolas"/>
+        </w:rPr>
+        <w:t>(</w:t>
+      </w:r>
+      <w:proofErr w:type="gramEnd"/>
+      <w:r>
+        <w:rPr>
+          <w:rFonts w:ascii="Consolas" w:hAnsi="Consolas"/>
+        </w:rPr>
+        <w:t xml:space="preserve">cols = </w:t>
+      </w:r>
+      <w:proofErr w:type="spellStart"/>
+      <w:r>
+        <w:rPr>
+          <w:rFonts w:ascii="Consolas" w:hAnsi="Consolas"/>
+        </w:rPr>
+        <w:t>starts_with</w:t>
+      </w:r>
+      <w:proofErr w:type="spellEnd"/>
+      <w:r>
+        <w:rPr>
+          <w:rFonts w:ascii="Consolas" w:hAnsi="Consolas"/>
+        </w:rPr>
+        <w:t xml:space="preserve">("x"), </w:t>
+      </w:r>
+      <w:proofErr w:type="spellStart"/>
+      <w:r>
+        <w:rPr>
+          <w:rFonts w:ascii="Consolas" w:hAnsi="Consolas"/>
+        </w:rPr>
+        <w:t>names_to</w:t>
+      </w:r>
+      <w:proofErr w:type="spellEnd"/>
+      <w:r>
+        <w:rPr>
+          <w:rFonts w:ascii="Consolas" w:hAnsi="Consolas"/>
+        </w:rPr>
+        <w:t xml:space="preserve"> = "age") %&gt;%</w:t>
+      </w:r>
+    </w:p>
+    <w:p>
+      <w:pPr>
+        <w:tabs>
+          <w:tab w:val="left" w:pos="3579"/>
+        </w:tabs>
+        <w:rPr>
+          <w:rFonts w:ascii="Consolas" w:hAnsi="Consolas"/>
+        </w:rPr>
+      </w:pPr>
+      <w:r>
+        <w:rPr>
+          <w:rFonts w:ascii="Consolas" w:hAnsi="Consolas"/>
+        </w:rPr>
+        <w:t xml:space="preserve">#   </w:t>
+      </w:r>
+      <w:proofErr w:type="gramStart"/>
+      <w:r>
+        <w:rPr>
+          <w:rFonts w:ascii="Consolas" w:hAnsi="Consolas"/>
+        </w:rPr>
+        <w:t>mutate(</w:t>
+      </w:r>
+      <w:proofErr w:type="gramEnd"/>
+      <w:r>
+        <w:rPr>
+          <w:rFonts w:ascii="Consolas" w:hAnsi="Consolas"/>
+        </w:rPr>
+        <w:t xml:space="preserve">age = </w:t>
+      </w:r>
+      <w:proofErr w:type="spellStart"/>
+      <w:r>
+        <w:rPr>
+          <w:rFonts w:ascii="Consolas" w:hAnsi="Consolas"/>
+        </w:rPr>
+        <w:t>gsub</w:t>
+      </w:r>
+      <w:proofErr w:type="spellEnd"/>
+      <w:r>
+        <w:rPr>
+          <w:rFonts w:ascii="Consolas" w:hAnsi="Consolas"/>
+        </w:rPr>
+        <w:t>("x", "", age),</w:t>
+      </w:r>
+    </w:p>
+    <w:p>
+      <w:pPr>
+        <w:tabs>
+          <w:tab w:val="left" w:pos="3579"/>
+        </w:tabs>
+        <w:rPr>
+          <w:rFonts w:ascii="Consolas" w:hAnsi="Consolas"/>
+        </w:rPr>
+      </w:pPr>
+      <w:r>
+        <w:rPr>
+          <w:rFonts w:ascii="Consolas" w:hAnsi="Consolas"/>
+        </w:rPr>
+        <w:t xml:space="preserve">#          age = </w:t>
+      </w:r>
+      <w:proofErr w:type="spellStart"/>
+      <w:proofErr w:type="gramStart"/>
+      <w:r>
+        <w:rPr>
+          <w:rFonts w:ascii="Consolas" w:hAnsi="Consolas"/>
+        </w:rPr>
+        <w:t>as.numeric</w:t>
+      </w:r>
+      <w:proofErr w:type="spellEnd"/>
+      <w:proofErr w:type="gramEnd"/>
+      <w:r>
+        <w:rPr>
+          <w:rFonts w:ascii="Consolas" w:hAnsi="Consolas"/>
+        </w:rPr>
+        <w:t>(</w:t>
+      </w:r>
+      <w:proofErr w:type="spellStart"/>
+      <w:r>
+        <w:rPr>
+          <w:rFonts w:ascii="Consolas" w:hAnsi="Consolas"/>
+        </w:rPr>
+        <w:t>as.character</w:t>
+      </w:r>
+      <w:proofErr w:type="spellEnd"/>
+      <w:r>
+        <w:rPr>
+          <w:rFonts w:ascii="Consolas" w:hAnsi="Consolas"/>
+        </w:rPr>
+        <w:t>(age)),</w:t>
+      </w:r>
+    </w:p>
+    <w:p>
+      <w:pPr>
+        <w:tabs>
+          <w:tab w:val="left" w:pos="3579"/>
+        </w:tabs>
+        <w:rPr>
+          <w:rFonts w:ascii="Consolas" w:hAnsi="Consolas"/>
+        </w:rPr>
+      </w:pPr>
+      <w:r>
+        <w:rPr>
+          <w:rFonts w:ascii="Consolas" w:hAnsi="Consolas"/>
+        </w:rPr>
+        <w:t xml:space="preserve">#          value = </w:t>
+      </w:r>
+      <w:proofErr w:type="spellStart"/>
+      <w:proofErr w:type="gramStart"/>
+      <w:r>
+        <w:rPr>
+          <w:rFonts w:ascii="Consolas" w:hAnsi="Consolas"/>
+        </w:rPr>
+        <w:t>as.numeric</w:t>
+      </w:r>
+      <w:proofErr w:type="spellEnd"/>
+      <w:proofErr w:type="gramEnd"/>
+      <w:r>
+        <w:rPr>
+          <w:rFonts w:ascii="Consolas" w:hAnsi="Consolas"/>
+        </w:rPr>
+        <w:t>(value),</w:t>
+      </w:r>
+    </w:p>
+    <w:p>
+      <w:pPr>
+        <w:tabs>
+          <w:tab w:val="left" w:pos="3579"/>
+        </w:tabs>
+        <w:rPr>
+          <w:rFonts w:ascii="Consolas" w:hAnsi="Consolas"/>
+        </w:rPr>
+      </w:pPr>
+      <w:r>
+        <w:rPr>
+          <w:rFonts w:ascii="Consolas" w:hAnsi="Consolas"/>
+        </w:rPr>
+        <w:t xml:space="preserve">#          year = </w:t>
+      </w:r>
+      <w:proofErr w:type="spellStart"/>
+      <w:proofErr w:type="gramStart"/>
+      <w:r>
+        <w:rPr>
+          <w:rFonts w:ascii="Consolas" w:hAnsi="Consolas"/>
+        </w:rPr>
+        <w:t>as.numeric</w:t>
+      </w:r>
+      <w:proofErr w:type="spellEnd"/>
+      <w:proofErr w:type="gramEnd"/>
+      <w:r>
+        <w:rPr>
+          <w:rFonts w:ascii="Consolas" w:hAnsi="Consolas"/>
+        </w:rPr>
+        <w:t xml:space="preserve">(year)) </w:t>
+      </w:r>
+    </w:p>
+    <w:p>
+      <w:pPr>
+        <w:tabs>
+          <w:tab w:val="left" w:pos="3579"/>
+        </w:tabs>
+        <w:rPr>
+          <w:rFonts w:ascii="Consolas" w:hAnsi="Consolas"/>
+        </w:rPr>
+      </w:pPr>
+      <w:r>
+        <w:rPr>
+          <w:rFonts w:ascii="Consolas" w:hAnsi="Consolas"/>
+        </w:rPr>
+        <w:t xml:space="preserve"># </w:t>
+      </w:r>
+    </w:p>
+    <w:p>
+      <w:pPr>
+        <w:tabs>
+          <w:tab w:val="left" w:pos="3579"/>
+        </w:tabs>
+        <w:rPr>
+          <w:rFonts w:ascii="Consolas" w:hAnsi="Consolas"/>
+        </w:rPr>
+      </w:pPr>
+      <w:r>
+        <w:rPr>
+          <w:rFonts w:ascii="Consolas" w:hAnsi="Consolas"/>
+        </w:rPr>
+        <w:t xml:space="preserve"># </w:t>
+      </w:r>
+    </w:p>
+    <w:p>
+      <w:pPr>
+        <w:tabs>
+          <w:tab w:val="left" w:pos="3579"/>
+        </w:tabs>
+        <w:rPr>
+          <w:rFonts w:ascii="Consolas" w:hAnsi="Consolas"/>
+        </w:rPr>
+      </w:pPr>
+      <w:r>
+        <w:rPr>
+          <w:rFonts w:ascii="Consolas" w:hAnsi="Consolas"/>
+        </w:rPr>
+        <w:t xml:space="preserve"># </w:t>
+      </w:r>
+      <w:proofErr w:type="spellStart"/>
+      <w:proofErr w:type="gramStart"/>
+      <w:r>
+        <w:rPr>
+          <w:rFonts w:ascii="Consolas" w:hAnsi="Consolas"/>
+        </w:rPr>
+        <w:t>ggplot</w:t>
+      </w:r>
+      <w:proofErr w:type="spellEnd"/>
+      <w:proofErr w:type="gramEnd"/>
+      <w:r>
+        <w:rPr>
+          <w:rFonts w:ascii="Consolas" w:hAnsi="Consolas"/>
+        </w:rPr>
+        <w:t>(</w:t>
+      </w:r>
+      <w:proofErr w:type="spellStart"/>
+      <w:r>
+        <w:rPr>
+          <w:rFonts w:ascii="Consolas" w:hAnsi="Consolas"/>
+        </w:rPr>
+        <w:t>xy</w:t>
+      </w:r>
+      <w:proofErr w:type="spellEnd"/>
+      <w:r>
+        <w:rPr>
+          <w:rFonts w:ascii="Consolas" w:hAnsi="Consolas"/>
+        </w:rPr>
+        <w:t>)+</w:t>
+      </w:r>
+    </w:p>
+    <w:p>
+      <w:pPr>
+        <w:tabs>
+          <w:tab w:val="left" w:pos="3579"/>
+        </w:tabs>
+        <w:rPr>
+          <w:rFonts w:ascii="Consolas" w:hAnsi="Consolas"/>
+        </w:rPr>
+      </w:pPr>
+      <w:r>
+        <w:rPr>
+          <w:rFonts w:ascii="Consolas" w:hAnsi="Consolas"/>
+        </w:rPr>
+        <w:t xml:space="preserve">#   </w:t>
+      </w:r>
+      <w:proofErr w:type="spellStart"/>
+      <w:r>
+        <w:rPr>
+          <w:rFonts w:ascii="Consolas" w:hAnsi="Consolas"/>
+        </w:rPr>
+        <w:t>geom_</w:t>
+      </w:r>
+      <w:proofErr w:type="gramStart"/>
+      <w:r>
+        <w:rPr>
+          <w:rFonts w:ascii="Consolas" w:hAnsi="Consolas"/>
+        </w:rPr>
+        <w:t>path</w:t>
+      </w:r>
+      <w:proofErr w:type="spellEnd"/>
+      <w:r>
+        <w:rPr>
+          <w:rFonts w:ascii="Consolas" w:hAnsi="Consolas"/>
+        </w:rPr>
+        <w:t>(</w:t>
+      </w:r>
+      <w:proofErr w:type="spellStart"/>
+      <w:proofErr w:type="gramEnd"/>
+      <w:r>
+        <w:rPr>
+          <w:rFonts w:ascii="Consolas" w:hAnsi="Consolas"/>
+        </w:rPr>
+        <w:t>aes</w:t>
+      </w:r>
+      <w:proofErr w:type="spellEnd"/>
+      <w:r>
+        <w:rPr>
+          <w:rFonts w:ascii="Consolas" w:hAnsi="Consolas"/>
+        </w:rPr>
+        <w:t>(x = value, y = age, group = year, color = year))+</w:t>
+      </w:r>
+    </w:p>
+    <w:p>
+      <w:pPr>
+        <w:tabs>
+          <w:tab w:val="left" w:pos="3579"/>
+        </w:tabs>
+        <w:rPr>
+          <w:rFonts w:ascii="Consolas" w:hAnsi="Consolas"/>
+        </w:rPr>
+      </w:pPr>
+      <w:r>
+        <w:rPr>
+          <w:rFonts w:ascii="Consolas" w:hAnsi="Consolas"/>
+        </w:rPr>
+        <w:t xml:space="preserve">#   </w:t>
+      </w:r>
+      <w:proofErr w:type="spellStart"/>
+      <w:r>
+        <w:rPr>
+          <w:rFonts w:ascii="Consolas" w:hAnsi="Consolas"/>
+        </w:rPr>
+        <w:t>scale_x_</w:t>
+      </w:r>
+      <w:proofErr w:type="gramStart"/>
+      <w:r>
+        <w:rPr>
+          <w:rFonts w:ascii="Consolas" w:hAnsi="Consolas"/>
+        </w:rPr>
+        <w:t>continuous</w:t>
+      </w:r>
+      <w:proofErr w:type="spellEnd"/>
+      <w:r>
+        <w:rPr>
+          <w:rFonts w:ascii="Consolas" w:hAnsi="Consolas"/>
+        </w:rPr>
+        <w:t>(</w:t>
+      </w:r>
+      <w:proofErr w:type="gramEnd"/>
+      <w:r>
+        <w:rPr>
+          <w:rFonts w:ascii="Consolas" w:hAnsi="Consolas"/>
+        </w:rPr>
+        <w:t>limits = c(0, NA))+</w:t>
+      </w:r>
+    </w:p>
+    <w:p>
+      <w:pPr>
+        <w:tabs>
+          <w:tab w:val="left" w:pos="3579"/>
+        </w:tabs>
+        <w:rPr>
+          <w:rFonts w:ascii="Consolas" w:hAnsi="Consolas"/>
+        </w:rPr>
+      </w:pPr>
+      <w:r>
+        <w:rPr>
+          <w:rFonts w:ascii="Consolas" w:hAnsi="Consolas"/>
+        </w:rPr>
+        <w:t xml:space="preserve">#   </w:t>
+      </w:r>
+      <w:proofErr w:type="gramStart"/>
+      <w:r>
+        <w:rPr>
+          <w:rFonts w:ascii="Consolas" w:hAnsi="Consolas"/>
+        </w:rPr>
+        <w:t>theme(</w:t>
+      </w:r>
+      <w:proofErr w:type="spellStart"/>
+      <w:proofErr w:type="gramEnd"/>
+      <w:r>
+        <w:rPr>
+          <w:rFonts w:ascii="Consolas" w:hAnsi="Consolas"/>
+        </w:rPr>
+        <w:t>axis.text.x</w:t>
+      </w:r>
+      <w:proofErr w:type="spellEnd"/>
+      <w:r>
+        <w:rPr>
+          <w:rFonts w:ascii="Consolas" w:hAnsi="Consolas"/>
+        </w:rPr>
+        <w:t xml:space="preserve"> = </w:t>
+      </w:r>
+      <w:proofErr w:type="spellStart"/>
+      <w:r>
+        <w:rPr>
+          <w:rFonts w:ascii="Consolas" w:hAnsi="Consolas"/>
+        </w:rPr>
+        <w:t>element_text</w:t>
+      </w:r>
+      <w:proofErr w:type="spellEnd"/>
+      <w:r>
+        <w:rPr>
+          <w:rFonts w:ascii="Consolas" w:hAnsi="Consolas"/>
+        </w:rPr>
+        <w:t>(angle = 90))+</w:t>
+      </w:r>
+    </w:p>
+    <w:p>
+      <w:pPr>
+        <w:tabs>
+          <w:tab w:val="left" w:pos="3579"/>
+        </w:tabs>
+        <w:rPr>
+          <w:rFonts w:ascii="Consolas" w:hAnsi="Consolas"/>
+        </w:rPr>
+      </w:pPr>
+      <w:r>
+        <w:rPr>
+          <w:rFonts w:ascii="Consolas" w:hAnsi="Consolas"/>
+        </w:rPr>
+        <w:t xml:space="preserve">#   </w:t>
+      </w:r>
+      <w:proofErr w:type="spellStart"/>
+      <w:r>
+        <w:rPr>
+          <w:rFonts w:ascii="Consolas" w:hAnsi="Consolas"/>
+        </w:rPr>
+        <w:t>theme_</w:t>
+      </w:r>
+      <w:proofErr w:type="gramStart"/>
+      <w:r>
+        <w:rPr>
+          <w:rFonts w:ascii="Consolas" w:hAnsi="Consolas"/>
+        </w:rPr>
+        <w:t>classic</w:t>
+      </w:r>
+      <w:proofErr w:type="spellEnd"/>
+      <w:r>
+        <w:rPr>
+          <w:rFonts w:ascii="Consolas" w:hAnsi="Consolas"/>
+        </w:rPr>
+        <w:t>(</w:t>
+      </w:r>
+      <w:proofErr w:type="gramEnd"/>
+      <w:r>
+        <w:rPr>
+          <w:rFonts w:ascii="Consolas" w:hAnsi="Consolas"/>
+        </w:rPr>
+        <w:t>)</w:t>
+      </w:r>
+    </w:p>
+    <w:p>
+      <w:pPr>
+        <w:tabs>
+          <w:tab w:val="left" w:pos="3579"/>
+        </w:tabs>
+        <w:rPr>
+          <w:rFonts w:ascii="Consolas" w:hAnsi="Consolas"/>
+        </w:rPr>
+      </w:pPr>
+      <w:r>
+        <w:rPr>
+          <w:rFonts w:ascii="Consolas" w:hAnsi="Consolas"/>
+        </w:rPr>
+        <w:t xml:space="preserve"># </w:t>
+      </w:r>
+    </w:p>
+    <w:p>
+      <w:pPr>
+        <w:tabs>
+          <w:tab w:val="left" w:pos="3579"/>
+        </w:tabs>
+        <w:rPr>
+          <w:rFonts w:ascii="Consolas" w:hAnsi="Consolas"/>
+        </w:rPr>
+      </w:pPr>
+      <w:r>
+        <w:rPr>
+          <w:rFonts w:ascii="Consolas" w:hAnsi="Consolas"/>
+        </w:rPr>
+        <w:t xml:space="preserve"># </w:t>
+      </w:r>
+      <w:proofErr w:type="spellStart"/>
+      <w:r>
+        <w:rPr>
+          <w:rFonts w:ascii="Consolas" w:hAnsi="Consolas"/>
+        </w:rPr>
+        <w:t>male_est</w:t>
+      </w:r>
+      <w:proofErr w:type="spellEnd"/>
+      <w:r>
+        <w:rPr>
+          <w:rFonts w:ascii="Consolas" w:hAnsi="Consolas"/>
+        </w:rPr>
+        <w:t xml:space="preserve"> &lt;- </w:t>
+      </w:r>
+      <w:proofErr w:type="gramStart"/>
+      <w:r>
+        <w:rPr>
+          <w:rFonts w:ascii="Consolas" w:hAnsi="Consolas"/>
+        </w:rPr>
+        <w:t>read.xlsx(</w:t>
+      </w:r>
+      <w:proofErr w:type="gramEnd"/>
+      <w:r>
+        <w:rPr>
+          <w:rFonts w:ascii="Consolas" w:hAnsi="Consolas"/>
+        </w:rPr>
+        <w:t xml:space="preserve">"C:/Users/Dominik/Desktop/WPP2022_POP_F01_2_POPULATION_SINGLE_AGE_MALE.xlsx", sheet = 1, </w:t>
+      </w:r>
+      <w:proofErr w:type="spellStart"/>
+      <w:r>
+        <w:rPr>
+          <w:rFonts w:ascii="Consolas" w:hAnsi="Consolas"/>
+        </w:rPr>
+        <w:t>startRow</w:t>
+      </w:r>
+      <w:proofErr w:type="spellEnd"/>
+      <w:r>
+        <w:rPr>
+          <w:rFonts w:ascii="Consolas" w:hAnsi="Consolas"/>
+        </w:rPr>
+        <w:t xml:space="preserve"> = 17, </w:t>
+      </w:r>
+      <w:proofErr w:type="spellStart"/>
+      <w:r>
+        <w:rPr>
+          <w:rFonts w:ascii="Consolas" w:hAnsi="Consolas"/>
+        </w:rPr>
+        <w:t>colNames</w:t>
+      </w:r>
+      <w:proofErr w:type="spellEnd"/>
+      <w:r>
+        <w:rPr>
+          <w:rFonts w:ascii="Consolas" w:hAnsi="Consolas"/>
+        </w:rPr>
+        <w:t xml:space="preserve"> = TRUE)</w:t>
+      </w:r>
+    </w:p>
+    <w:p>
+      <w:pPr>
+        <w:tabs>
+          <w:tab w:val="left" w:pos="3579"/>
+        </w:tabs>
+        <w:rPr>
+          <w:rFonts w:ascii="Consolas" w:hAnsi="Consolas"/>
+        </w:rPr>
+      </w:pPr>
+      <w:r>
+        <w:rPr>
+          <w:rFonts w:ascii="Consolas" w:hAnsi="Consolas"/>
+        </w:rPr>
+        <w:t xml:space="preserve"># </w:t>
+      </w:r>
+      <w:proofErr w:type="spellStart"/>
+      <w:r>
+        <w:rPr>
+          <w:rFonts w:ascii="Consolas" w:hAnsi="Consolas"/>
+        </w:rPr>
+        <w:t>male_pro</w:t>
+      </w:r>
+      <w:proofErr w:type="spellEnd"/>
+      <w:r>
+        <w:rPr>
+          <w:rFonts w:ascii="Consolas" w:hAnsi="Consolas"/>
+        </w:rPr>
+        <w:t xml:space="preserve"> &lt;- </w:t>
+      </w:r>
+      <w:proofErr w:type="gramStart"/>
+      <w:r>
+        <w:rPr>
+          <w:rFonts w:ascii="Consolas" w:hAnsi="Consolas"/>
+        </w:rPr>
+        <w:t>read.xlsx(</w:t>
+      </w:r>
+      <w:proofErr w:type="gramEnd"/>
+      <w:r>
+        <w:rPr>
+          <w:rFonts w:ascii="Consolas" w:hAnsi="Consolas"/>
+        </w:rPr>
+        <w:t xml:space="preserve">"C:/Users/Dominik/Desktop/WPP2022_POP_F01_2_POPULATION_SINGLE_AGE_MALE.xlsx", sheet = 2, </w:t>
+      </w:r>
+      <w:proofErr w:type="spellStart"/>
+      <w:r>
+        <w:rPr>
+          <w:rFonts w:ascii="Consolas" w:hAnsi="Consolas"/>
+        </w:rPr>
+        <w:t>startRow</w:t>
+      </w:r>
+      <w:proofErr w:type="spellEnd"/>
+      <w:r>
+        <w:rPr>
+          <w:rFonts w:ascii="Consolas" w:hAnsi="Consolas"/>
+        </w:rPr>
+        <w:t xml:space="preserve"> = 17, </w:t>
+      </w:r>
+      <w:proofErr w:type="spellStart"/>
+      <w:r>
+        <w:rPr>
+          <w:rFonts w:ascii="Consolas" w:hAnsi="Consolas"/>
+        </w:rPr>
+        <w:t>colNames</w:t>
+      </w:r>
+      <w:proofErr w:type="spellEnd"/>
+      <w:r>
+        <w:rPr>
+          <w:rFonts w:ascii="Consolas" w:hAnsi="Consolas"/>
+        </w:rPr>
+        <w:t xml:space="preserve"> = TRUE)</w:t>
+      </w:r>
+    </w:p>
+    <w:p>
+      <w:pPr>
+        <w:tabs>
+          <w:tab w:val="left" w:pos="3579"/>
+        </w:tabs>
+        <w:rPr>
+          <w:rFonts w:ascii="Consolas" w:hAnsi="Consolas"/>
+        </w:rPr>
+      </w:pPr>
+      <w:r>
+        <w:rPr>
+          <w:rFonts w:ascii="Consolas" w:hAnsi="Consolas"/>
+        </w:rPr>
+        <w:t xml:space="preserve"># </w:t>
+      </w:r>
+      <w:proofErr w:type="spellStart"/>
+      <w:r>
+        <w:rPr>
+          <w:rFonts w:ascii="Consolas" w:hAnsi="Consolas"/>
+        </w:rPr>
+        <w:t>female_est</w:t>
+      </w:r>
+      <w:proofErr w:type="spellEnd"/>
+      <w:r>
+        <w:rPr>
+          <w:rFonts w:ascii="Consolas" w:hAnsi="Consolas"/>
+        </w:rPr>
+        <w:t xml:space="preserve"> &lt;- </w:t>
+      </w:r>
+      <w:proofErr w:type="gramStart"/>
+      <w:r>
+        <w:rPr>
+          <w:rFonts w:ascii="Consolas" w:hAnsi="Consolas"/>
+        </w:rPr>
+        <w:t>read.xlsx(</w:t>
+      </w:r>
+      <w:proofErr w:type="gramEnd"/>
+      <w:r>
+        <w:rPr>
+          <w:rFonts w:ascii="Consolas" w:hAnsi="Consolas"/>
+        </w:rPr>
+        <w:t xml:space="preserve">"C:/Users/Dominik/Desktop/WPP2022_POP_F01_2_POPULATION_SINGLE_AGE_MALE.xlsx", sheet = 1, </w:t>
+      </w:r>
+      <w:proofErr w:type="spellStart"/>
+      <w:r>
+        <w:rPr>
+          <w:rFonts w:ascii="Consolas" w:hAnsi="Consolas"/>
+        </w:rPr>
+        <w:t>startRow</w:t>
+      </w:r>
+      <w:proofErr w:type="spellEnd"/>
+      <w:r>
+        <w:rPr>
+          <w:rFonts w:ascii="Consolas" w:hAnsi="Consolas"/>
+        </w:rPr>
+        <w:t xml:space="preserve"> = 17, </w:t>
+      </w:r>
+      <w:proofErr w:type="spellStart"/>
+      <w:r>
+        <w:rPr>
+          <w:rFonts w:ascii="Consolas" w:hAnsi="Consolas"/>
+        </w:rPr>
+        <w:t>colNames</w:t>
+      </w:r>
+      <w:proofErr w:type="spellEnd"/>
+      <w:r>
+        <w:rPr>
+          <w:rFonts w:ascii="Consolas" w:hAnsi="Consolas"/>
+        </w:rPr>
+        <w:t xml:space="preserve"> = TRUE)</w:t>
+      </w:r>
+    </w:p>
+    <w:p>
+      <w:pPr>
+        <w:tabs>
+          <w:tab w:val="left" w:pos="3579"/>
+        </w:tabs>
+        <w:rPr>
+          <w:rFonts w:ascii="Consolas" w:hAnsi="Consolas"/>
+        </w:rPr>
+      </w:pPr>
+      <w:r>
+        <w:rPr>
+          <w:rFonts w:ascii="Consolas" w:hAnsi="Consolas"/>
+        </w:rPr>
+        <w:t xml:space="preserve"># </w:t>
+      </w:r>
+      <w:proofErr w:type="spellStart"/>
+      <w:r>
+        <w:rPr>
+          <w:rFonts w:ascii="Consolas" w:hAnsi="Consolas"/>
+        </w:rPr>
+        <w:t>female_pro</w:t>
+      </w:r>
+      <w:proofErr w:type="spellEnd"/>
+      <w:r>
+        <w:rPr>
+          <w:rFonts w:ascii="Consolas" w:hAnsi="Consolas"/>
+        </w:rPr>
+        <w:t xml:space="preserve"> &lt;- </w:t>
+      </w:r>
+      <w:proofErr w:type="gramStart"/>
+      <w:r>
+        <w:rPr>
+          <w:rFonts w:ascii="Consolas" w:hAnsi="Consolas"/>
+        </w:rPr>
+        <w:t>read.xlsx(</w:t>
+      </w:r>
+      <w:proofErr w:type="gramEnd"/>
+      <w:r>
+        <w:rPr>
+          <w:rFonts w:ascii="Consolas" w:hAnsi="Consolas"/>
+        </w:rPr>
+        <w:t xml:space="preserve">"C:/Users/Dominik/Desktop/WPP2022_POP_F01_2_POPULATION_SINGLE_AGE_MALE.xlsx", sheet = 2, </w:t>
+      </w:r>
+      <w:proofErr w:type="spellStart"/>
+      <w:r>
+        <w:rPr>
+          <w:rFonts w:ascii="Consolas" w:hAnsi="Consolas"/>
+        </w:rPr>
+        <w:t>startRow</w:t>
+      </w:r>
+      <w:proofErr w:type="spellEnd"/>
+      <w:r>
+        <w:rPr>
+          <w:rFonts w:ascii="Consolas" w:hAnsi="Consolas"/>
+        </w:rPr>
+        <w:t xml:space="preserve"> = 17, </w:t>
+      </w:r>
+      <w:proofErr w:type="spellStart"/>
+      <w:r>
+        <w:rPr>
+          <w:rFonts w:ascii="Consolas" w:hAnsi="Consolas"/>
+        </w:rPr>
+        <w:t>colNames</w:t>
+      </w:r>
+      <w:proofErr w:type="spellEnd"/>
+      <w:r>
+        <w:rPr>
+          <w:rFonts w:ascii="Consolas" w:hAnsi="Consolas"/>
+        </w:rPr>
+        <w:t xml:space="preserve"> = TRUE)</w:t>
+      </w:r>
+    </w:p>
+    <w:p>
+      <w:pPr>
+        <w:tabs>
+          <w:tab w:val="left" w:pos="3579"/>
+        </w:tabs>
+        <w:rPr>
+          <w:rFonts w:ascii="Consolas" w:hAnsi="Consolas"/>
+        </w:rPr>
+      </w:pPr>
+      <w:r>
+        <w:rPr>
+          <w:rFonts w:ascii="Consolas" w:hAnsi="Consolas"/>
+        </w:rPr>
+        <w:t xml:space="preserve"># </w:t>
+      </w:r>
+    </w:p>
+    <w:p>
+      <w:pPr>
+        <w:tabs>
+          <w:tab w:val="left" w:pos="3579"/>
+        </w:tabs>
+        <w:rPr>
+          <w:rFonts w:ascii="Consolas" w:hAnsi="Consolas"/>
+        </w:rPr>
+      </w:pPr>
+      <w:r>
+        <w:rPr>
+          <w:rFonts w:ascii="Consolas" w:hAnsi="Consolas"/>
+        </w:rPr>
+        <w:t xml:space="preserve"># </w:t>
+      </w:r>
+    </w:p>
+    <w:p>
+      <w:pPr>
+        <w:tabs>
+          <w:tab w:val="left" w:pos="3579"/>
+        </w:tabs>
+        <w:rPr>
+          <w:rFonts w:ascii="Consolas" w:hAnsi="Consolas"/>
+        </w:rPr>
+      </w:pPr>
+      <w:r>
+        <w:rPr>
+          <w:rFonts w:ascii="Consolas" w:hAnsi="Consolas"/>
+        </w:rPr>
+        <w:t xml:space="preserve"># </w:t>
+      </w:r>
+      <w:proofErr w:type="spellStart"/>
+      <w:proofErr w:type="gramStart"/>
+      <w:r>
+        <w:rPr>
+          <w:rFonts w:ascii="Consolas" w:hAnsi="Consolas"/>
+        </w:rPr>
+        <w:t>male</w:t>
+      </w:r>
+      <w:proofErr w:type="gramEnd"/>
+      <w:r>
+        <w:rPr>
+          <w:rFonts w:ascii="Consolas" w:hAnsi="Consolas"/>
+        </w:rPr>
+        <w:t>_est</w:t>
+      </w:r>
+      <w:proofErr w:type="spellEnd"/>
+      <w:r>
+        <w:rPr>
+          <w:rFonts w:ascii="Consolas" w:hAnsi="Consolas"/>
+        </w:rPr>
+        <w:t xml:space="preserve"> &lt;- </w:t>
+      </w:r>
+      <w:proofErr w:type="spellStart"/>
+      <w:r>
+        <w:rPr>
+          <w:rFonts w:ascii="Consolas" w:hAnsi="Consolas"/>
+        </w:rPr>
+        <w:t>male_est</w:t>
+      </w:r>
+      <w:proofErr w:type="spellEnd"/>
+      <w:r>
+        <w:rPr>
+          <w:rFonts w:ascii="Consolas" w:hAnsi="Consolas"/>
+        </w:rPr>
+        <w:t xml:space="preserve"> %&gt;%</w:t>
+      </w:r>
+    </w:p>
+    <w:p>
+      <w:pPr>
+        <w:tabs>
+          <w:tab w:val="left" w:pos="3579"/>
+        </w:tabs>
+        <w:rPr>
+          <w:rFonts w:ascii="Consolas" w:hAnsi="Consolas"/>
+        </w:rPr>
+      </w:pPr>
+      <w:r>
+        <w:rPr>
+          <w:rFonts w:ascii="Consolas" w:hAnsi="Consolas"/>
+        </w:rPr>
+        <w:t xml:space="preserve">#   </w:t>
+      </w:r>
+      <w:proofErr w:type="spellStart"/>
+      <w:r>
+        <w:rPr>
+          <w:rFonts w:ascii="Consolas" w:hAnsi="Consolas"/>
+        </w:rPr>
+        <w:t>clean_</w:t>
+      </w:r>
+      <w:proofErr w:type="gramStart"/>
+      <w:r>
+        <w:rPr>
+          <w:rFonts w:ascii="Consolas" w:hAnsi="Consolas"/>
+        </w:rPr>
+        <w:t>names</w:t>
+      </w:r>
+      <w:proofErr w:type="spellEnd"/>
+      <w:r>
+        <w:rPr>
+          <w:rFonts w:ascii="Consolas" w:hAnsi="Consolas"/>
+        </w:rPr>
+        <w:t>(</w:t>
+      </w:r>
+      <w:proofErr w:type="gramEnd"/>
+      <w:r>
+        <w:rPr>
+          <w:rFonts w:ascii="Consolas" w:hAnsi="Consolas"/>
+        </w:rPr>
+        <w:t>) %&gt;%</w:t>
+      </w:r>
+    </w:p>
+    <w:p>
+      <w:pPr>
+        <w:tabs>
+          <w:tab w:val="left" w:pos="3579"/>
+        </w:tabs>
+        <w:rPr>
+          <w:rFonts w:ascii="Consolas" w:hAnsi="Consolas"/>
+        </w:rPr>
+      </w:pPr>
+      <w:r>
+        <w:rPr>
+          <w:rFonts w:ascii="Consolas" w:hAnsi="Consolas"/>
+        </w:rPr>
+        <w:t xml:space="preserve">#   </w:t>
+      </w:r>
+      <w:proofErr w:type="gramStart"/>
+      <w:r>
+        <w:rPr>
+          <w:rFonts w:ascii="Consolas" w:hAnsi="Consolas"/>
+        </w:rPr>
+        <w:t>filter(</w:t>
+      </w:r>
+      <w:proofErr w:type="spellStart"/>
+      <w:proofErr w:type="gramEnd"/>
+      <w:r>
+        <w:rPr>
+          <w:rFonts w:ascii="Consolas" w:hAnsi="Consolas"/>
+        </w:rPr>
+        <w:t>region_subregion_country_or_area</w:t>
+      </w:r>
+      <w:proofErr w:type="spellEnd"/>
+      <w:r>
+        <w:rPr>
+          <w:rFonts w:ascii="Consolas" w:hAnsi="Consolas"/>
+        </w:rPr>
+        <w:t xml:space="preserve"> == "WORLD") %&gt;%</w:t>
+      </w:r>
+    </w:p>
+    <w:p>
+      <w:pPr>
+        <w:tabs>
+          <w:tab w:val="left" w:pos="3579"/>
+        </w:tabs>
+        <w:rPr>
+          <w:rFonts w:ascii="Consolas" w:hAnsi="Consolas"/>
+        </w:rPr>
+      </w:pPr>
+      <w:r>
+        <w:rPr>
+          <w:rFonts w:ascii="Consolas" w:hAnsi="Consolas"/>
+        </w:rPr>
+        <w:t xml:space="preserve">#   </w:t>
+      </w:r>
+      <w:proofErr w:type="gramStart"/>
+      <w:r>
+        <w:rPr>
+          <w:rFonts w:ascii="Consolas" w:hAnsi="Consolas"/>
+        </w:rPr>
+        <w:t>select(</w:t>
+      </w:r>
+      <w:proofErr w:type="gramEnd"/>
+      <w:r>
+        <w:rPr>
+          <w:rFonts w:ascii="Consolas" w:hAnsi="Consolas"/>
+        </w:rPr>
+        <w:t>-index, -variant, -notes, -</w:t>
+      </w:r>
+      <w:proofErr w:type="spellStart"/>
+      <w:r>
+        <w:rPr>
+          <w:rFonts w:ascii="Consolas" w:hAnsi="Consolas"/>
+        </w:rPr>
+        <w:t>location_code</w:t>
+      </w:r>
+      <w:proofErr w:type="spellEnd"/>
+      <w:r>
+        <w:rPr>
+          <w:rFonts w:ascii="Consolas" w:hAnsi="Consolas"/>
+        </w:rPr>
+        <w:t>, -iso2_alpha_code, -iso3_alpha_code, -</w:t>
+      </w:r>
+      <w:proofErr w:type="spellStart"/>
+      <w:r>
+        <w:rPr>
+          <w:rFonts w:ascii="Consolas" w:hAnsi="Consolas"/>
+        </w:rPr>
+        <w:t>sdmx_code</w:t>
+      </w:r>
+      <w:proofErr w:type="spellEnd"/>
+      <w:r>
+        <w:rPr>
+          <w:rFonts w:ascii="Consolas" w:hAnsi="Consolas"/>
+        </w:rPr>
+        <w:t>, -type, -</w:t>
+      </w:r>
+      <w:proofErr w:type="spellStart"/>
+      <w:r>
+        <w:rPr>
+          <w:rFonts w:ascii="Consolas" w:hAnsi="Consolas"/>
+        </w:rPr>
+        <w:t>parent_code</w:t>
+      </w:r>
+      <w:proofErr w:type="spellEnd"/>
+      <w:r>
+        <w:rPr>
+          <w:rFonts w:ascii="Consolas" w:hAnsi="Consolas"/>
+        </w:rPr>
+        <w:t>) %&gt;%</w:t>
+      </w:r>
+    </w:p>
+    <w:p>
+      <w:pPr>
+        <w:tabs>
+          <w:tab w:val="left" w:pos="3579"/>
+        </w:tabs>
+        <w:rPr>
+          <w:rFonts w:ascii="Consolas" w:hAnsi="Consolas"/>
+        </w:rPr>
+      </w:pPr>
+      <w:r>
+        <w:rPr>
+          <w:rFonts w:ascii="Consolas" w:hAnsi="Consolas"/>
+        </w:rPr>
+        <w:t xml:space="preserve">#   </w:t>
+      </w:r>
+      <w:proofErr w:type="gramStart"/>
+      <w:r>
+        <w:rPr>
+          <w:rFonts w:ascii="Consolas" w:hAnsi="Consolas"/>
+        </w:rPr>
+        <w:t>mutate(</w:t>
+      </w:r>
+      <w:proofErr w:type="gramEnd"/>
+      <w:r>
+        <w:rPr>
+          <w:rFonts w:ascii="Consolas" w:hAnsi="Consolas"/>
+        </w:rPr>
+        <w:t>sex = "male",</w:t>
+      </w:r>
+    </w:p>
+    <w:p>
+      <w:pPr>
+        <w:tabs>
+          <w:tab w:val="left" w:pos="3579"/>
+        </w:tabs>
+        <w:rPr>
+          <w:rFonts w:ascii="Consolas" w:hAnsi="Consolas"/>
+        </w:rPr>
+      </w:pPr>
+      <w:r>
+        <w:rPr>
+          <w:rFonts w:ascii="Consolas" w:hAnsi="Consolas"/>
+        </w:rPr>
+        <w:lastRenderedPageBreak/>
+        <w:t xml:space="preserve">#          variant = "estimate", .after = </w:t>
+      </w:r>
+      <w:proofErr w:type="spellStart"/>
+      <w:r>
+        <w:rPr>
+          <w:rFonts w:ascii="Consolas" w:hAnsi="Consolas"/>
+        </w:rPr>
+        <w:t>region_subregion_country_or_area</w:t>
+      </w:r>
+      <w:proofErr w:type="spellEnd"/>
+      <w:r>
+        <w:rPr>
+          <w:rFonts w:ascii="Consolas" w:hAnsi="Consolas"/>
+        </w:rPr>
+        <w:t>)</w:t>
+      </w:r>
+    </w:p>
+    <w:p>
+      <w:pPr>
+        <w:tabs>
+          <w:tab w:val="left" w:pos="3579"/>
+        </w:tabs>
+        <w:rPr>
+          <w:rFonts w:ascii="Consolas" w:hAnsi="Consolas"/>
+        </w:rPr>
+      </w:pPr>
+      <w:r>
+        <w:rPr>
+          <w:rFonts w:ascii="Consolas" w:hAnsi="Consolas"/>
+        </w:rPr>
+        <w:t xml:space="preserve"># </w:t>
+      </w:r>
+    </w:p>
+    <w:p>
+      <w:pPr>
+        <w:tabs>
+          <w:tab w:val="left" w:pos="3579"/>
+        </w:tabs>
+        <w:rPr>
+          <w:rFonts w:ascii="Consolas" w:hAnsi="Consolas"/>
+        </w:rPr>
+      </w:pPr>
+      <w:r>
+        <w:rPr>
+          <w:rFonts w:ascii="Consolas" w:hAnsi="Consolas"/>
+        </w:rPr>
+        <w:t xml:space="preserve"># </w:t>
+      </w:r>
+      <w:proofErr w:type="spellStart"/>
+      <w:proofErr w:type="gramStart"/>
+      <w:r>
+        <w:rPr>
+          <w:rFonts w:ascii="Consolas" w:hAnsi="Consolas"/>
+        </w:rPr>
+        <w:t>male</w:t>
+      </w:r>
+      <w:proofErr w:type="gramEnd"/>
+      <w:r>
+        <w:rPr>
+          <w:rFonts w:ascii="Consolas" w:hAnsi="Consolas"/>
+        </w:rPr>
+        <w:t>_pro</w:t>
+      </w:r>
+      <w:proofErr w:type="spellEnd"/>
+      <w:r>
+        <w:rPr>
+          <w:rFonts w:ascii="Consolas" w:hAnsi="Consolas"/>
+        </w:rPr>
+        <w:t xml:space="preserve"> &lt;- </w:t>
+      </w:r>
+      <w:proofErr w:type="spellStart"/>
+      <w:r>
+        <w:rPr>
+          <w:rFonts w:ascii="Consolas" w:hAnsi="Consolas"/>
+        </w:rPr>
+        <w:t>male_pro</w:t>
+      </w:r>
+      <w:proofErr w:type="spellEnd"/>
+      <w:r>
+        <w:rPr>
+          <w:rFonts w:ascii="Consolas" w:hAnsi="Consolas"/>
+        </w:rPr>
+        <w:t xml:space="preserve"> %&gt;%</w:t>
+      </w:r>
+    </w:p>
+    <w:p>
+      <w:pPr>
+        <w:tabs>
+          <w:tab w:val="left" w:pos="3579"/>
+        </w:tabs>
+        <w:rPr>
+          <w:rFonts w:ascii="Consolas" w:hAnsi="Consolas"/>
+        </w:rPr>
+      </w:pPr>
+      <w:r>
+        <w:rPr>
+          <w:rFonts w:ascii="Consolas" w:hAnsi="Consolas"/>
+        </w:rPr>
+        <w:t xml:space="preserve">#   </w:t>
+      </w:r>
+      <w:proofErr w:type="spellStart"/>
+      <w:r>
+        <w:rPr>
+          <w:rFonts w:ascii="Consolas" w:hAnsi="Consolas"/>
+        </w:rPr>
+        <w:t>clean_</w:t>
+      </w:r>
+      <w:proofErr w:type="gramStart"/>
+      <w:r>
+        <w:rPr>
+          <w:rFonts w:ascii="Consolas" w:hAnsi="Consolas"/>
+        </w:rPr>
+        <w:t>names</w:t>
+      </w:r>
+      <w:proofErr w:type="spellEnd"/>
+      <w:r>
+        <w:rPr>
+          <w:rFonts w:ascii="Consolas" w:hAnsi="Consolas"/>
+        </w:rPr>
+        <w:t>(</w:t>
+      </w:r>
+      <w:proofErr w:type="gramEnd"/>
+      <w:r>
+        <w:rPr>
+          <w:rFonts w:ascii="Consolas" w:hAnsi="Consolas"/>
+        </w:rPr>
+        <w:t>) %&gt;%</w:t>
+      </w:r>
+    </w:p>
+    <w:p>
+      <w:pPr>
+        <w:tabs>
+          <w:tab w:val="left" w:pos="3579"/>
+        </w:tabs>
+        <w:rPr>
+          <w:rFonts w:ascii="Consolas" w:hAnsi="Consolas"/>
+        </w:rPr>
+      </w:pPr>
+      <w:r>
+        <w:rPr>
+          <w:rFonts w:ascii="Consolas" w:hAnsi="Consolas"/>
+        </w:rPr>
+        <w:t xml:space="preserve">#   </w:t>
+      </w:r>
+      <w:proofErr w:type="gramStart"/>
+      <w:r>
+        <w:rPr>
+          <w:rFonts w:ascii="Consolas" w:hAnsi="Consolas"/>
+        </w:rPr>
+        <w:t>filter(</w:t>
+      </w:r>
+      <w:proofErr w:type="spellStart"/>
+      <w:proofErr w:type="gramEnd"/>
+      <w:r>
+        <w:rPr>
+          <w:rFonts w:ascii="Consolas" w:hAnsi="Consolas"/>
+        </w:rPr>
+        <w:t>region_subregion_country_or_area</w:t>
+      </w:r>
+      <w:proofErr w:type="spellEnd"/>
+      <w:r>
+        <w:rPr>
+          <w:rFonts w:ascii="Consolas" w:hAnsi="Consolas"/>
+        </w:rPr>
+        <w:t xml:space="preserve"> == "WORLD") %&gt;%</w:t>
+      </w:r>
+    </w:p>
+    <w:p>
+      <w:pPr>
+        <w:tabs>
+          <w:tab w:val="left" w:pos="3579"/>
+        </w:tabs>
+        <w:rPr>
+          <w:rFonts w:ascii="Consolas" w:hAnsi="Consolas"/>
+        </w:rPr>
+      </w:pPr>
+      <w:r>
+        <w:rPr>
+          <w:rFonts w:ascii="Consolas" w:hAnsi="Consolas"/>
+        </w:rPr>
+        <w:t xml:space="preserve">#   </w:t>
+      </w:r>
+      <w:proofErr w:type="gramStart"/>
+      <w:r>
+        <w:rPr>
+          <w:rFonts w:ascii="Consolas" w:hAnsi="Consolas"/>
+        </w:rPr>
+        <w:t>select(</w:t>
+      </w:r>
+      <w:proofErr w:type="gramEnd"/>
+      <w:r>
+        <w:rPr>
+          <w:rFonts w:ascii="Consolas" w:hAnsi="Consolas"/>
+        </w:rPr>
+        <w:t>-index, -variant, -notes, -</w:t>
+      </w:r>
+      <w:proofErr w:type="spellStart"/>
+      <w:r>
+        <w:rPr>
+          <w:rFonts w:ascii="Consolas" w:hAnsi="Consolas"/>
+        </w:rPr>
+        <w:t>location_code</w:t>
+      </w:r>
+      <w:proofErr w:type="spellEnd"/>
+      <w:r>
+        <w:rPr>
+          <w:rFonts w:ascii="Consolas" w:hAnsi="Consolas"/>
+        </w:rPr>
+        <w:t>, -iso2_alpha_code, -iso3_alpha_code, -</w:t>
+      </w:r>
+      <w:proofErr w:type="spellStart"/>
+      <w:r>
+        <w:rPr>
+          <w:rFonts w:ascii="Consolas" w:hAnsi="Consolas"/>
+        </w:rPr>
+        <w:t>sdmx_code</w:t>
+      </w:r>
+      <w:proofErr w:type="spellEnd"/>
+      <w:r>
+        <w:rPr>
+          <w:rFonts w:ascii="Consolas" w:hAnsi="Consolas"/>
+        </w:rPr>
+        <w:t>, -type, -</w:t>
+      </w:r>
+      <w:proofErr w:type="spellStart"/>
+      <w:r>
+        <w:rPr>
+          <w:rFonts w:ascii="Consolas" w:hAnsi="Consolas"/>
+        </w:rPr>
+        <w:t>parent_code</w:t>
+      </w:r>
+      <w:proofErr w:type="spellEnd"/>
+      <w:r>
+        <w:rPr>
+          <w:rFonts w:ascii="Consolas" w:hAnsi="Consolas"/>
+        </w:rPr>
+        <w:t>) %&gt;%</w:t>
+      </w:r>
+    </w:p>
+    <w:p>
+      <w:pPr>
+        <w:tabs>
+          <w:tab w:val="left" w:pos="3579"/>
+        </w:tabs>
+        <w:rPr>
+          <w:rFonts w:ascii="Consolas" w:hAnsi="Consolas"/>
+        </w:rPr>
+      </w:pPr>
+      <w:r>
+        <w:rPr>
+          <w:rFonts w:ascii="Consolas" w:hAnsi="Consolas"/>
+        </w:rPr>
+        <w:t xml:space="preserve">#   </w:t>
+      </w:r>
+      <w:proofErr w:type="gramStart"/>
+      <w:r>
+        <w:rPr>
+          <w:rFonts w:ascii="Consolas" w:hAnsi="Consolas"/>
+        </w:rPr>
+        <w:t>mutate(</w:t>
+      </w:r>
+      <w:proofErr w:type="gramEnd"/>
+      <w:r>
+        <w:rPr>
+          <w:rFonts w:ascii="Consolas" w:hAnsi="Consolas"/>
+        </w:rPr>
+        <w:t>sex = "male",</w:t>
+      </w:r>
+    </w:p>
+    <w:p>
+      <w:pPr>
+        <w:tabs>
+          <w:tab w:val="left" w:pos="3579"/>
+        </w:tabs>
+        <w:rPr>
+          <w:rFonts w:ascii="Consolas" w:hAnsi="Consolas"/>
+        </w:rPr>
+      </w:pPr>
+      <w:r>
+        <w:rPr>
+          <w:rFonts w:ascii="Consolas" w:hAnsi="Consolas"/>
+        </w:rPr>
+        <w:t>#          variant = "pro"</w:t>
+      </w:r>
+      <w:proofErr w:type="gramStart"/>
+      <w:r>
+        <w:rPr>
+          <w:rFonts w:ascii="Consolas" w:hAnsi="Consolas"/>
+        </w:rPr>
+        <w:t>, .after</w:t>
+      </w:r>
+      <w:proofErr w:type="gramEnd"/>
+      <w:r>
+        <w:rPr>
+          <w:rFonts w:ascii="Consolas" w:hAnsi="Consolas"/>
+        </w:rPr>
+        <w:t xml:space="preserve"> = </w:t>
+      </w:r>
+      <w:proofErr w:type="spellStart"/>
+      <w:r>
+        <w:rPr>
+          <w:rFonts w:ascii="Consolas" w:hAnsi="Consolas"/>
+        </w:rPr>
+        <w:t>region_subregion_country_or_area</w:t>
+      </w:r>
+      <w:proofErr w:type="spellEnd"/>
+      <w:r>
+        <w:rPr>
+          <w:rFonts w:ascii="Consolas" w:hAnsi="Consolas"/>
+        </w:rPr>
+        <w:t>)</w:t>
+      </w:r>
+    </w:p>
+    <w:p>
+      <w:pPr>
+        <w:tabs>
+          <w:tab w:val="left" w:pos="3579"/>
+        </w:tabs>
+        <w:rPr>
+          <w:rFonts w:ascii="Consolas" w:hAnsi="Consolas"/>
+        </w:rPr>
+      </w:pPr>
+      <w:r>
+        <w:rPr>
+          <w:rFonts w:ascii="Consolas" w:hAnsi="Consolas"/>
+        </w:rPr>
+        <w:t xml:space="preserve"># </w:t>
+      </w:r>
+    </w:p>
+    <w:p>
+      <w:pPr>
+        <w:tabs>
+          <w:tab w:val="left" w:pos="3579"/>
+        </w:tabs>
+        <w:rPr>
+          <w:rFonts w:ascii="Consolas" w:hAnsi="Consolas"/>
+        </w:rPr>
+      </w:pPr>
+      <w:r>
+        <w:rPr>
+          <w:rFonts w:ascii="Consolas" w:hAnsi="Consolas"/>
+        </w:rPr>
+        <w:t xml:space="preserve"># </w:t>
+      </w:r>
+      <w:proofErr w:type="spellStart"/>
+      <w:proofErr w:type="gramStart"/>
+      <w:r>
+        <w:rPr>
+          <w:rFonts w:ascii="Consolas" w:hAnsi="Consolas"/>
+        </w:rPr>
+        <w:t>female</w:t>
+      </w:r>
+      <w:proofErr w:type="gramEnd"/>
+      <w:r>
+        <w:rPr>
+          <w:rFonts w:ascii="Consolas" w:hAnsi="Consolas"/>
+        </w:rPr>
+        <w:t>_est</w:t>
+      </w:r>
+      <w:proofErr w:type="spellEnd"/>
+      <w:r>
+        <w:rPr>
+          <w:rFonts w:ascii="Consolas" w:hAnsi="Consolas"/>
+        </w:rPr>
+        <w:t xml:space="preserve"> &lt;- </w:t>
+      </w:r>
+      <w:proofErr w:type="spellStart"/>
+      <w:r>
+        <w:rPr>
+          <w:rFonts w:ascii="Consolas" w:hAnsi="Consolas"/>
+        </w:rPr>
+        <w:t>female_est</w:t>
+      </w:r>
+      <w:proofErr w:type="spellEnd"/>
+      <w:r>
+        <w:rPr>
+          <w:rFonts w:ascii="Consolas" w:hAnsi="Consolas"/>
+        </w:rPr>
+        <w:t xml:space="preserve"> %&gt;%</w:t>
+      </w:r>
+    </w:p>
+    <w:p>
+      <w:pPr>
+        <w:tabs>
+          <w:tab w:val="left" w:pos="3579"/>
+        </w:tabs>
+        <w:rPr>
+          <w:rFonts w:ascii="Consolas" w:hAnsi="Consolas"/>
+        </w:rPr>
+      </w:pPr>
+      <w:r>
+        <w:rPr>
+          <w:rFonts w:ascii="Consolas" w:hAnsi="Consolas"/>
+        </w:rPr>
+        <w:t xml:space="preserve">#   </w:t>
+      </w:r>
+      <w:proofErr w:type="spellStart"/>
+      <w:r>
+        <w:rPr>
+          <w:rFonts w:ascii="Consolas" w:hAnsi="Consolas"/>
+        </w:rPr>
+        <w:t>clean_</w:t>
+      </w:r>
+      <w:proofErr w:type="gramStart"/>
+      <w:r>
+        <w:rPr>
+          <w:rFonts w:ascii="Consolas" w:hAnsi="Consolas"/>
+        </w:rPr>
+        <w:t>names</w:t>
+      </w:r>
+      <w:proofErr w:type="spellEnd"/>
+      <w:r>
+        <w:rPr>
+          <w:rFonts w:ascii="Consolas" w:hAnsi="Consolas"/>
+        </w:rPr>
+        <w:t>(</w:t>
+      </w:r>
+      <w:proofErr w:type="gramEnd"/>
+      <w:r>
+        <w:rPr>
+          <w:rFonts w:ascii="Consolas" w:hAnsi="Consolas"/>
+        </w:rPr>
+        <w:t>) %&gt;%</w:t>
+      </w:r>
+    </w:p>
+    <w:p>
+      <w:pPr>
+        <w:tabs>
+          <w:tab w:val="left" w:pos="3579"/>
+        </w:tabs>
+        <w:rPr>
+          <w:rFonts w:ascii="Consolas" w:hAnsi="Consolas"/>
+        </w:rPr>
+      </w:pPr>
+      <w:r>
+        <w:rPr>
+          <w:rFonts w:ascii="Consolas" w:hAnsi="Consolas"/>
+        </w:rPr>
+        <w:t xml:space="preserve">#   </w:t>
+      </w:r>
+      <w:proofErr w:type="gramStart"/>
+      <w:r>
+        <w:rPr>
+          <w:rFonts w:ascii="Consolas" w:hAnsi="Consolas"/>
+        </w:rPr>
+        <w:t>filter(</w:t>
+      </w:r>
+      <w:proofErr w:type="spellStart"/>
+      <w:proofErr w:type="gramEnd"/>
+      <w:r>
+        <w:rPr>
+          <w:rFonts w:ascii="Consolas" w:hAnsi="Consolas"/>
+        </w:rPr>
+        <w:t>region_subregion_country_or_area</w:t>
+      </w:r>
+      <w:proofErr w:type="spellEnd"/>
+      <w:r>
+        <w:rPr>
+          <w:rFonts w:ascii="Consolas" w:hAnsi="Consolas"/>
+        </w:rPr>
+        <w:t xml:space="preserve"> == "WORLD") %&gt;%</w:t>
+      </w:r>
+    </w:p>
+    <w:p>
+      <w:pPr>
+        <w:tabs>
+          <w:tab w:val="left" w:pos="3579"/>
+        </w:tabs>
+        <w:rPr>
+          <w:rFonts w:ascii="Consolas" w:hAnsi="Consolas"/>
+        </w:rPr>
+      </w:pPr>
+      <w:r>
+        <w:rPr>
+          <w:rFonts w:ascii="Consolas" w:hAnsi="Consolas"/>
+        </w:rPr>
+        <w:t xml:space="preserve">#   </w:t>
+      </w:r>
+      <w:proofErr w:type="gramStart"/>
+      <w:r>
+        <w:rPr>
+          <w:rFonts w:ascii="Consolas" w:hAnsi="Consolas"/>
+        </w:rPr>
+        <w:t>select(</w:t>
+      </w:r>
+      <w:proofErr w:type="gramEnd"/>
+      <w:r>
+        <w:rPr>
+          <w:rFonts w:ascii="Consolas" w:hAnsi="Consolas"/>
+        </w:rPr>
+        <w:t>-index, -variant, -notes, -</w:t>
+      </w:r>
+      <w:proofErr w:type="spellStart"/>
+      <w:r>
+        <w:rPr>
+          <w:rFonts w:ascii="Consolas" w:hAnsi="Consolas"/>
+        </w:rPr>
+        <w:t>location_code</w:t>
+      </w:r>
+      <w:proofErr w:type="spellEnd"/>
+      <w:r>
+        <w:rPr>
+          <w:rFonts w:ascii="Consolas" w:hAnsi="Consolas"/>
+        </w:rPr>
+        <w:t>, -iso2_alpha_code, -iso3_alpha_code, -</w:t>
+      </w:r>
+      <w:proofErr w:type="spellStart"/>
+      <w:r>
+        <w:rPr>
+          <w:rFonts w:ascii="Consolas" w:hAnsi="Consolas"/>
+        </w:rPr>
+        <w:t>sdmx_code</w:t>
+      </w:r>
+      <w:proofErr w:type="spellEnd"/>
+      <w:r>
+        <w:rPr>
+          <w:rFonts w:ascii="Consolas" w:hAnsi="Consolas"/>
+        </w:rPr>
+        <w:t>, -type, -</w:t>
+      </w:r>
+      <w:proofErr w:type="spellStart"/>
+      <w:r>
+        <w:rPr>
+          <w:rFonts w:ascii="Consolas" w:hAnsi="Consolas"/>
+        </w:rPr>
+        <w:t>parent_code</w:t>
+      </w:r>
+      <w:proofErr w:type="spellEnd"/>
+      <w:r>
+        <w:rPr>
+          <w:rFonts w:ascii="Consolas" w:hAnsi="Consolas"/>
+        </w:rPr>
+        <w:t>) %&gt;%</w:t>
+      </w:r>
+    </w:p>
+    <w:p>
+      <w:pPr>
+        <w:tabs>
+          <w:tab w:val="left" w:pos="3579"/>
+        </w:tabs>
+        <w:rPr>
+          <w:rFonts w:ascii="Consolas" w:hAnsi="Consolas"/>
+        </w:rPr>
+      </w:pPr>
+      <w:r>
+        <w:rPr>
+          <w:rFonts w:ascii="Consolas" w:hAnsi="Consolas"/>
+        </w:rPr>
+        <w:t xml:space="preserve">#   </w:t>
+      </w:r>
+      <w:proofErr w:type="gramStart"/>
+      <w:r>
+        <w:rPr>
+          <w:rFonts w:ascii="Consolas" w:hAnsi="Consolas"/>
+        </w:rPr>
+        <w:t>mutate(</w:t>
+      </w:r>
+      <w:proofErr w:type="gramEnd"/>
+      <w:r>
+        <w:rPr>
+          <w:rFonts w:ascii="Consolas" w:hAnsi="Consolas"/>
+        </w:rPr>
+        <w:t>sex = "female",</w:t>
+      </w:r>
+    </w:p>
+    <w:p>
+      <w:pPr>
+        <w:tabs>
+          <w:tab w:val="left" w:pos="3579"/>
+        </w:tabs>
+        <w:rPr>
+          <w:rFonts w:ascii="Consolas" w:hAnsi="Consolas"/>
+        </w:rPr>
+      </w:pPr>
+      <w:r>
+        <w:rPr>
+          <w:rFonts w:ascii="Consolas" w:hAnsi="Consolas"/>
+        </w:rPr>
+        <w:t>#          variant = "estimate"</w:t>
+      </w:r>
+      <w:proofErr w:type="gramStart"/>
+      <w:r>
+        <w:rPr>
+          <w:rFonts w:ascii="Consolas" w:hAnsi="Consolas"/>
+        </w:rPr>
+        <w:t>, .after</w:t>
+      </w:r>
+      <w:proofErr w:type="gramEnd"/>
+      <w:r>
+        <w:rPr>
+          <w:rFonts w:ascii="Consolas" w:hAnsi="Consolas"/>
+        </w:rPr>
+        <w:t xml:space="preserve"> = </w:t>
+      </w:r>
+      <w:proofErr w:type="spellStart"/>
+      <w:r>
+        <w:rPr>
+          <w:rFonts w:ascii="Consolas" w:hAnsi="Consolas"/>
+        </w:rPr>
+        <w:t>region_subregion_country_or_area</w:t>
+      </w:r>
+      <w:proofErr w:type="spellEnd"/>
+      <w:r>
+        <w:rPr>
+          <w:rFonts w:ascii="Consolas" w:hAnsi="Consolas"/>
+        </w:rPr>
+        <w:t>)</w:t>
+      </w:r>
+    </w:p>
+    <w:p>
+      <w:pPr>
+        <w:tabs>
+          <w:tab w:val="left" w:pos="3579"/>
+        </w:tabs>
+        <w:rPr>
+          <w:rFonts w:ascii="Consolas" w:hAnsi="Consolas"/>
+        </w:rPr>
+      </w:pPr>
+      <w:r>
+        <w:rPr>
+          <w:rFonts w:ascii="Consolas" w:hAnsi="Consolas"/>
+        </w:rPr>
+        <w:t xml:space="preserve"># </w:t>
+      </w:r>
+    </w:p>
+    <w:p>
+      <w:pPr>
+        <w:tabs>
+          <w:tab w:val="left" w:pos="3579"/>
+        </w:tabs>
+        <w:rPr>
+          <w:rFonts w:ascii="Consolas" w:hAnsi="Consolas"/>
+        </w:rPr>
+      </w:pPr>
+      <w:r>
+        <w:rPr>
+          <w:rFonts w:ascii="Consolas" w:hAnsi="Consolas"/>
+        </w:rPr>
+        <w:t xml:space="preserve"># </w:t>
+      </w:r>
+      <w:proofErr w:type="spellStart"/>
+      <w:proofErr w:type="gramStart"/>
+      <w:r>
+        <w:rPr>
+          <w:rFonts w:ascii="Consolas" w:hAnsi="Consolas"/>
+        </w:rPr>
+        <w:t>female</w:t>
+      </w:r>
+      <w:proofErr w:type="gramEnd"/>
+      <w:r>
+        <w:rPr>
+          <w:rFonts w:ascii="Consolas" w:hAnsi="Consolas"/>
+        </w:rPr>
+        <w:t>_pro</w:t>
+      </w:r>
+      <w:proofErr w:type="spellEnd"/>
+      <w:r>
+        <w:rPr>
+          <w:rFonts w:ascii="Consolas" w:hAnsi="Consolas"/>
+        </w:rPr>
+        <w:t xml:space="preserve"> &lt;- </w:t>
+      </w:r>
+      <w:proofErr w:type="spellStart"/>
+      <w:r>
+        <w:rPr>
+          <w:rFonts w:ascii="Consolas" w:hAnsi="Consolas"/>
+        </w:rPr>
+        <w:t>female_pro</w:t>
+      </w:r>
+      <w:proofErr w:type="spellEnd"/>
+      <w:r>
+        <w:rPr>
+          <w:rFonts w:ascii="Consolas" w:hAnsi="Consolas"/>
+        </w:rPr>
+        <w:t xml:space="preserve"> %&gt;%</w:t>
+      </w:r>
+    </w:p>
+    <w:p>
+      <w:pPr>
+        <w:tabs>
+          <w:tab w:val="left" w:pos="3579"/>
+        </w:tabs>
+        <w:rPr>
+          <w:rFonts w:ascii="Consolas" w:hAnsi="Consolas"/>
+        </w:rPr>
+      </w:pPr>
+      <w:r>
+        <w:rPr>
+          <w:rFonts w:ascii="Consolas" w:hAnsi="Consolas"/>
+        </w:rPr>
+        <w:t xml:space="preserve">#   </w:t>
+      </w:r>
+      <w:proofErr w:type="spellStart"/>
+      <w:r>
+        <w:rPr>
+          <w:rFonts w:ascii="Consolas" w:hAnsi="Consolas"/>
+        </w:rPr>
+        <w:t>clean_</w:t>
+      </w:r>
+      <w:proofErr w:type="gramStart"/>
+      <w:r>
+        <w:rPr>
+          <w:rFonts w:ascii="Consolas" w:hAnsi="Consolas"/>
+        </w:rPr>
+        <w:t>names</w:t>
+      </w:r>
+      <w:proofErr w:type="spellEnd"/>
+      <w:r>
+        <w:rPr>
+          <w:rFonts w:ascii="Consolas" w:hAnsi="Consolas"/>
+        </w:rPr>
+        <w:t>(</w:t>
+      </w:r>
+      <w:proofErr w:type="gramEnd"/>
+      <w:r>
+        <w:rPr>
+          <w:rFonts w:ascii="Consolas" w:hAnsi="Consolas"/>
+        </w:rPr>
+        <w:t>) %&gt;%</w:t>
+      </w:r>
+    </w:p>
+    <w:p>
+      <w:pPr>
+        <w:tabs>
+          <w:tab w:val="left" w:pos="3579"/>
+        </w:tabs>
+        <w:rPr>
+          <w:rFonts w:ascii="Consolas" w:hAnsi="Consolas"/>
+        </w:rPr>
+      </w:pPr>
+      <w:r>
+        <w:rPr>
+          <w:rFonts w:ascii="Consolas" w:hAnsi="Consolas"/>
+        </w:rPr>
+        <w:t xml:space="preserve">#   </w:t>
+      </w:r>
+      <w:proofErr w:type="gramStart"/>
+      <w:r>
+        <w:rPr>
+          <w:rFonts w:ascii="Consolas" w:hAnsi="Consolas"/>
+        </w:rPr>
+        <w:t>filter(</w:t>
+      </w:r>
+      <w:proofErr w:type="spellStart"/>
+      <w:proofErr w:type="gramEnd"/>
+      <w:r>
+        <w:rPr>
+          <w:rFonts w:ascii="Consolas" w:hAnsi="Consolas"/>
+        </w:rPr>
+        <w:t>region_subregion_country_or_area</w:t>
+      </w:r>
+      <w:proofErr w:type="spellEnd"/>
+      <w:r>
+        <w:rPr>
+          <w:rFonts w:ascii="Consolas" w:hAnsi="Consolas"/>
+        </w:rPr>
+        <w:t xml:space="preserve"> == "WORLD") %&gt;%</w:t>
+      </w:r>
+    </w:p>
+    <w:p>
+      <w:pPr>
+        <w:tabs>
+          <w:tab w:val="left" w:pos="3579"/>
+        </w:tabs>
+        <w:rPr>
+          <w:rFonts w:ascii="Consolas" w:hAnsi="Consolas"/>
+        </w:rPr>
+      </w:pPr>
+      <w:r>
+        <w:rPr>
+          <w:rFonts w:ascii="Consolas" w:hAnsi="Consolas"/>
+        </w:rPr>
+        <w:t xml:space="preserve">#   </w:t>
+      </w:r>
+      <w:proofErr w:type="gramStart"/>
+      <w:r>
+        <w:rPr>
+          <w:rFonts w:ascii="Consolas" w:hAnsi="Consolas"/>
+        </w:rPr>
+        <w:t>select(</w:t>
+      </w:r>
+      <w:proofErr w:type="gramEnd"/>
+      <w:r>
+        <w:rPr>
+          <w:rFonts w:ascii="Consolas" w:hAnsi="Consolas"/>
+        </w:rPr>
+        <w:t>-index, -variant, -notes, -</w:t>
+      </w:r>
+      <w:proofErr w:type="spellStart"/>
+      <w:r>
+        <w:rPr>
+          <w:rFonts w:ascii="Consolas" w:hAnsi="Consolas"/>
+        </w:rPr>
+        <w:t>location_code</w:t>
+      </w:r>
+      <w:proofErr w:type="spellEnd"/>
+      <w:r>
+        <w:rPr>
+          <w:rFonts w:ascii="Consolas" w:hAnsi="Consolas"/>
+        </w:rPr>
+        <w:t>, -iso2_alpha_code, -iso3_alpha_code, -</w:t>
+      </w:r>
+      <w:proofErr w:type="spellStart"/>
+      <w:r>
+        <w:rPr>
+          <w:rFonts w:ascii="Consolas" w:hAnsi="Consolas"/>
+        </w:rPr>
+        <w:t>sdmx_code</w:t>
+      </w:r>
+      <w:proofErr w:type="spellEnd"/>
+      <w:r>
+        <w:rPr>
+          <w:rFonts w:ascii="Consolas" w:hAnsi="Consolas"/>
+        </w:rPr>
+        <w:t>, -type, -</w:t>
+      </w:r>
+      <w:proofErr w:type="spellStart"/>
+      <w:r>
+        <w:rPr>
+          <w:rFonts w:ascii="Consolas" w:hAnsi="Consolas"/>
+        </w:rPr>
+        <w:t>parent_code</w:t>
+      </w:r>
+      <w:proofErr w:type="spellEnd"/>
+      <w:r>
+        <w:rPr>
+          <w:rFonts w:ascii="Consolas" w:hAnsi="Consolas"/>
+        </w:rPr>
+        <w:t>) %&gt;%</w:t>
+      </w:r>
+    </w:p>
+    <w:p>
+      <w:pPr>
+        <w:tabs>
+          <w:tab w:val="left" w:pos="3579"/>
+        </w:tabs>
+        <w:rPr>
+          <w:rFonts w:ascii="Consolas" w:hAnsi="Consolas"/>
+        </w:rPr>
+      </w:pPr>
+      <w:r>
+        <w:rPr>
+          <w:rFonts w:ascii="Consolas" w:hAnsi="Consolas"/>
+        </w:rPr>
+        <w:t xml:space="preserve">#   </w:t>
+      </w:r>
+      <w:proofErr w:type="gramStart"/>
+      <w:r>
+        <w:rPr>
+          <w:rFonts w:ascii="Consolas" w:hAnsi="Consolas"/>
+        </w:rPr>
+        <w:t>mutate(</w:t>
+      </w:r>
+      <w:proofErr w:type="gramEnd"/>
+      <w:r>
+        <w:rPr>
+          <w:rFonts w:ascii="Consolas" w:hAnsi="Consolas"/>
+        </w:rPr>
+        <w:t>sex = "female",</w:t>
+      </w:r>
+    </w:p>
+    <w:p>
+      <w:pPr>
+        <w:tabs>
+          <w:tab w:val="left" w:pos="3579"/>
+        </w:tabs>
+        <w:rPr>
+          <w:rFonts w:ascii="Consolas" w:hAnsi="Consolas"/>
+        </w:rPr>
+      </w:pPr>
+      <w:r>
+        <w:rPr>
+          <w:rFonts w:ascii="Consolas" w:hAnsi="Consolas"/>
+        </w:rPr>
+        <w:t>#          variant = "pro"</w:t>
+      </w:r>
+      <w:proofErr w:type="gramStart"/>
+      <w:r>
+        <w:rPr>
+          <w:rFonts w:ascii="Consolas" w:hAnsi="Consolas"/>
+        </w:rPr>
+        <w:t>, .after</w:t>
+      </w:r>
+      <w:proofErr w:type="gramEnd"/>
+      <w:r>
+        <w:rPr>
+          <w:rFonts w:ascii="Consolas" w:hAnsi="Consolas"/>
+        </w:rPr>
+        <w:t xml:space="preserve"> = </w:t>
+      </w:r>
+      <w:proofErr w:type="spellStart"/>
+      <w:r>
+        <w:rPr>
+          <w:rFonts w:ascii="Consolas" w:hAnsi="Consolas"/>
+        </w:rPr>
+        <w:t>region_subregion_country_or_area</w:t>
+      </w:r>
+      <w:proofErr w:type="spellEnd"/>
+      <w:r>
+        <w:rPr>
+          <w:rFonts w:ascii="Consolas" w:hAnsi="Consolas"/>
+        </w:rPr>
+        <w:t>)</w:t>
+      </w:r>
+    </w:p>
+    <w:p>
+      <w:pPr>
+        <w:tabs>
+          <w:tab w:val="left" w:pos="3579"/>
+        </w:tabs>
+        <w:rPr>
+          <w:rFonts w:ascii="Consolas" w:hAnsi="Consolas"/>
+        </w:rPr>
+      </w:pPr>
+      <w:r>
+        <w:rPr>
+          <w:rFonts w:ascii="Consolas" w:hAnsi="Consolas"/>
+        </w:rPr>
+        <w:t xml:space="preserve"># </w:t>
+      </w:r>
+    </w:p>
+    <w:p>
+      <w:pPr>
+        <w:tabs>
+          <w:tab w:val="left" w:pos="3579"/>
+        </w:tabs>
+        <w:rPr>
+          <w:rFonts w:ascii="Consolas" w:hAnsi="Consolas"/>
+        </w:rPr>
+      </w:pPr>
+      <w:r>
+        <w:rPr>
+          <w:rFonts w:ascii="Consolas" w:hAnsi="Consolas"/>
+        </w:rPr>
+        <w:t xml:space="preserve"># </w:t>
+      </w:r>
+    </w:p>
+    <w:p>
+      <w:pPr>
+        <w:tabs>
+          <w:tab w:val="left" w:pos="3579"/>
+        </w:tabs>
+        <w:rPr>
+          <w:rFonts w:ascii="Consolas" w:hAnsi="Consolas"/>
+        </w:rPr>
+      </w:pPr>
+      <w:r>
+        <w:rPr>
+          <w:rFonts w:ascii="Consolas" w:hAnsi="Consolas"/>
+        </w:rPr>
+        <w:lastRenderedPageBreak/>
+        <w:t xml:space="preserve"># data &lt;- </w:t>
+      </w:r>
+      <w:proofErr w:type="spellStart"/>
+      <w:r>
+        <w:rPr>
+          <w:rFonts w:ascii="Consolas" w:hAnsi="Consolas"/>
+        </w:rPr>
+        <w:t>bind_</w:t>
+      </w:r>
+      <w:proofErr w:type="gramStart"/>
+      <w:r>
+        <w:rPr>
+          <w:rFonts w:ascii="Consolas" w:hAnsi="Consolas"/>
+        </w:rPr>
+        <w:t>rows</w:t>
+      </w:r>
+      <w:proofErr w:type="spellEnd"/>
+      <w:r>
+        <w:rPr>
+          <w:rFonts w:ascii="Consolas" w:hAnsi="Consolas"/>
+        </w:rPr>
+        <w:t>(</w:t>
+      </w:r>
+      <w:proofErr w:type="spellStart"/>
+      <w:proofErr w:type="gramEnd"/>
+      <w:r>
+        <w:rPr>
+          <w:rFonts w:ascii="Consolas" w:hAnsi="Consolas"/>
+        </w:rPr>
+        <w:t>male_est</w:t>
+      </w:r>
+      <w:proofErr w:type="spellEnd"/>
+      <w:r>
+        <w:rPr>
+          <w:rFonts w:ascii="Consolas" w:hAnsi="Consolas"/>
+        </w:rPr>
+        <w:t xml:space="preserve">, </w:t>
+      </w:r>
+      <w:proofErr w:type="spellStart"/>
+      <w:r>
+        <w:rPr>
+          <w:rFonts w:ascii="Consolas" w:hAnsi="Consolas"/>
+        </w:rPr>
+        <w:t>male_pro</w:t>
+      </w:r>
+      <w:proofErr w:type="spellEnd"/>
+      <w:r>
+        <w:rPr>
+          <w:rFonts w:ascii="Consolas" w:hAnsi="Consolas"/>
+        </w:rPr>
+        <w:t xml:space="preserve">, </w:t>
+      </w:r>
+      <w:proofErr w:type="spellStart"/>
+      <w:r>
+        <w:rPr>
+          <w:rFonts w:ascii="Consolas" w:hAnsi="Consolas"/>
+        </w:rPr>
+        <w:t>female_est</w:t>
+      </w:r>
+      <w:proofErr w:type="spellEnd"/>
+      <w:r>
+        <w:rPr>
+          <w:rFonts w:ascii="Consolas" w:hAnsi="Consolas"/>
+        </w:rPr>
+        <w:t xml:space="preserve">, </w:t>
+      </w:r>
+      <w:proofErr w:type="spellStart"/>
+      <w:r>
+        <w:rPr>
+          <w:rFonts w:ascii="Consolas" w:hAnsi="Consolas"/>
+        </w:rPr>
+        <w:t>female_pro</w:t>
+      </w:r>
+      <w:proofErr w:type="spellEnd"/>
+      <w:r>
+        <w:rPr>
+          <w:rFonts w:ascii="Consolas" w:hAnsi="Consolas"/>
+        </w:rPr>
+        <w:t>)</w:t>
+      </w:r>
+    </w:p>
+    <w:p>
+      <w:pPr>
+        <w:tabs>
+          <w:tab w:val="left" w:pos="3579"/>
+        </w:tabs>
+        <w:rPr>
+          <w:rFonts w:ascii="Consolas" w:hAnsi="Consolas"/>
+        </w:rPr>
+      </w:pPr>
+      <w:r>
+        <w:rPr>
+          <w:rFonts w:ascii="Consolas" w:hAnsi="Consolas"/>
+        </w:rPr>
+        <w:t xml:space="preserve"># </w:t>
+      </w:r>
+    </w:p>
+    <w:p>
+      <w:pPr>
+        <w:tabs>
+          <w:tab w:val="left" w:pos="3579"/>
+        </w:tabs>
+        <w:rPr>
+          <w:rFonts w:ascii="Consolas" w:hAnsi="Consolas"/>
+        </w:rPr>
+      </w:pPr>
+      <w:r>
+        <w:rPr>
+          <w:rFonts w:ascii="Consolas" w:hAnsi="Consolas"/>
+        </w:rPr>
+        <w:t># data2 &lt;- data %&gt;%</w:t>
+      </w:r>
+    </w:p>
+    <w:p>
+      <w:pPr>
+        <w:tabs>
+          <w:tab w:val="left" w:pos="3579"/>
+        </w:tabs>
+        <w:rPr>
+          <w:rFonts w:ascii="Consolas" w:hAnsi="Consolas"/>
+        </w:rPr>
+      </w:pPr>
+      <w:r>
+        <w:rPr>
+          <w:rFonts w:ascii="Consolas" w:hAnsi="Consolas"/>
+        </w:rPr>
+        <w:t xml:space="preserve">#   </w:t>
+      </w:r>
+      <w:proofErr w:type="spellStart"/>
+      <w:r>
+        <w:rPr>
+          <w:rFonts w:ascii="Consolas" w:hAnsi="Consolas"/>
+        </w:rPr>
+        <w:t>pivot_</w:t>
+      </w:r>
+      <w:proofErr w:type="gramStart"/>
+      <w:r>
+        <w:rPr>
+          <w:rFonts w:ascii="Consolas" w:hAnsi="Consolas"/>
+        </w:rPr>
+        <w:t>longer</w:t>
+      </w:r>
+      <w:proofErr w:type="spellEnd"/>
+      <w:r>
+        <w:rPr>
+          <w:rFonts w:ascii="Consolas" w:hAnsi="Consolas"/>
+        </w:rPr>
+        <w:t>(</w:t>
+      </w:r>
+      <w:proofErr w:type="gramEnd"/>
+      <w:r>
+        <w:rPr>
+          <w:rFonts w:ascii="Consolas" w:hAnsi="Consolas"/>
+        </w:rPr>
+        <w:t xml:space="preserve">cols = </w:t>
+      </w:r>
+      <w:proofErr w:type="spellStart"/>
+      <w:r>
+        <w:rPr>
+          <w:rFonts w:ascii="Consolas" w:hAnsi="Consolas"/>
+        </w:rPr>
+        <w:t>starts_with</w:t>
+      </w:r>
+      <w:proofErr w:type="spellEnd"/>
+      <w:r>
+        <w:rPr>
+          <w:rFonts w:ascii="Consolas" w:hAnsi="Consolas"/>
+        </w:rPr>
+        <w:t xml:space="preserve">("x"), </w:t>
+      </w:r>
+      <w:proofErr w:type="spellStart"/>
+      <w:r>
+        <w:rPr>
+          <w:rFonts w:ascii="Consolas" w:hAnsi="Consolas"/>
+        </w:rPr>
+        <w:t>names_to</w:t>
+      </w:r>
+      <w:proofErr w:type="spellEnd"/>
+      <w:r>
+        <w:rPr>
+          <w:rFonts w:ascii="Consolas" w:hAnsi="Consolas"/>
+        </w:rPr>
+        <w:t xml:space="preserve"> = "age") %&gt;%</w:t>
+      </w:r>
+    </w:p>
+    <w:p>
+      <w:pPr>
+        <w:tabs>
+          <w:tab w:val="left" w:pos="3579"/>
+        </w:tabs>
+        <w:rPr>
+          <w:rFonts w:ascii="Consolas" w:hAnsi="Consolas"/>
+        </w:rPr>
+      </w:pPr>
+      <w:r>
+        <w:rPr>
+          <w:rFonts w:ascii="Consolas" w:hAnsi="Consolas"/>
+        </w:rPr>
+        <w:t xml:space="preserve">#   </w:t>
+      </w:r>
+      <w:proofErr w:type="gramStart"/>
+      <w:r>
+        <w:rPr>
+          <w:rFonts w:ascii="Consolas" w:hAnsi="Consolas"/>
+        </w:rPr>
+        <w:t>mutate(</w:t>
+      </w:r>
+      <w:proofErr w:type="gramEnd"/>
+      <w:r>
+        <w:rPr>
+          <w:rFonts w:ascii="Consolas" w:hAnsi="Consolas"/>
+        </w:rPr>
+        <w:t xml:space="preserve">age = </w:t>
+      </w:r>
+      <w:proofErr w:type="spellStart"/>
+      <w:r>
+        <w:rPr>
+          <w:rFonts w:ascii="Consolas" w:hAnsi="Consolas"/>
+        </w:rPr>
+        <w:t>gsub</w:t>
+      </w:r>
+      <w:proofErr w:type="spellEnd"/>
+      <w:r>
+        <w:rPr>
+          <w:rFonts w:ascii="Consolas" w:hAnsi="Consolas"/>
+        </w:rPr>
+        <w:t>("x", "", age),</w:t>
+      </w:r>
+    </w:p>
+    <w:p>
+      <w:pPr>
+        <w:tabs>
+          <w:tab w:val="left" w:pos="3579"/>
+        </w:tabs>
+        <w:rPr>
+          <w:rFonts w:ascii="Consolas" w:hAnsi="Consolas"/>
+        </w:rPr>
+      </w:pPr>
+      <w:r>
+        <w:rPr>
+          <w:rFonts w:ascii="Consolas" w:hAnsi="Consolas"/>
+        </w:rPr>
+        <w:t xml:space="preserve">#          age = </w:t>
+      </w:r>
+      <w:proofErr w:type="spellStart"/>
+      <w:proofErr w:type="gramStart"/>
+      <w:r>
+        <w:rPr>
+          <w:rFonts w:ascii="Consolas" w:hAnsi="Consolas"/>
+        </w:rPr>
+        <w:t>as.numeric</w:t>
+      </w:r>
+      <w:proofErr w:type="spellEnd"/>
+      <w:proofErr w:type="gramEnd"/>
+      <w:r>
+        <w:rPr>
+          <w:rFonts w:ascii="Consolas" w:hAnsi="Consolas"/>
+        </w:rPr>
+        <w:t>(</w:t>
+      </w:r>
+      <w:proofErr w:type="spellStart"/>
+      <w:r>
+        <w:rPr>
+          <w:rFonts w:ascii="Consolas" w:hAnsi="Consolas"/>
+        </w:rPr>
+        <w:t>as.character</w:t>
+      </w:r>
+      <w:proofErr w:type="spellEnd"/>
+      <w:r>
+        <w:rPr>
+          <w:rFonts w:ascii="Consolas" w:hAnsi="Consolas"/>
+        </w:rPr>
+        <w:t>(age)),</w:t>
+      </w:r>
+    </w:p>
+    <w:p>
+      <w:pPr>
+        <w:tabs>
+          <w:tab w:val="left" w:pos="3579"/>
+        </w:tabs>
+        <w:rPr>
+          <w:rFonts w:ascii="Consolas" w:hAnsi="Consolas"/>
+        </w:rPr>
+      </w:pPr>
+      <w:r>
+        <w:rPr>
+          <w:rFonts w:ascii="Consolas" w:hAnsi="Consolas"/>
+        </w:rPr>
+        <w:t xml:space="preserve">#          value = </w:t>
+      </w:r>
+      <w:proofErr w:type="spellStart"/>
+      <w:proofErr w:type="gramStart"/>
+      <w:r>
+        <w:rPr>
+          <w:rFonts w:ascii="Consolas" w:hAnsi="Consolas"/>
+        </w:rPr>
+        <w:t>as.numeric</w:t>
+      </w:r>
+      <w:proofErr w:type="spellEnd"/>
+      <w:proofErr w:type="gramEnd"/>
+      <w:r>
+        <w:rPr>
+          <w:rFonts w:ascii="Consolas" w:hAnsi="Consolas"/>
+        </w:rPr>
+        <w:t>(value),</w:t>
+      </w:r>
+    </w:p>
+    <w:p>
+      <w:pPr>
+        <w:tabs>
+          <w:tab w:val="left" w:pos="3579"/>
+        </w:tabs>
+        <w:rPr>
+          <w:rFonts w:ascii="Consolas" w:hAnsi="Consolas"/>
+        </w:rPr>
+      </w:pPr>
+      <w:r>
+        <w:rPr>
+          <w:rFonts w:ascii="Consolas" w:hAnsi="Consolas"/>
+        </w:rPr>
+        <w:t xml:space="preserve">#          year = </w:t>
+      </w:r>
+      <w:proofErr w:type="spellStart"/>
+      <w:proofErr w:type="gramStart"/>
+      <w:r>
+        <w:rPr>
+          <w:rFonts w:ascii="Consolas" w:hAnsi="Consolas"/>
+        </w:rPr>
+        <w:t>as.numeric</w:t>
+      </w:r>
+      <w:proofErr w:type="spellEnd"/>
+      <w:proofErr w:type="gramEnd"/>
+      <w:r>
+        <w:rPr>
+          <w:rFonts w:ascii="Consolas" w:hAnsi="Consolas"/>
+        </w:rPr>
+        <w:t xml:space="preserve">(year)) </w:t>
+      </w:r>
+    </w:p>
+    <w:p>
+      <w:pPr>
+        <w:tabs>
+          <w:tab w:val="left" w:pos="3579"/>
+        </w:tabs>
+        <w:rPr>
+          <w:rFonts w:ascii="Consolas" w:hAnsi="Consolas"/>
+        </w:rPr>
+      </w:pPr>
+      <w:r>
+        <w:rPr>
+          <w:rFonts w:ascii="Consolas" w:hAnsi="Consolas"/>
+        </w:rPr>
+        <w:t xml:space="preserve"># </w:t>
+      </w:r>
+    </w:p>
+    <w:p>
+      <w:pPr>
+        <w:tabs>
+          <w:tab w:val="left" w:pos="3579"/>
+        </w:tabs>
+        <w:rPr>
+          <w:rFonts w:ascii="Consolas" w:hAnsi="Consolas"/>
+        </w:rPr>
+      </w:pPr>
+      <w:r>
+        <w:rPr>
+          <w:rFonts w:ascii="Consolas" w:hAnsi="Consolas"/>
+        </w:rPr>
+        <w:t xml:space="preserve"># data2$value &lt;- </w:t>
+      </w:r>
+      <w:proofErr w:type="spellStart"/>
+      <w:proofErr w:type="gramStart"/>
+      <w:r>
+        <w:rPr>
+          <w:rFonts w:ascii="Consolas" w:hAnsi="Consolas"/>
+        </w:rPr>
+        <w:t>ifelse</w:t>
+      </w:r>
+      <w:proofErr w:type="spellEnd"/>
+      <w:r>
+        <w:rPr>
+          <w:rFonts w:ascii="Consolas" w:hAnsi="Consolas"/>
+        </w:rPr>
+        <w:t>(</w:t>
+      </w:r>
+      <w:proofErr w:type="gramEnd"/>
+      <w:r>
+        <w:rPr>
+          <w:rFonts w:ascii="Consolas" w:hAnsi="Consolas"/>
+        </w:rPr>
+        <w:t>data2$sex == "female", data2$value*-1, data2$value)</w:t>
+      </w:r>
+    </w:p>
+    <w:p>
+      <w:pPr>
+        <w:tabs>
+          <w:tab w:val="left" w:pos="3579"/>
+        </w:tabs>
+        <w:rPr>
+          <w:rFonts w:ascii="Consolas" w:hAnsi="Consolas"/>
+        </w:rPr>
+      </w:pPr>
+      <w:r>
+        <w:rPr>
+          <w:rFonts w:ascii="Consolas" w:hAnsi="Consolas"/>
+        </w:rPr>
+        <w:t xml:space="preserve"># breaks &lt;- </w:t>
+      </w:r>
+      <w:proofErr w:type="gramStart"/>
+      <w:r>
+        <w:rPr>
+          <w:rFonts w:ascii="Consolas" w:hAnsi="Consolas"/>
+        </w:rPr>
+        <w:t>seq(</w:t>
+      </w:r>
+      <w:proofErr w:type="gramEnd"/>
+      <w:r>
+        <w:rPr>
+          <w:rFonts w:ascii="Consolas" w:hAnsi="Consolas"/>
+        </w:rPr>
+        <w:t>1949, 2110, by = 10)</w:t>
+      </w:r>
+    </w:p>
+    <w:p>
+      <w:pPr>
+        <w:tabs>
+          <w:tab w:val="left" w:pos="3579"/>
+        </w:tabs>
+        <w:rPr>
+          <w:rFonts w:ascii="Consolas" w:hAnsi="Consolas"/>
+        </w:rPr>
+      </w:pPr>
+      <w:r>
+        <w:rPr>
+          <w:rFonts w:ascii="Consolas" w:hAnsi="Consolas"/>
+        </w:rPr>
+        <w:t xml:space="preserve"># data2$cut &lt;- </w:t>
+      </w:r>
+      <w:proofErr w:type="gramStart"/>
+      <w:r>
+        <w:rPr>
+          <w:rFonts w:ascii="Consolas" w:hAnsi="Consolas"/>
+        </w:rPr>
+        <w:t>cut(</w:t>
+      </w:r>
+      <w:proofErr w:type="gramEnd"/>
+      <w:r>
+        <w:rPr>
+          <w:rFonts w:ascii="Consolas" w:hAnsi="Consolas"/>
+        </w:rPr>
+        <w:t>data2$year,</w:t>
+      </w:r>
+    </w:p>
+    <w:p>
+      <w:pPr>
+        <w:tabs>
+          <w:tab w:val="left" w:pos="3579"/>
+        </w:tabs>
+        <w:rPr>
+          <w:rFonts w:ascii="Consolas" w:hAnsi="Consolas"/>
+        </w:rPr>
+      </w:pPr>
+      <w:r>
+        <w:rPr>
+          <w:rFonts w:ascii="Consolas" w:hAnsi="Consolas"/>
+        </w:rPr>
+        <w:t>#                  breaks = breaks,</w:t>
+      </w:r>
+    </w:p>
+    <w:p>
+      <w:pPr>
+        <w:tabs>
+          <w:tab w:val="left" w:pos="3579"/>
+        </w:tabs>
+        <w:rPr>
+          <w:rFonts w:ascii="Consolas" w:hAnsi="Consolas"/>
+        </w:rPr>
+      </w:pPr>
+      <w:r>
+        <w:rPr>
+          <w:rFonts w:ascii="Consolas" w:hAnsi="Consolas"/>
+        </w:rPr>
+        <w:t>#                  labels = breaks[</w:t>
+      </w:r>
+      <w:proofErr w:type="gramStart"/>
+      <w:r>
+        <w:rPr>
+          <w:rFonts w:ascii="Consolas" w:hAnsi="Consolas"/>
+        </w:rPr>
+        <w:t>1:length</w:t>
+      </w:r>
+      <w:proofErr w:type="gramEnd"/>
+      <w:r>
+        <w:rPr>
+          <w:rFonts w:ascii="Consolas" w:hAnsi="Consolas"/>
+        </w:rPr>
+        <w:t>(breaks)-1]+1)</w:t>
+      </w:r>
+    </w:p>
+    <w:p>
+      <w:pPr>
+        <w:tabs>
+          <w:tab w:val="left" w:pos="3579"/>
+        </w:tabs>
+        <w:rPr>
+          <w:rFonts w:ascii="Consolas" w:hAnsi="Consolas"/>
+        </w:rPr>
+      </w:pPr>
+      <w:r>
+        <w:rPr>
+          <w:rFonts w:ascii="Consolas" w:hAnsi="Consolas"/>
+        </w:rPr>
+        <w:t xml:space="preserve"># </w:t>
+      </w:r>
+    </w:p>
+    <w:p>
+      <w:pPr>
+        <w:tabs>
+          <w:tab w:val="left" w:pos="3579"/>
+        </w:tabs>
+        <w:rPr>
+          <w:rFonts w:ascii="Consolas" w:hAnsi="Consolas"/>
+        </w:rPr>
+      </w:pPr>
+      <w:r>
+        <w:rPr>
+          <w:rFonts w:ascii="Consolas" w:hAnsi="Consolas"/>
+        </w:rPr>
+        <w:t xml:space="preserve"># </w:t>
+      </w:r>
+    </w:p>
+    <w:p>
+      <w:pPr>
+        <w:tabs>
+          <w:tab w:val="left" w:pos="3579"/>
+        </w:tabs>
+        <w:rPr>
+          <w:rFonts w:ascii="Consolas" w:hAnsi="Consolas"/>
+        </w:rPr>
+      </w:pPr>
+      <w:r>
+        <w:rPr>
+          <w:rFonts w:ascii="Consolas" w:hAnsi="Consolas"/>
+        </w:rPr>
+        <w:t xml:space="preserve"># data3 &lt;- data2[data2$year %in% </w:t>
+      </w:r>
+      <w:proofErr w:type="gramStart"/>
+      <w:r>
+        <w:rPr>
+          <w:rFonts w:ascii="Consolas" w:hAnsi="Consolas"/>
+        </w:rPr>
+        <w:t>c(</w:t>
+      </w:r>
+      <w:proofErr w:type="gramEnd"/>
+      <w:r>
+        <w:rPr>
+          <w:rFonts w:ascii="Consolas" w:hAnsi="Consolas"/>
+        </w:rPr>
+        <w:t>1950, 1980, 2000),]</w:t>
+      </w:r>
+    </w:p>
+    <w:p>
+      <w:pPr>
+        <w:tabs>
+          <w:tab w:val="left" w:pos="3579"/>
+        </w:tabs>
+        <w:rPr>
+          <w:rFonts w:ascii="Consolas" w:hAnsi="Consolas"/>
+        </w:rPr>
+      </w:pPr>
+      <w:r>
+        <w:rPr>
+          <w:rFonts w:ascii="Consolas" w:hAnsi="Consolas"/>
+        </w:rPr>
+        <w:t xml:space="preserve"># </w:t>
+      </w:r>
+    </w:p>
+    <w:p>
+      <w:pPr>
+        <w:tabs>
+          <w:tab w:val="left" w:pos="3579"/>
+        </w:tabs>
+        <w:rPr>
+          <w:rFonts w:ascii="Consolas" w:hAnsi="Consolas"/>
+        </w:rPr>
+      </w:pPr>
+      <w:r>
+        <w:rPr>
+          <w:rFonts w:ascii="Consolas" w:hAnsi="Consolas"/>
+        </w:rPr>
+        <w:t xml:space="preserve"># </w:t>
+      </w:r>
+    </w:p>
+    <w:p>
+      <w:pPr>
+        <w:tabs>
+          <w:tab w:val="left" w:pos="3579"/>
+        </w:tabs>
+        <w:rPr>
+          <w:rFonts w:ascii="Consolas" w:hAnsi="Consolas"/>
+        </w:rPr>
+      </w:pPr>
+      <w:r>
+        <w:rPr>
+          <w:rFonts w:ascii="Consolas" w:hAnsi="Consolas"/>
+        </w:rPr>
+        <w:t xml:space="preserve"># </w:t>
+      </w:r>
+      <w:proofErr w:type="spellStart"/>
+      <w:proofErr w:type="gramStart"/>
+      <w:r>
+        <w:rPr>
+          <w:rFonts w:ascii="Consolas" w:hAnsi="Consolas"/>
+        </w:rPr>
+        <w:t>ggplot</w:t>
+      </w:r>
+      <w:proofErr w:type="spellEnd"/>
+      <w:r>
+        <w:rPr>
+          <w:rFonts w:ascii="Consolas" w:hAnsi="Consolas"/>
+        </w:rPr>
+        <w:t>(</w:t>
+      </w:r>
+      <w:proofErr w:type="gramEnd"/>
+      <w:r>
+        <w:rPr>
+          <w:rFonts w:ascii="Consolas" w:hAnsi="Consolas"/>
+        </w:rPr>
+        <w:t>)+</w:t>
+      </w:r>
+    </w:p>
+    <w:p>
+      <w:pPr>
+        <w:tabs>
+          <w:tab w:val="left" w:pos="3579"/>
+        </w:tabs>
+        <w:rPr>
+          <w:rFonts w:ascii="Consolas" w:hAnsi="Consolas"/>
+        </w:rPr>
+      </w:pPr>
+      <w:r>
+        <w:rPr>
+          <w:rFonts w:ascii="Consolas" w:hAnsi="Consolas"/>
+        </w:rPr>
+        <w:t>#   #geom_</w:t>
+      </w:r>
+      <w:proofErr w:type="gramStart"/>
+      <w:r>
+        <w:rPr>
+          <w:rFonts w:ascii="Consolas" w:hAnsi="Consolas"/>
+        </w:rPr>
+        <w:t>area(</w:t>
+      </w:r>
+      <w:proofErr w:type="gramEnd"/>
+      <w:r>
+        <w:rPr>
+          <w:rFonts w:ascii="Consolas" w:hAnsi="Consolas"/>
+        </w:rPr>
+        <w:t xml:space="preserve">data = data3, </w:t>
+      </w:r>
+      <w:proofErr w:type="spellStart"/>
+      <w:r>
+        <w:rPr>
+          <w:rFonts w:ascii="Consolas" w:hAnsi="Consolas"/>
+        </w:rPr>
+        <w:t>aes</w:t>
+      </w:r>
+      <w:proofErr w:type="spellEnd"/>
+      <w:r>
+        <w:rPr>
+          <w:rFonts w:ascii="Consolas" w:hAnsi="Consolas"/>
+        </w:rPr>
+        <w:t>(x = value, y = age, fill = year))+</w:t>
+      </w:r>
+    </w:p>
+    <w:p>
+      <w:pPr>
+        <w:tabs>
+          <w:tab w:val="left" w:pos="3579"/>
+        </w:tabs>
+        <w:rPr>
+          <w:rFonts w:ascii="Consolas" w:hAnsi="Consolas"/>
+        </w:rPr>
+      </w:pPr>
+      <w:r>
+        <w:rPr>
+          <w:rFonts w:ascii="Consolas" w:hAnsi="Consolas"/>
+        </w:rPr>
+        <w:t xml:space="preserve">#   </w:t>
+      </w:r>
+      <w:proofErr w:type="spellStart"/>
+      <w:r>
+        <w:rPr>
+          <w:rFonts w:ascii="Consolas" w:hAnsi="Consolas"/>
+        </w:rPr>
+        <w:t>geom_area</w:t>
+      </w:r>
+      <w:proofErr w:type="spellEnd"/>
+      <w:r>
+        <w:rPr>
+          <w:rFonts w:ascii="Consolas" w:hAnsi="Consolas"/>
+        </w:rPr>
+        <w:t xml:space="preserve">(data = data3, </w:t>
+      </w:r>
+      <w:proofErr w:type="spellStart"/>
+      <w:r>
+        <w:rPr>
+          <w:rFonts w:ascii="Consolas" w:hAnsi="Consolas"/>
+        </w:rPr>
+        <w:t>aes</w:t>
+      </w:r>
+      <w:proofErr w:type="spellEnd"/>
+      <w:r>
+        <w:rPr>
+          <w:rFonts w:ascii="Consolas" w:hAnsi="Consolas"/>
+        </w:rPr>
+        <w:t xml:space="preserve">(x = value, y = age, group = interaction(sex, rev(year)), fill = year), position = </w:t>
+      </w:r>
+      <w:proofErr w:type="spellStart"/>
+      <w:r>
+        <w:rPr>
+          <w:rFonts w:ascii="Consolas" w:hAnsi="Consolas"/>
+        </w:rPr>
+        <w:t>position_identity</w:t>
+      </w:r>
+      <w:proofErr w:type="spellEnd"/>
+      <w:r>
+        <w:rPr>
+          <w:rFonts w:ascii="Consolas" w:hAnsi="Consolas"/>
+        </w:rPr>
+        <w:t>())+</w:t>
+      </w:r>
+    </w:p>
+    <w:p>
+      <w:pPr>
+        <w:tabs>
+          <w:tab w:val="left" w:pos="3579"/>
+        </w:tabs>
+        <w:rPr>
+          <w:rFonts w:ascii="Consolas" w:hAnsi="Consolas"/>
+        </w:rPr>
+      </w:pPr>
+      <w:r>
+        <w:rPr>
+          <w:rFonts w:ascii="Consolas" w:hAnsi="Consolas"/>
+        </w:rPr>
+        <w:t xml:space="preserve">#   </w:t>
+      </w:r>
+      <w:proofErr w:type="spellStart"/>
+      <w:r>
+        <w:rPr>
+          <w:rFonts w:ascii="Consolas" w:hAnsi="Consolas"/>
+        </w:rPr>
+        <w:t>geom_path</w:t>
+      </w:r>
+      <w:proofErr w:type="spellEnd"/>
+      <w:r>
+        <w:rPr>
+          <w:rFonts w:ascii="Consolas" w:hAnsi="Consolas"/>
+        </w:rPr>
+        <w:t xml:space="preserve">(data = data3, </w:t>
+      </w:r>
+      <w:proofErr w:type="spellStart"/>
+      <w:r>
+        <w:rPr>
+          <w:rFonts w:ascii="Consolas" w:hAnsi="Consolas"/>
+        </w:rPr>
+        <w:t>aes</w:t>
+      </w:r>
+      <w:proofErr w:type="spellEnd"/>
+      <w:r>
+        <w:rPr>
+          <w:rFonts w:ascii="Consolas" w:hAnsi="Consolas"/>
+        </w:rPr>
+        <w:t>(x = value, y = age, group = interaction(sex, year)), color = "grey")+</w:t>
+      </w:r>
+    </w:p>
+    <w:p>
+      <w:pPr>
+        <w:tabs>
+          <w:tab w:val="left" w:pos="3579"/>
+        </w:tabs>
+        <w:rPr>
+          <w:rFonts w:ascii="Consolas" w:hAnsi="Consolas"/>
+        </w:rPr>
+      </w:pPr>
+      <w:r>
+        <w:rPr>
+          <w:rFonts w:ascii="Consolas" w:hAnsi="Consolas"/>
+        </w:rPr>
+        <w:t xml:space="preserve">#   </w:t>
+      </w:r>
+      <w:proofErr w:type="spellStart"/>
+      <w:r>
+        <w:rPr>
+          <w:rFonts w:ascii="Consolas" w:hAnsi="Consolas"/>
+        </w:rPr>
+        <w:t>theme_</w:t>
+      </w:r>
+      <w:proofErr w:type="gramStart"/>
+      <w:r>
+        <w:rPr>
+          <w:rFonts w:ascii="Consolas" w:hAnsi="Consolas"/>
+        </w:rPr>
+        <w:t>classic</w:t>
+      </w:r>
+      <w:proofErr w:type="spellEnd"/>
+      <w:r>
+        <w:rPr>
+          <w:rFonts w:ascii="Consolas" w:hAnsi="Consolas"/>
+        </w:rPr>
+        <w:t>(</w:t>
+      </w:r>
+      <w:proofErr w:type="gramEnd"/>
+      <w:r>
+        <w:rPr>
+          <w:rFonts w:ascii="Consolas" w:hAnsi="Consolas"/>
+        </w:rPr>
+        <w:t>)</w:t>
+      </w:r>
+    </w:p>
+    <w:p>
+      <w:pPr>
+        <w:tabs>
+          <w:tab w:val="left" w:pos="3579"/>
+        </w:tabs>
+        <w:rPr>
+          <w:rFonts w:ascii="Consolas" w:hAnsi="Consolas"/>
+        </w:rPr>
+      </w:pPr>
+      <w:r>
+        <w:rPr>
+          <w:rFonts w:ascii="Consolas" w:hAnsi="Consolas"/>
+        </w:rPr>
+        <w:t xml:space="preserve"># </w:t>
+      </w:r>
+    </w:p>
+    <w:p>
+      <w:pPr>
+        <w:tabs>
+          <w:tab w:val="left" w:pos="3579"/>
+        </w:tabs>
+        <w:rPr>
+          <w:rFonts w:ascii="Consolas" w:hAnsi="Consolas"/>
+        </w:rPr>
+      </w:pPr>
+      <w:r>
+        <w:rPr>
+          <w:rFonts w:ascii="Consolas" w:hAnsi="Consolas"/>
+        </w:rPr>
+        <w:t xml:space="preserve"># helper &lt;- data3 %&gt;% </w:t>
+      </w:r>
+    </w:p>
+    <w:p>
+      <w:pPr>
+        <w:tabs>
+          <w:tab w:val="left" w:pos="3579"/>
+        </w:tabs>
+        <w:rPr>
+          <w:rFonts w:ascii="Consolas" w:hAnsi="Consolas"/>
+        </w:rPr>
+      </w:pPr>
+      <w:r>
+        <w:rPr>
+          <w:rFonts w:ascii="Consolas" w:hAnsi="Consolas"/>
+        </w:rPr>
+        <w:t xml:space="preserve">#   </w:t>
+      </w:r>
+      <w:proofErr w:type="spellStart"/>
+      <w:r>
+        <w:rPr>
+          <w:rFonts w:ascii="Consolas" w:hAnsi="Consolas"/>
+        </w:rPr>
+        <w:t>group_</w:t>
+      </w:r>
+      <w:proofErr w:type="gramStart"/>
+      <w:r>
+        <w:rPr>
+          <w:rFonts w:ascii="Consolas" w:hAnsi="Consolas"/>
+        </w:rPr>
+        <w:t>by</w:t>
+      </w:r>
+      <w:proofErr w:type="spellEnd"/>
+      <w:r>
+        <w:rPr>
+          <w:rFonts w:ascii="Consolas" w:hAnsi="Consolas"/>
+        </w:rPr>
+        <w:t>(</w:t>
+      </w:r>
+      <w:proofErr w:type="spellStart"/>
+      <w:proofErr w:type="gramEnd"/>
+      <w:r>
+        <w:rPr>
+          <w:rFonts w:ascii="Consolas" w:hAnsi="Consolas"/>
+        </w:rPr>
+        <w:t>region_subregion_country_or_area</w:t>
+      </w:r>
+      <w:proofErr w:type="spellEnd"/>
+      <w:r>
+        <w:rPr>
+          <w:rFonts w:ascii="Consolas" w:hAnsi="Consolas"/>
+        </w:rPr>
+        <w:t xml:space="preserve"> , sex, variant, year, cut) %&gt;%</w:t>
+      </w:r>
+    </w:p>
+    <w:p>
+      <w:pPr>
+        <w:tabs>
+          <w:tab w:val="left" w:pos="3579"/>
+        </w:tabs>
+        <w:rPr>
+          <w:rFonts w:ascii="Consolas" w:hAnsi="Consolas"/>
+        </w:rPr>
+      </w:pPr>
+      <w:r>
+        <w:rPr>
+          <w:rFonts w:ascii="Consolas" w:hAnsi="Consolas"/>
+        </w:rPr>
+        <w:lastRenderedPageBreak/>
+        <w:t xml:space="preserve">#   </w:t>
+      </w:r>
       <w:proofErr w:type="gramStart"/>
       <w:r>
         <w:rPr>
@@ -3709,14 +5360,28 @@
         <w:rPr>
           <w:rFonts w:ascii="Consolas" w:hAnsi="Consolas"/>
         </w:rPr>
-        <w:t># data3 &lt;- bind_</w:t>
-      </w:r>
-      <w:proofErr w:type="gramStart"/>
-      <w:r>
-        <w:rPr>
-          <w:rFonts w:ascii="Consolas" w:hAnsi="Consolas"/>
-        </w:rPr>
-        <w:t>rows(</w:t>
+        <w:t xml:space="preserve"># data3 &lt;- </w:t>
+      </w:r>
+      <w:proofErr w:type="spellStart"/>
+      <w:r>
+        <w:rPr>
+          <w:rFonts w:ascii="Consolas" w:hAnsi="Consolas"/>
+        </w:rPr>
+        <w:t>bind_</w:t>
+      </w:r>
+      <w:proofErr w:type="gramStart"/>
+      <w:r>
+        <w:rPr>
+          <w:rFonts w:ascii="Consolas" w:hAnsi="Consolas"/>
+        </w:rPr>
+        <w:t>rows</w:t>
+      </w:r>
+      <w:proofErr w:type="spellEnd"/>
+      <w:r>
+        <w:rPr>
+          <w:rFonts w:ascii="Consolas" w:hAnsi="Consolas"/>
+        </w:rPr>
+        <w:t>(</w:t>
       </w:r>
       <w:proofErr w:type="gramEnd"/>
       <w:r>
@@ -3773,12 +5438,20 @@
         </w:rPr>
         <w:t xml:space="preserve"># </w:t>
       </w:r>
-      <w:proofErr w:type="gramStart"/>
-      <w:r>
-        <w:rPr>
-          <w:rFonts w:ascii="Consolas" w:hAnsi="Consolas"/>
-        </w:rPr>
-        <w:t>ggplot(</w:t>
+      <w:proofErr w:type="spellStart"/>
+      <w:proofErr w:type="gramStart"/>
+      <w:r>
+        <w:rPr>
+          <w:rFonts w:ascii="Consolas" w:hAnsi="Consolas"/>
+        </w:rPr>
+        <w:t>ggplot</w:t>
+      </w:r>
+      <w:proofErr w:type="spellEnd"/>
+      <w:r>
+        <w:rPr>
+          <w:rFonts w:ascii="Consolas" w:hAnsi="Consolas"/>
+        </w:rPr>
+        <w:t>(</w:t>
       </w:r>
       <w:proofErr w:type="gramEnd"/>
       <w:r>
@@ -3815,62 +5488,146 @@
         <w:rPr>
           <w:rFonts w:ascii="Consolas" w:hAnsi="Consolas"/>
         </w:rPr>
-        <w:t>data = data3, aes(x = value, y = age, fill = year))+</w:t>
-      </w:r>
-    </w:p>
-    <w:p>
-      <w:pPr>
-        <w:tabs>
-          <w:tab w:val="left" w:pos="3579"/>
-        </w:tabs>
-        <w:rPr>
-          <w:rFonts w:ascii="Consolas" w:hAnsi="Consolas"/>
-        </w:rPr>
-      </w:pPr>
-      <w:r>
-        <w:rPr>
-          <w:rFonts w:ascii="Consolas" w:hAnsi="Consolas"/>
-        </w:rPr>
-        <w:t>#   geom_polygon(data = data3, aes(x = value, y = age, group = interaction(sex, rev(year)), fill = year), position = position_identity())+</w:t>
-      </w:r>
-    </w:p>
-    <w:p>
-      <w:pPr>
-        <w:tabs>
-          <w:tab w:val="left" w:pos="3579"/>
-        </w:tabs>
-        <w:rPr>
-          <w:rFonts w:ascii="Consolas" w:hAnsi="Consolas"/>
-        </w:rPr>
-      </w:pPr>
-      <w:r>
-        <w:rPr>
-          <w:rFonts w:ascii="Consolas" w:hAnsi="Consolas"/>
-        </w:rPr>
-        <w:t>#   #geom_path(data = data3, aes(x = value, y = age, group = interaction(sex, year)), color = "grey")+</w:t>
-      </w:r>
-    </w:p>
-    <w:p>
-      <w:pPr>
-        <w:tabs>
-          <w:tab w:val="left" w:pos="3579"/>
-        </w:tabs>
-        <w:rPr>
-          <w:rFonts w:ascii="Consolas" w:hAnsi="Consolas"/>
-        </w:rPr>
-      </w:pPr>
-      <w:r>
-        <w:rPr>
-          <w:rFonts w:ascii="Consolas" w:hAnsi="Consolas"/>
-        </w:rPr>
-        <w:t>#   theme_</w:t>
-      </w:r>
-      <w:proofErr w:type="gramStart"/>
-      <w:r>
-        <w:rPr>
-          <w:rFonts w:ascii="Consolas" w:hAnsi="Consolas"/>
-        </w:rPr>
-        <w:t>classic(</w:t>
+        <w:t xml:space="preserve">data = data3, </w:t>
+      </w:r>
+      <w:proofErr w:type="spellStart"/>
+      <w:r>
+        <w:rPr>
+          <w:rFonts w:ascii="Consolas" w:hAnsi="Consolas"/>
+        </w:rPr>
+        <w:t>aes</w:t>
+      </w:r>
+      <w:proofErr w:type="spellEnd"/>
+      <w:r>
+        <w:rPr>
+          <w:rFonts w:ascii="Consolas" w:hAnsi="Consolas"/>
+        </w:rPr>
+        <w:t>(x = value, y = age, fill = year))+</w:t>
+      </w:r>
+    </w:p>
+    <w:p>
+      <w:pPr>
+        <w:tabs>
+          <w:tab w:val="left" w:pos="3579"/>
+        </w:tabs>
+        <w:rPr>
+          <w:rFonts w:ascii="Consolas" w:hAnsi="Consolas"/>
+        </w:rPr>
+      </w:pPr>
+      <w:r>
+        <w:rPr>
+          <w:rFonts w:ascii="Consolas" w:hAnsi="Consolas"/>
+        </w:rPr>
+        <w:t xml:space="preserve">#   </w:t>
+      </w:r>
+      <w:proofErr w:type="spellStart"/>
+      <w:r>
+        <w:rPr>
+          <w:rFonts w:ascii="Consolas" w:hAnsi="Consolas"/>
+        </w:rPr>
+        <w:t>geom_polygon</w:t>
+      </w:r>
+      <w:proofErr w:type="spellEnd"/>
+      <w:r>
+        <w:rPr>
+          <w:rFonts w:ascii="Consolas" w:hAnsi="Consolas"/>
+        </w:rPr>
+        <w:t xml:space="preserve">(data = data3, </w:t>
+      </w:r>
+      <w:proofErr w:type="spellStart"/>
+      <w:r>
+        <w:rPr>
+          <w:rFonts w:ascii="Consolas" w:hAnsi="Consolas"/>
+        </w:rPr>
+        <w:t>aes</w:t>
+      </w:r>
+      <w:proofErr w:type="spellEnd"/>
+      <w:r>
+        <w:rPr>
+          <w:rFonts w:ascii="Consolas" w:hAnsi="Consolas"/>
+        </w:rPr>
+        <w:t xml:space="preserve">(x = value, y = age, group = interaction(sex, rev(year)), fill = year), position = </w:t>
+      </w:r>
+      <w:proofErr w:type="spellStart"/>
+      <w:r>
+        <w:rPr>
+          <w:rFonts w:ascii="Consolas" w:hAnsi="Consolas"/>
+        </w:rPr>
+        <w:t>position_identity</w:t>
+      </w:r>
+      <w:proofErr w:type="spellEnd"/>
+      <w:r>
+        <w:rPr>
+          <w:rFonts w:ascii="Consolas" w:hAnsi="Consolas"/>
+        </w:rPr>
+        <w:t>())+</w:t>
+      </w:r>
+    </w:p>
+    <w:p>
+      <w:pPr>
+        <w:tabs>
+          <w:tab w:val="left" w:pos="3579"/>
+        </w:tabs>
+        <w:rPr>
+          <w:rFonts w:ascii="Consolas" w:hAnsi="Consolas"/>
+        </w:rPr>
+      </w:pPr>
+      <w:r>
+        <w:rPr>
+          <w:rFonts w:ascii="Consolas" w:hAnsi="Consolas"/>
+        </w:rPr>
+        <w:t xml:space="preserve">#   #geom_path(data = data3, </w:t>
+      </w:r>
+      <w:proofErr w:type="spellStart"/>
+      <w:r>
+        <w:rPr>
+          <w:rFonts w:ascii="Consolas" w:hAnsi="Consolas"/>
+        </w:rPr>
+        <w:t>aes</w:t>
+      </w:r>
+      <w:proofErr w:type="spellEnd"/>
+      <w:r>
+        <w:rPr>
+          <w:rFonts w:ascii="Consolas" w:hAnsi="Consolas"/>
+        </w:rPr>
+        <w:t>(x = value, y = age, group = interaction(sex, year)), color = "grey")+</w:t>
+      </w:r>
+    </w:p>
+    <w:p>
+      <w:pPr>
+        <w:tabs>
+          <w:tab w:val="left" w:pos="3579"/>
+        </w:tabs>
+        <w:rPr>
+          <w:rFonts w:ascii="Consolas" w:hAnsi="Consolas"/>
+        </w:rPr>
+      </w:pPr>
+      <w:r>
+        <w:rPr>
+          <w:rFonts w:ascii="Consolas" w:hAnsi="Consolas"/>
+        </w:rPr>
+        <w:t xml:space="preserve">#   </w:t>
+      </w:r>
+      <w:proofErr w:type="spellStart"/>
+      <w:r>
+        <w:rPr>
+          <w:rFonts w:ascii="Consolas" w:hAnsi="Consolas"/>
+        </w:rPr>
+        <w:t>theme_</w:t>
+      </w:r>
+      <w:proofErr w:type="gramStart"/>
+      <w:r>
+        <w:rPr>
+          <w:rFonts w:ascii="Consolas" w:hAnsi="Consolas"/>
+        </w:rPr>
+        <w:t>classic</w:t>
+      </w:r>
+      <w:proofErr w:type="spellEnd"/>
+      <w:r>
+        <w:rPr>
+          <w:rFonts w:ascii="Consolas" w:hAnsi="Consolas"/>
+        </w:rPr>
+        <w:t>(</w:t>
       </w:r>
       <w:proofErr w:type="gramEnd"/>
       <w:r>
@@ -3909,7 +5666,21 @@
         <w:rPr>
           <w:rFonts w:ascii="Consolas" w:hAnsi="Consolas"/>
         </w:rPr>
-        <w:t># ggplot(data</w:t>
+        <w:t xml:space="preserve"># </w:t>
+      </w:r>
+      <w:proofErr w:type="spellStart"/>
+      <w:r>
+        <w:rPr>
+          <w:rFonts w:ascii="Consolas" w:hAnsi="Consolas"/>
+        </w:rPr>
+        <w:t>ggplot</w:t>
+      </w:r>
+      <w:proofErr w:type="spellEnd"/>
+      <w:r>
+        <w:rPr>
+          <w:rFonts w:ascii="Consolas" w:hAnsi="Consolas"/>
+        </w:rPr>
+        <w:t>(data</w:t>
       </w:r>
       <w:proofErr w:type="gramStart"/>
       <w:r>
@@ -3949,30 +5720,72 @@
         <w:rPr>
           <w:rFonts w:ascii="Consolas" w:hAnsi="Consolas"/>
         </w:rPr>
-        <w:t>#   geom_path(aes(x = value, y = age, group = interaction(sex, year), color = year))+</w:t>
-      </w:r>
-    </w:p>
-    <w:p>
-      <w:pPr>
-        <w:tabs>
-          <w:tab w:val="left" w:pos="3579"/>
-        </w:tabs>
-        <w:rPr>
-          <w:rFonts w:ascii="Consolas" w:hAnsi="Consolas"/>
-        </w:rPr>
-      </w:pPr>
-      <w:r>
-        <w:rPr>
-          <w:rFonts w:ascii="Consolas" w:hAnsi="Consolas"/>
-        </w:rPr>
-        <w:t>#   scale_color_viridis_</w:t>
-      </w:r>
-      <w:proofErr w:type="gramStart"/>
-      <w:r>
-        <w:rPr>
-          <w:rFonts w:ascii="Consolas" w:hAnsi="Consolas"/>
-        </w:rPr>
-        <w:t>c(</w:t>
+        <w:t xml:space="preserve">#   </w:t>
+      </w:r>
+      <w:proofErr w:type="spellStart"/>
+      <w:r>
+        <w:rPr>
+          <w:rFonts w:ascii="Consolas" w:hAnsi="Consolas"/>
+        </w:rPr>
+        <w:t>geom_path</w:t>
+      </w:r>
+      <w:proofErr w:type="spellEnd"/>
+      <w:r>
+        <w:rPr>
+          <w:rFonts w:ascii="Consolas" w:hAnsi="Consolas"/>
+        </w:rPr>
+        <w:t>(</w:t>
+      </w:r>
+      <w:proofErr w:type="spellStart"/>
+      <w:r>
+        <w:rPr>
+          <w:rFonts w:ascii="Consolas" w:hAnsi="Consolas"/>
+        </w:rPr>
+        <w:t>aes</w:t>
+      </w:r>
+      <w:proofErr w:type="spellEnd"/>
+      <w:r>
+        <w:rPr>
+          <w:rFonts w:ascii="Consolas" w:hAnsi="Consolas"/>
+        </w:rPr>
+        <w:t>(x = value, y = age, group = interaction(sex, year), color = year))+</w:t>
+      </w:r>
+    </w:p>
+    <w:p>
+      <w:pPr>
+        <w:tabs>
+          <w:tab w:val="left" w:pos="3579"/>
+        </w:tabs>
+        <w:rPr>
+          <w:rFonts w:ascii="Consolas" w:hAnsi="Consolas"/>
+        </w:rPr>
+      </w:pPr>
+      <w:r>
+        <w:rPr>
+          <w:rFonts w:ascii="Consolas" w:hAnsi="Consolas"/>
+        </w:rPr>
+        <w:t xml:space="preserve">#   </w:t>
+      </w:r>
+      <w:proofErr w:type="spellStart"/>
+      <w:r>
+        <w:rPr>
+          <w:rFonts w:ascii="Consolas" w:hAnsi="Consolas"/>
+        </w:rPr>
+        <w:t>scale_color_viridis_</w:t>
+      </w:r>
+      <w:proofErr w:type="gramStart"/>
+      <w:r>
+        <w:rPr>
+          <w:rFonts w:ascii="Consolas" w:hAnsi="Consolas"/>
+        </w:rPr>
+        <w:t>c</w:t>
+      </w:r>
+      <w:proofErr w:type="spellEnd"/>
+      <w:r>
+        <w:rPr>
+          <w:rFonts w:ascii="Consolas" w:hAnsi="Consolas"/>
+        </w:rPr>
+        <w:t>(</w:t>
       </w:r>
       <w:proofErr w:type="gramEnd"/>
       <w:r>
@@ -3995,14 +5808,28 @@
         <w:rPr>
           <w:rFonts w:ascii="Consolas" w:hAnsi="Consolas"/>
         </w:rPr>
-        <w:t>#   theme_</w:t>
-      </w:r>
-      <w:proofErr w:type="gramStart"/>
-      <w:r>
-        <w:rPr>
-          <w:rFonts w:ascii="Consolas" w:hAnsi="Consolas"/>
-        </w:rPr>
-        <w:t>classic(</w:t>
+        <w:t xml:space="preserve">#   </w:t>
+      </w:r>
+      <w:proofErr w:type="spellStart"/>
+      <w:r>
+        <w:rPr>
+          <w:rFonts w:ascii="Consolas" w:hAnsi="Consolas"/>
+        </w:rPr>
+        <w:t>theme_</w:t>
+      </w:r>
+      <w:proofErr w:type="gramStart"/>
+      <w:r>
+        <w:rPr>
+          <w:rFonts w:ascii="Consolas" w:hAnsi="Consolas"/>
+        </w:rPr>
+        <w:t>classic</w:t>
+      </w:r>
+      <w:proofErr w:type="spellEnd"/>
+      <w:r>
+        <w:rPr>
+          <w:rFonts w:ascii="Consolas" w:hAnsi="Consolas"/>
+        </w:rPr>
+        <w:t>(</w:t>
       </w:r>
       <w:proofErr w:type="gramEnd"/>
       <w:r>
